--- a/plugins/vet-assessment/skills/assessment/assets/templates/MVC_Assessment_Template_Combined_PE_KE_v2.2.docx
+++ b/plugins/vet-assessment/skills/assessment/assets/templates/MVC_Assessment_Template_Combined_PE_KE_v2.2.docx
@@ -4,7 +4,8 @@
   <w:body>
     <w:p>
       <w:pPr>
-        <w:spacing w:before="120" w:after="200"/>
+        <w:keepNext/>
+        <w:spacing w:before="60" w:after="120"/>
         <w:jc w:val="center"/>
       </w:pPr>
       <w:bookmarkStart w:id="0" w:name="_GoBack"/>
@@ -41,6 +42,10 @@
         <w:gridCol w:w="9638"/>
       </w:tblGrid>
       <w:tr>
+        <w:trPr>
+          <w:cantSplit/>
+          <w:trHeight w:val="300"/>
+        </w:trPr>
         <w:tc>
           <w:tcPr>
             <w:tcW w:w="9638" w:type="dxa"/>
@@ -59,11 +64,16 @@
             </w:tcMar>
           </w:tcPr>
           <w:p>
+            <w:pPr>
+              <w:spacing w:before="20" w:after="20"/>
+            </w:pPr>
             <w:r>
               <w:rPr>
                 <w:b/>
                 <w:bCs/>
                 <w:color w:val="FFFFFF"/>
+                <w:sz w:val="18"/>
+                <w:szCs w:val="18"/>
               </w:rPr>
               <w:t>RTO — Golden Wattle Group Pty Ltd T/A Meridian Vocational College (MVC)</w:t>
             </w:r>
@@ -71,7 +81,12 @@
         </w:tc>
       </w:tr>
     </w:tbl>
-    <w:p/>
+    <w:p>
+      <w:pPr>
+        <w:keepNext/>
+        <w:spacing w:before="40"/>
+      </w:pPr>
+    </w:p>
     <w:tbl>
       <w:tblPr>
         <w:tblW w:w="9638" w:type="dxa"/>
@@ -96,6 +111,10 @@
         <w:gridCol w:w="1819"/>
       </w:tblGrid>
       <w:tr>
+        <w:trPr>
+          <w:cantSplit/>
+          <w:trHeight w:val="300"/>
+        </w:trPr>
         <w:tc>
           <w:tcPr>
             <w:tcW w:w="3000" w:type="dxa"/>
@@ -115,13 +134,16 @@
             <w:vAlign w:val="center"/>
           </w:tcPr>
           <w:p>
+            <w:pPr>
+              <w:spacing w:before="20" w:after="20"/>
+            </w:pPr>
             <w:r>
               <w:rPr>
                 <w:b/>
                 <w:bCs/>
                 <w:color w:val="234B8C"/>
-                <w:sz w:val="19"/>
-                <w:szCs w:val="19"/>
+                <w:sz w:val="18"/>
+                <w:szCs w:val="18"/>
               </w:rPr>
               <w:t>Student Name:</w:t>
             </w:r>
@@ -144,10 +166,18 @@
               <w:right w:w="120" w:type="dxa"/>
             </w:tcMar>
           </w:tcPr>
-          <w:p/>
+          <w:p>
+            <w:pPr>
+              <w:spacing w:before="20" w:after="20"/>
+            </w:pPr>
+          </w:p>
         </w:tc>
       </w:tr>
       <w:tr>
+        <w:trPr>
+          <w:cantSplit/>
+          <w:trHeight w:val="300"/>
+        </w:trPr>
         <w:tc>
           <w:tcPr>
             <w:tcW w:w="3000" w:type="dxa"/>
@@ -167,13 +197,16 @@
             <w:vAlign w:val="center"/>
           </w:tcPr>
           <w:p>
+            <w:pPr>
+              <w:spacing w:before="20" w:after="20"/>
+            </w:pPr>
             <w:r>
               <w:rPr>
                 <w:b/>
                 <w:bCs/>
                 <w:color w:val="234B8C"/>
-                <w:sz w:val="19"/>
-                <w:szCs w:val="19"/>
+                <w:sz w:val="18"/>
+                <w:szCs w:val="18"/>
               </w:rPr>
               <w:t>Student MVC ID:</w:t>
             </w:r>
@@ -195,7 +228,11 @@
               <w:right w:w="120" w:type="dxa"/>
             </w:tcMar>
           </w:tcPr>
-          <w:p/>
+          <w:p>
+            <w:pPr>
+              <w:spacing w:before="20" w:after="20"/>
+            </w:pPr>
+          </w:p>
         </w:tc>
         <w:tc>
           <w:tcPr>
@@ -216,13 +253,16 @@
             <w:vAlign w:val="center"/>
           </w:tcPr>
           <w:p>
+            <w:pPr>
+              <w:spacing w:before="20" w:after="20"/>
+            </w:pPr>
             <w:r>
               <w:rPr>
                 <w:b/>
                 <w:bCs/>
                 <w:color w:val="234B8C"/>
-                <w:sz w:val="19"/>
-                <w:szCs w:val="19"/>
+                <w:sz w:val="18"/>
+                <w:szCs w:val="18"/>
               </w:rPr>
               <w:t>Due Date:</w:t>
             </w:r>
@@ -244,10 +284,18 @@
               <w:right w:w="120" w:type="dxa"/>
             </w:tcMar>
           </w:tcPr>
-          <w:p/>
+          <w:p>
+            <w:pPr>
+              <w:spacing w:before="20" w:after="20"/>
+            </w:pPr>
+          </w:p>
         </w:tc>
       </w:tr>
       <w:tr>
+        <w:trPr>
+          <w:cantSplit/>
+          <w:trHeight w:val="300"/>
+        </w:trPr>
         <w:tc>
           <w:tcPr>
             <w:tcW w:w="3000" w:type="dxa"/>
@@ -267,13 +315,16 @@
             <w:vAlign w:val="center"/>
           </w:tcPr>
           <w:p>
+            <w:pPr>
+              <w:spacing w:before="20" w:after="20"/>
+            </w:pPr>
             <w:r>
               <w:rPr>
                 <w:b/>
                 <w:bCs/>
                 <w:color w:val="234B8C"/>
-                <w:sz w:val="19"/>
-                <w:szCs w:val="19"/>
+                <w:sz w:val="18"/>
+                <w:szCs w:val="18"/>
               </w:rPr>
               <w:t>Qualification:</w:t>
             </w:r>
@@ -296,10 +347,18 @@
               <w:right w:w="120" w:type="dxa"/>
             </w:tcMar>
           </w:tcPr>
-          <w:p/>
+          <w:p>
+            <w:pPr>
+              <w:spacing w:before="20" w:after="20"/>
+            </w:pPr>
+          </w:p>
         </w:tc>
       </w:tr>
       <w:tr>
+        <w:trPr>
+          <w:cantSplit/>
+          <w:trHeight w:val="300"/>
+        </w:trPr>
         <w:tc>
           <w:tcPr>
             <w:tcW w:w="3000" w:type="dxa"/>
@@ -319,13 +378,16 @@
             <w:vAlign w:val="center"/>
           </w:tcPr>
           <w:p>
+            <w:pPr>
+              <w:spacing w:before="20" w:after="20"/>
+            </w:pPr>
             <w:r>
               <w:rPr>
                 <w:b/>
                 <w:bCs/>
                 <w:color w:val="234B8C"/>
-                <w:sz w:val="19"/>
-                <w:szCs w:val="19"/>
+                <w:sz w:val="18"/>
+                <w:szCs w:val="18"/>
               </w:rPr>
               <w:t>Trainer / Assessor:</w:t>
             </w:r>
@@ -348,10 +410,18 @@
               <w:right w:w="120" w:type="dxa"/>
             </w:tcMar>
           </w:tcPr>
-          <w:p/>
+          <w:p>
+            <w:pPr>
+              <w:spacing w:before="20" w:after="20"/>
+            </w:pPr>
+          </w:p>
         </w:tc>
       </w:tr>
       <w:tr>
+        <w:trPr>
+          <w:cantSplit/>
+          <w:trHeight w:val="300"/>
+        </w:trPr>
         <w:tc>
           <w:tcPr>
             <w:tcW w:w="3000" w:type="dxa"/>
@@ -371,13 +441,16 @@
             <w:vAlign w:val="center"/>
           </w:tcPr>
           <w:p>
+            <w:pPr>
+              <w:spacing w:before="20" w:after="20"/>
+            </w:pPr>
             <w:r>
               <w:rPr>
                 <w:b/>
                 <w:bCs/>
                 <w:color w:val="234B8C"/>
-                <w:sz w:val="19"/>
-                <w:szCs w:val="19"/>
+                <w:sz w:val="18"/>
+                <w:szCs w:val="18"/>
               </w:rPr>
               <w:t>Unit Code &amp; Name:</w:t>
             </w:r>
@@ -400,10 +473,18 @@
               <w:right w:w="120" w:type="dxa"/>
             </w:tcMar>
           </w:tcPr>
-          <w:p/>
+          <w:p>
+            <w:pPr>
+              <w:spacing w:before="20" w:after="20"/>
+            </w:pPr>
+          </w:p>
         </w:tc>
       </w:tr>
       <w:tr>
+        <w:trPr>
+          <w:cantSplit/>
+          <w:trHeight w:val="300"/>
+        </w:trPr>
         <w:tc>
           <w:tcPr>
             <w:tcW w:w="3000" w:type="dxa"/>
@@ -423,13 +504,16 @@
             <w:vAlign w:val="center"/>
           </w:tcPr>
           <w:p>
+            <w:pPr>
+              <w:spacing w:before="20" w:after="20"/>
+            </w:pPr>
             <w:r>
               <w:rPr>
                 <w:b/>
                 <w:bCs/>
                 <w:color w:val="234B8C"/>
-                <w:sz w:val="19"/>
-                <w:szCs w:val="19"/>
+                <w:sz w:val="18"/>
+                <w:szCs w:val="18"/>
               </w:rPr>
               <w:t>Assessment type:</w:t>
             </w:r>
@@ -452,6 +536,9 @@
             </w:tcMar>
           </w:tcPr>
           <w:p>
+            <w:pPr>
+              <w:spacing w:before="20" w:after="20"/>
+            </w:pPr>
             <w:r>
               <w:rPr>
                 <w:sz w:val="18"/>
@@ -478,6 +565,9 @@
             </w:tcMar>
           </w:tcPr>
           <w:p>
+            <w:pPr>
+              <w:spacing w:before="20" w:after="20"/>
+            </w:pPr>
             <w:r>
               <w:rPr>
                 <w:sz w:val="18"/>
@@ -504,6 +594,9 @@
             </w:tcMar>
           </w:tcPr>
           <w:p>
+            <w:pPr>
+              <w:spacing w:before="20" w:after="20"/>
+            </w:pPr>
             <w:r>
               <w:rPr>
                 <w:sz w:val="18"/>
@@ -517,175 +610,210 @@
     </w:tbl>
     <w:p>
       <w:pPr>
-        <w:spacing w:before="200" w:after="40"/>
+        <w:keepNext/>
+        <w:spacing w:before="120" w:after="20"/>
       </w:pPr>
       <w:r>
         <w:rPr>
           <w:b/>
           <w:bCs/>
           <w:color w:val="2F60B4"/>
+          <w:sz w:val="19"/>
+          <w:szCs w:val="19"/>
         </w:rPr>
         <w:t>Assessment</w:t>
       </w:r>
     </w:p>
     <w:p>
       <w:pPr>
+        <w:keepNext/>
+        <w:spacing w:after="40" w:line="216" w:lineRule="auto"/>
         <w:jc w:val="both"/>
       </w:pPr>
       <w:r>
         <w:rPr>
-          <w:sz w:val="18"/>
-          <w:szCs w:val="18"/>
+          <w:sz w:val="17"/>
+          <w:szCs w:val="17"/>
         </w:rPr>
         <w:t>It is your responsibility to keep a second copy of your assignment. MVC does not take responsibility for lost or stolen assignments. MVC reserves the right to request a copy of your original assignment at any time after you have submitted your assessment. Submit all your work together with this cover sheet to reception.</w:t>
       </w:r>
     </w:p>
     <w:p>
       <w:pPr>
-        <w:spacing w:before="200" w:after="40"/>
+        <w:keepNext/>
+        <w:spacing w:before="120" w:after="20"/>
       </w:pPr>
       <w:r>
         <w:rPr>
           <w:b/>
           <w:bCs/>
           <w:color w:val="2F60B4"/>
+          <w:sz w:val="19"/>
+          <w:szCs w:val="19"/>
         </w:rPr>
         <w:t>Late Submission</w:t>
       </w:r>
     </w:p>
     <w:p>
       <w:pPr>
+        <w:keepNext/>
+        <w:spacing w:after="40" w:line="216" w:lineRule="auto"/>
         <w:jc w:val="both"/>
       </w:pPr>
       <w:r>
         <w:rPr>
-          <w:sz w:val="18"/>
-          <w:szCs w:val="18"/>
+          <w:sz w:val="17"/>
+          <w:szCs w:val="17"/>
         </w:rPr>
         <w:t>If assignments are not submitted by the due date a ‘Not Yet Satisfactory’ will be marked in your record and a resit fee may occur. All assignment work is due back to the college within 14 days of receipt unless agreed in writing from your assessor (or a due date on this sheet). If work is not submitted by 14 days of receiving it, you may be deemed ‘NYS’ and may have to apply for a re-sit or, if the course enrolment is finished, then re-enrol in the college and course.</w:t>
       </w:r>
     </w:p>
     <w:p>
       <w:pPr>
-        <w:spacing w:before="200" w:after="40"/>
+        <w:keepNext/>
+        <w:spacing w:before="120" w:after="20"/>
       </w:pPr>
       <w:r>
         <w:rPr>
           <w:b/>
           <w:bCs/>
           <w:color w:val="2F60B4"/>
+          <w:sz w:val="19"/>
+          <w:szCs w:val="19"/>
         </w:rPr>
         <w:t>Re-sits</w:t>
       </w:r>
     </w:p>
     <w:p>
       <w:pPr>
+        <w:keepNext/>
+        <w:spacing w:after="40" w:line="216" w:lineRule="auto"/>
         <w:jc w:val="both"/>
       </w:pPr>
       <w:r>
         <w:rPr>
-          <w:sz w:val="18"/>
-          <w:szCs w:val="18"/>
+          <w:sz w:val="17"/>
+          <w:szCs w:val="17"/>
         </w:rPr>
         <w:t>Students required to re-sit for the same theory assessment may be charged $150 for each assessment. Students required to re-sit for the same practical assessment may be charged $200 for each assessment. All re-sits offered unless formally declined will be deemed as a re-sit and resulted even if you do not attend this re-sit.</w:t>
       </w:r>
     </w:p>
     <w:p>
       <w:pPr>
+        <w:keepNext/>
+        <w:spacing w:after="40" w:line="216" w:lineRule="auto"/>
         <w:jc w:val="both"/>
       </w:pPr>
       <w:r>
         <w:rPr>
-          <w:sz w:val="18"/>
-          <w:szCs w:val="18"/>
+          <w:sz w:val="17"/>
+          <w:szCs w:val="17"/>
         </w:rPr>
         <w:t>Results will not be issued to you until you clear all your outstanding fees including re-sit fees. If you have not successfully passed an assessment after three attempts (first attempt plus two re-sits), or if the course enrolment is finished, then re-enrol in the college and course and you must re-sit the entire unit. Re-sitting a unit incurs normal enrolment fees.</w:t>
       </w:r>
     </w:p>
     <w:p>
       <w:pPr>
-        <w:spacing w:before="200" w:after="40"/>
+        <w:keepNext/>
+        <w:spacing w:before="120" w:after="20"/>
       </w:pPr>
       <w:r>
         <w:rPr>
           <w:b/>
           <w:bCs/>
           <w:color w:val="2F60B4"/>
+          <w:sz w:val="19"/>
+          <w:szCs w:val="19"/>
         </w:rPr>
         <w:t>Plagiarism</w:t>
       </w:r>
     </w:p>
     <w:p>
       <w:pPr>
+        <w:keepNext/>
+        <w:spacing w:after="40" w:line="216" w:lineRule="auto"/>
         <w:jc w:val="both"/>
       </w:pPr>
       <w:r>
         <w:rPr>
-          <w:sz w:val="18"/>
-          <w:szCs w:val="18"/>
+          <w:sz w:val="17"/>
+          <w:szCs w:val="17"/>
         </w:rPr>
         <w:t>Deliberate collusion or plagiarism is regarded as a breach of the college’s policy and will result in an ‘NYS’ being recorded for the work submitted. The assessor must collect the assignment from you and any other student involved in the offence. All material will be forwarded to the Student Support Officer and the involved parties will be invited to a hearing. Disciplinary action may be taken and repeat offenders may have their enrolment at MVC cancelled.</w:t>
       </w:r>
     </w:p>
     <w:p>
       <w:pPr>
-        <w:spacing w:before="200" w:after="40"/>
+        <w:keepNext/>
+        <w:spacing w:before="120" w:after="20"/>
       </w:pPr>
       <w:r>
         <w:rPr>
           <w:b/>
           <w:bCs/>
           <w:color w:val="2F60B4"/>
+          <w:sz w:val="19"/>
+          <w:szCs w:val="19"/>
         </w:rPr>
         <w:t>Results</w:t>
       </w:r>
     </w:p>
     <w:p>
       <w:pPr>
+        <w:keepNext/>
+        <w:spacing w:after="40" w:line="216" w:lineRule="auto"/>
         <w:jc w:val="both"/>
       </w:pPr>
       <w:r>
         <w:rPr>
-          <w:sz w:val="18"/>
-          <w:szCs w:val="18"/>
+          <w:sz w:val="17"/>
+          <w:szCs w:val="17"/>
         </w:rPr>
         <w:t>You will receive your results within 14 days of the assessment date.</w:t>
       </w:r>
     </w:p>
     <w:p>
       <w:pPr>
-        <w:spacing w:before="200" w:after="40"/>
+        <w:keepNext/>
+        <w:spacing w:before="120" w:after="20"/>
       </w:pPr>
       <w:r>
         <w:rPr>
           <w:b/>
           <w:bCs/>
           <w:color w:val="2F60B4"/>
+          <w:sz w:val="19"/>
+          <w:szCs w:val="19"/>
         </w:rPr>
         <w:t>Appeals</w:t>
       </w:r>
     </w:p>
     <w:p>
       <w:pPr>
+        <w:keepNext/>
+        <w:spacing w:after="40" w:line="216" w:lineRule="auto"/>
         <w:jc w:val="both"/>
       </w:pPr>
       <w:r>
         <w:rPr>
-          <w:sz w:val="18"/>
-          <w:szCs w:val="18"/>
+          <w:sz w:val="17"/>
+          <w:szCs w:val="17"/>
         </w:rPr>
         <w:t>If you are dissatisfied with the way you have been assessed or with your result, you can communicate this to your trainer or contact the Student Support Officer within 20 working days of receiving your result. The Student Support Officer will inform you about your rights to appeal and your entitlements in the appeal process.</w:t>
       </w:r>
     </w:p>
     <w:p>
       <w:pPr>
-        <w:spacing w:before="200" w:after="40"/>
+        <w:keepNext/>
+        <w:spacing w:before="120" w:after="20"/>
       </w:pPr>
       <w:r>
         <w:rPr>
           <w:b/>
           <w:bCs/>
           <w:color w:val="2F60B4"/>
+          <w:sz w:val="19"/>
+          <w:szCs w:val="19"/>
         </w:rPr>
         <w:t>Please confirm:</w:t>
       </w:r>
@@ -693,16 +821,17 @@
     <w:p>
       <w:pPr>
         <w:pStyle w:val="ListParagraph"/>
+        <w:keepNext/>
         <w:numPr>
           <w:ilvl w:val="0"/>
           <w:numId w:val="2"/>
         </w:numPr>
-        <w:spacing w:after="20"/>
+        <w:spacing w:after="40" w:line="216" w:lineRule="auto"/>
       </w:pPr>
       <w:r>
         <w:rPr>
-          <w:sz w:val="18"/>
-          <w:szCs w:val="18"/>
+          <w:sz w:val="17"/>
+          <w:szCs w:val="17"/>
         </w:rPr>
         <w:t>I have read, understood and accept the conditions for this assessment, above and overleaf.</w:t>
       </w:r>
@@ -710,16 +839,17 @@
     <w:p>
       <w:pPr>
         <w:pStyle w:val="ListParagraph"/>
+        <w:keepNext/>
         <w:numPr>
           <w:ilvl w:val="0"/>
           <w:numId w:val="2"/>
         </w:numPr>
-        <w:spacing w:after="20"/>
+        <w:spacing w:after="40" w:line="216" w:lineRule="auto"/>
       </w:pPr>
       <w:r>
         <w:rPr>
-          <w:sz w:val="18"/>
-          <w:szCs w:val="18"/>
+          <w:sz w:val="17"/>
+          <w:szCs w:val="17"/>
         </w:rPr>
         <w:t>I hereby declare that all the work performed for this assessment is my own work.</w:t>
       </w:r>
@@ -727,23 +857,25 @@
     <w:p>
       <w:pPr>
         <w:pStyle w:val="ListParagraph"/>
+        <w:keepNext/>
         <w:numPr>
           <w:ilvl w:val="0"/>
           <w:numId w:val="2"/>
         </w:numPr>
-        <w:spacing w:after="20"/>
+        <w:spacing w:after="40" w:line="216" w:lineRule="auto"/>
       </w:pPr>
       <w:r>
         <w:rPr>
-          <w:sz w:val="18"/>
-          <w:szCs w:val="18"/>
+          <w:sz w:val="17"/>
+          <w:szCs w:val="17"/>
         </w:rPr>
         <w:t>I understand that my work will be kept by MVC for their records and audit purposes, and I have kept a copy.</w:t>
       </w:r>
     </w:p>
     <w:p>
       <w:pPr>
-        <w:spacing w:before="160"/>
+        <w:keepNext/>
+        <w:spacing w:before="40"/>
       </w:pPr>
     </w:p>
     <w:tbl>
@@ -770,6 +902,10 @@
         <w:gridCol w:w="1600"/>
       </w:tblGrid>
       <w:tr>
+        <w:trPr>
+          <w:cantSplit/>
+          <w:trHeight w:val="300"/>
+        </w:trPr>
         <w:tc>
           <w:tcPr>
             <w:tcW w:w="2400" w:type="dxa"/>
@@ -789,13 +925,16 @@
             <w:vAlign w:val="center"/>
           </w:tcPr>
           <w:p>
+            <w:pPr>
+              <w:spacing w:before="20" w:after="20"/>
+            </w:pPr>
             <w:r>
               <w:rPr>
                 <w:b/>
                 <w:bCs/>
                 <w:color w:val="234B8C"/>
-                <w:sz w:val="19"/>
-                <w:szCs w:val="19"/>
+                <w:sz w:val="18"/>
+                <w:szCs w:val="18"/>
               </w:rPr>
               <w:t>Student Signature:</w:t>
             </w:r>
@@ -817,7 +956,11 @@
               <w:right w:w="120" w:type="dxa"/>
             </w:tcMar>
           </w:tcPr>
-          <w:p/>
+          <w:p>
+            <w:pPr>
+              <w:spacing w:before="20" w:after="20"/>
+            </w:pPr>
+          </w:p>
         </w:tc>
         <w:tc>
           <w:tcPr>
@@ -838,13 +981,16 @@
             <w:vAlign w:val="center"/>
           </w:tcPr>
           <w:p>
+            <w:pPr>
+              <w:spacing w:before="20" w:after="20"/>
+            </w:pPr>
             <w:r>
               <w:rPr>
                 <w:b/>
                 <w:bCs/>
                 <w:color w:val="234B8C"/>
-                <w:sz w:val="19"/>
-                <w:szCs w:val="19"/>
+                <w:sz w:val="18"/>
+                <w:szCs w:val="18"/>
               </w:rPr>
               <w:t>Date:</w:t>
             </w:r>
@@ -866,17 +1012,25 @@
               <w:right w:w="120" w:type="dxa"/>
             </w:tcMar>
           </w:tcPr>
-          <w:p/>
+          <w:p>
+            <w:pPr>
+              <w:spacing w:before="20" w:after="20"/>
+            </w:pPr>
+          </w:p>
         </w:tc>
       </w:tr>
     </w:tbl>
     <w:p>
       <w:pPr>
         <w:sectPr>
-          <w:headerReference w:type="default" r:id="rId7"/>
-          <w:footerReference w:type="default" r:id="rId8"/>
+          <w:headerReference w:type="even" r:id="rId7"/>
+          <w:headerReference w:type="default" r:id="rId8"/>
+          <w:footerReference w:type="even" r:id="rId9"/>
+          <w:footerReference w:type="default" r:id="rId10"/>
+          <w:headerReference w:type="first" r:id="rId11"/>
+          <w:footerReference w:type="first" r:id="rId12"/>
           <w:pgSz w:w="11906" w:h="16838"/>
-          <w:pgMar w:top="1300" w:right="1134" w:bottom="1300" w:left="1134" w:header="567" w:footer="567" w:gutter="0"/>
+          <w:pgMar w:top="1440" w:right="1134" w:bottom="1440" w:left="1134" w:header="708" w:footer="708" w:gutter="0"/>
           <w:cols w:space="720"/>
           <w:docGrid w:linePitch="360"/>
         </w:sectPr>
@@ -914,7 +1068,7 @@
                     </pic:cNvPicPr>
                   </pic:nvPicPr>
                   <pic:blipFill>
-                    <a:blip r:embed="rId9"/>
+                    <a:blip r:embed="rId13"/>
                     <a:srcRect/>
                     <a:stretch>
                       <a:fillRect/>
@@ -1094,16 +1248,32 @@
           <w:sz w:val="18"/>
           <w:szCs w:val="18"/>
         </w:rPr>
-        <w:t>0432 421 482     ·     Info@mvc.edu.au</w:t>
+        <w:t xml:space="preserve">0432 421 482     ·     </w:t>
+      </w:r>
+      <w:hyperlink r:id="rId14" w:history="1">
+        <w:r>
+          <w:rPr>
+            <w:rStyle w:val="Hyperlink"/>
+            <w:sz w:val="18"/>
+            <w:szCs w:val="18"/>
+          </w:rPr>
+          <w:t>Info@mvc.edu.au</w:t>
+        </w:r>
+      </w:hyperlink>
+      <w:r>
+        <w:rPr>
+          <w:color w:val="606060"/>
+          <w:sz w:val="18"/>
+          <w:szCs w:val="18"/>
+        </w:rPr>
+        <w:t xml:space="preserve"> </w:t>
       </w:r>
     </w:p>
     <w:p>
       <w:pPr>
         <w:sectPr>
-          <w:headerReference w:type="default" r:id="rId10"/>
-          <w:footerReference w:type="default" r:id="rId11"/>
           <w:pgSz w:w="11906" w:h="16838"/>
-          <w:pgMar w:top="1300" w:right="1134" w:bottom="1300" w:left="1134" w:header="567" w:footer="567" w:gutter="0"/>
+          <w:pgMar w:top="1440" w:right="1134" w:bottom="1440" w:left="1134" w:header="708" w:footer="708" w:gutter="0"/>
           <w:cols w:space="720"/>
           <w:docGrid w:linePitch="360"/>
         </w:sectPr>
@@ -1125,7 +1295,55 @@
           <w:szCs w:val="26"/>
         </w:rPr>
         <w:lastRenderedPageBreak/>
-        <w:t>Instructions to students</w:t>
+        <w:t>Assessment overview</w:t>
+      </w:r>
+    </w:p>
+    <w:p>
+      <w:pPr>
+        <w:spacing w:before="80" w:after="80"/>
+      </w:pPr>
+      <w:r>
+        <w:rPr>
+          <w:i/>
+          <w:iCs/>
+          <w:color w:val="606060"/>
+          <w:sz w:val="18"/>
+          <w:szCs w:val="18"/>
+        </w:rPr>
+        <w:t>» State the purpose, what Section A assesses, what Section B assesses, and where any companion workbook fits. Two sentences per paragraph.</w:t>
+      </w:r>
+    </w:p>
+    <w:p>
+      <w:r>
+        <w:t>[Purpose of this assessment and the unit it covers.]</w:t>
+      </w:r>
+    </w:p>
+    <w:p>
+      <w:r>
+        <w:t>[What is assessed in Section A — Knowledge, and in Section B — Performance.]</w:t>
+      </w:r>
+    </w:p>
+    <w:p>
+      <w:r>
+        <w:t>[Competency outcome — each item is marked Satisfactory or Not Satisfactory; the unit outcome is Competent or Not Yet Competent.]</w:t>
+      </w:r>
+    </w:p>
+    <w:p>
+      <w:pPr>
+        <w:pBdr>
+          <w:bottom w:val="single" w:sz="10" w:space="4" w:color="F09C0C"/>
+        </w:pBdr>
+        <w:spacing w:before="120" w:after="120"/>
+      </w:pPr>
+      <w:r>
+        <w:rPr>
+          <w:b/>
+          <w:bCs/>
+          <w:color w:val="234B8C"/>
+          <w:sz w:val="26"/>
+          <w:szCs w:val="26"/>
+        </w:rPr>
+        <w:t>How this assessment is structured</w:t>
       </w:r>
     </w:p>
     <w:p>
@@ -1138,7 +1356,7 @@
         <w:spacing w:after="40"/>
       </w:pPr>
       <w:r>
-        <w:t>Read each task carefully and complete every item in your own words.</w:t>
+        <w:t>Front matter — your instructions, the assessment conditions and the summary of every item.</w:t>
       </w:r>
     </w:p>
     <w:p>
@@ -1151,7 +1369,7 @@
         <w:spacing w:after="40"/>
       </w:pPr>
       <w:r>
-        <w:t>Use the South Australian legislation, codes, standards and authorities that apply.</w:t>
+        <w:t>Section A — Knowledge. Written questions. Each question starts on a new page.</w:t>
       </w:r>
     </w:p>
     <w:p>
@@ -1164,7 +1382,7 @@
         <w:spacing w:after="40"/>
       </w:pPr>
       <w:r>
-        <w:t>Type your answers where possible; handwritten work must be neat and legible.</w:t>
+        <w:t>Section B — Performance. Practical tasks. Your assessor observes you and completes the observation checklist that follows each task.</w:t>
       </w:r>
     </w:p>
     <w:p>
@@ -1177,7 +1395,40 @@
         <w:spacing w:after="40"/>
       </w:pPr>
       <w:r>
-        <w:t>Your assessor may ask oral questions to confirm authenticity of your work.</w:t>
+        <w:t>Back matter — the mapping matrix, the foundation skills mapping and the list of evidence you submit.</w:t>
+      </w:r>
+    </w:p>
+    <w:p>
+      <w:pPr>
+        <w:spacing w:before="80" w:after="80"/>
+      </w:pPr>
+      <w:r>
+        <w:rPr>
+          <w:i/>
+          <w:iCs/>
+          <w:color w:val="606060"/>
+          <w:sz w:val="18"/>
+          <w:szCs w:val="18"/>
+        </w:rPr>
+        <w:t>» Adapt these bullets to the unit. Where the practical production evidence is gathered in a Recipe/Activity Workbook, name that workbook here.</w:t>
+      </w:r>
+    </w:p>
+    <w:p>
+      <w:pPr>
+        <w:pBdr>
+          <w:bottom w:val="single" w:sz="10" w:space="4" w:color="F09C0C"/>
+        </w:pBdr>
+        <w:spacing w:before="120" w:after="120"/>
+      </w:pPr>
+      <w:r>
+        <w:rPr>
+          <w:b/>
+          <w:bCs/>
+          <w:color w:val="234B8C"/>
+          <w:sz w:val="26"/>
+          <w:szCs w:val="26"/>
+        </w:rPr>
+        <w:t>Instructions to students</w:t>
       </w:r>
     </w:p>
     <w:p>
@@ -1190,11 +1441,77 @@
         <w:spacing w:after="40"/>
       </w:pPr>
       <w:r>
+        <w:t>Read each task carefully and complete every item in your own words.</w:t>
+      </w:r>
+    </w:p>
+    <w:p>
+      <w:pPr>
+        <w:pStyle w:val="ListParagraph"/>
+        <w:numPr>
+          <w:ilvl w:val="0"/>
+          <w:numId w:val="2"/>
+        </w:numPr>
+        <w:spacing w:after="40"/>
+      </w:pPr>
+      <w:r>
+        <w:t>Use the South Australian legislation, codes, standards and authorities that apply.</w:t>
+      </w:r>
+    </w:p>
+    <w:p>
+      <w:pPr>
+        <w:pStyle w:val="ListParagraph"/>
+        <w:numPr>
+          <w:ilvl w:val="0"/>
+          <w:numId w:val="2"/>
+        </w:numPr>
+        <w:spacing w:after="40"/>
+      </w:pPr>
+      <w:r>
+        <w:t>Type your answers where possible; handwritten work must be neat and legible.</w:t>
+      </w:r>
+    </w:p>
+    <w:p>
+      <w:pPr>
+        <w:pStyle w:val="ListParagraph"/>
+        <w:numPr>
+          <w:ilvl w:val="0"/>
+          <w:numId w:val="2"/>
+        </w:numPr>
+        <w:spacing w:after="40"/>
+      </w:pPr>
+      <w:r>
         <w:t>If you have a learning need, you may request a reasonable adjustment before you begin.</w:t>
       </w:r>
     </w:p>
     <w:p>
       <w:pPr>
+        <w:pStyle w:val="ListParagraph"/>
+        <w:numPr>
+          <w:ilvl w:val="0"/>
+          <w:numId w:val="2"/>
+        </w:numPr>
+        <w:spacing w:after="40"/>
+      </w:pPr>
+      <w:r>
+        <w:t>Answer every question in Section A and complete every task in Section B.</w:t>
+      </w:r>
+    </w:p>
+    <w:p>
+      <w:pPr>
+        <w:pStyle w:val="ListParagraph"/>
+        <w:numPr>
+          <w:ilvl w:val="0"/>
+          <w:numId w:val="2"/>
+        </w:numPr>
+        <w:spacing w:after="40"/>
+      </w:pPr>
+      <w:r>
+        <w:t>Follow the word guide on each question and the stated scope on each deliverable.</w:t>
+      </w:r>
+    </w:p>
+    <w:p>
+      <w:pPr>
+        <w:pageBreakBefore/>
         <w:pBdr>
           <w:bottom w:val="single" w:sz="10" w:space="4" w:color="F09C0C"/>
         </w:pBdr>
@@ -1522,6 +1839,334 @@
           <w:sz w:val="26"/>
           <w:szCs w:val="26"/>
         </w:rPr>
+        <w:t>Rules of evidence</w:t>
+      </w:r>
+    </w:p>
+    <w:tbl>
+      <w:tblPr>
+        <w:tblW w:w="9638" w:type="dxa"/>
+        <w:tblBorders>
+          <w:top w:val="single" w:sz="4" w:space="0" w:color="C9CFDD"/>
+          <w:left w:val="single" w:sz="4" w:space="0" w:color="C9CFDD"/>
+          <w:bottom w:val="single" w:sz="4" w:space="0" w:color="C9CFDD"/>
+          <w:right w:val="single" w:sz="4" w:space="0" w:color="C9CFDD"/>
+          <w:insideH w:val="single" w:sz="4" w:space="0" w:color="C9CFDD"/>
+          <w:insideV w:val="single" w:sz="4" w:space="0" w:color="C9CFDD"/>
+        </w:tblBorders>
+        <w:tblLayout w:type="fixed"/>
+        <w:tblCellMar>
+          <w:left w:w="10" w:type="dxa"/>
+          <w:right w:w="10" w:type="dxa"/>
+        </w:tblCellMar>
+        <w:tblLook w:val="04A0" w:firstRow="1" w:lastRow="0" w:firstColumn="1" w:lastColumn="0" w:noHBand="0" w:noVBand="1"/>
+      </w:tblPr>
+      <w:tblGrid>
+        <w:gridCol w:w="3000"/>
+        <w:gridCol w:w="6638"/>
+      </w:tblGrid>
+      <w:tr>
+        <w:trPr>
+          <w:cantSplit/>
+          <w:tblHeader/>
+        </w:trPr>
+        <w:tc>
+          <w:tcPr>
+            <w:tcW w:w="3000" w:type="dxa"/>
+            <w:shd w:val="clear" w:color="auto" w:fill="234B8C"/>
+            <w:tcMar>
+              <w:top w:w="80" w:type="dxa"/>
+              <w:left w:w="120" w:type="dxa"/>
+              <w:bottom w:w="80" w:type="dxa"/>
+              <w:right w:w="120" w:type="dxa"/>
+            </w:tcMar>
+            <w:vAlign w:val="center"/>
+          </w:tcPr>
+          <w:p>
+            <w:pPr>
+              <w:spacing w:before="20" w:after="20"/>
+            </w:pPr>
+            <w:r>
+              <w:rPr>
+                <w:b/>
+                <w:bCs/>
+                <w:color w:val="FFFFFF"/>
+              </w:rPr>
+              <w:t>Rule of evidence</w:t>
+            </w:r>
+          </w:p>
+        </w:tc>
+        <w:tc>
+          <w:tcPr>
+            <w:tcW w:w="6638" w:type="dxa"/>
+            <w:shd w:val="clear" w:color="auto" w:fill="234B8C"/>
+            <w:tcMar>
+              <w:top w:w="80" w:type="dxa"/>
+              <w:left w:w="120" w:type="dxa"/>
+              <w:bottom w:w="80" w:type="dxa"/>
+              <w:right w:w="120" w:type="dxa"/>
+            </w:tcMar>
+            <w:vAlign w:val="center"/>
+          </w:tcPr>
+          <w:p>
+            <w:pPr>
+              <w:spacing w:before="20" w:after="20"/>
+            </w:pPr>
+            <w:r>
+              <w:rPr>
+                <w:b/>
+                <w:bCs/>
+                <w:color w:val="FFFFFF"/>
+              </w:rPr>
+              <w:t>How it is met</w:t>
+            </w:r>
+          </w:p>
+        </w:tc>
+      </w:tr>
+      <w:tr>
+        <w:trPr>
+          <w:cantSplit/>
+          <w:trHeight w:val="520"/>
+        </w:trPr>
+        <w:tc>
+          <w:tcPr>
+            <w:tcW w:w="3000" w:type="dxa"/>
+            <w:shd w:val="clear" w:color="auto" w:fill="F0F2F7"/>
+            <w:tcMar>
+              <w:top w:w="80" w:type="dxa"/>
+              <w:left w:w="120" w:type="dxa"/>
+              <w:bottom w:w="80" w:type="dxa"/>
+              <w:right w:w="120" w:type="dxa"/>
+            </w:tcMar>
+            <w:vAlign w:val="center"/>
+          </w:tcPr>
+          <w:p>
+            <w:pPr>
+              <w:spacing w:before="20" w:after="20"/>
+            </w:pPr>
+            <w:r>
+              <w:rPr>
+                <w:b/>
+                <w:bCs/>
+                <w:color w:val="234B8C"/>
+              </w:rPr>
+              <w:t>Valid</w:t>
+            </w:r>
+          </w:p>
+        </w:tc>
+        <w:tc>
+          <w:tcPr>
+            <w:tcW w:w="6638" w:type="dxa"/>
+            <w:tcMar>
+              <w:top w:w="80" w:type="dxa"/>
+              <w:left w:w="120" w:type="dxa"/>
+              <w:bottom w:w="80" w:type="dxa"/>
+              <w:right w:w="120" w:type="dxa"/>
+            </w:tcMar>
+            <w:vAlign w:val="center"/>
+          </w:tcPr>
+          <w:p>
+            <w:pPr>
+              <w:spacing w:before="20" w:after="20"/>
+            </w:pPr>
+            <w:r>
+              <w:rPr>
+                <w:i/>
+                <w:iCs/>
+                <w:color w:val="999999"/>
+              </w:rPr>
+              <w:t>[The evidence addresses the unit requirements mapped to each item.]</w:t>
+            </w:r>
+          </w:p>
+        </w:tc>
+      </w:tr>
+      <w:tr>
+        <w:trPr>
+          <w:cantSplit/>
+          <w:trHeight w:val="520"/>
+        </w:trPr>
+        <w:tc>
+          <w:tcPr>
+            <w:tcW w:w="3000" w:type="dxa"/>
+            <w:shd w:val="clear" w:color="auto" w:fill="F0F2F7"/>
+            <w:tcMar>
+              <w:top w:w="80" w:type="dxa"/>
+              <w:left w:w="120" w:type="dxa"/>
+              <w:bottom w:w="80" w:type="dxa"/>
+              <w:right w:w="120" w:type="dxa"/>
+            </w:tcMar>
+            <w:vAlign w:val="center"/>
+          </w:tcPr>
+          <w:p>
+            <w:pPr>
+              <w:spacing w:before="20" w:after="20"/>
+            </w:pPr>
+            <w:r>
+              <w:rPr>
+                <w:b/>
+                <w:bCs/>
+                <w:color w:val="234B8C"/>
+              </w:rPr>
+              <w:t>Sufficient</w:t>
+            </w:r>
+          </w:p>
+        </w:tc>
+        <w:tc>
+          <w:tcPr>
+            <w:tcW w:w="6638" w:type="dxa"/>
+            <w:tcMar>
+              <w:top w:w="80" w:type="dxa"/>
+              <w:left w:w="120" w:type="dxa"/>
+              <w:bottom w:w="80" w:type="dxa"/>
+              <w:right w:w="120" w:type="dxa"/>
+            </w:tcMar>
+            <w:vAlign w:val="center"/>
+          </w:tcPr>
+          <w:p>
+            <w:pPr>
+              <w:spacing w:before="20" w:after="20"/>
+            </w:pPr>
+            <w:r>
+              <w:rPr>
+                <w:i/>
+                <w:iCs/>
+                <w:color w:val="999999"/>
+              </w:rPr>
+              <w:t>[Enough evidence is gathered across Section A and Section B to judge competence.]</w:t>
+            </w:r>
+          </w:p>
+        </w:tc>
+      </w:tr>
+      <w:tr>
+        <w:trPr>
+          <w:cantSplit/>
+          <w:trHeight w:val="520"/>
+        </w:trPr>
+        <w:tc>
+          <w:tcPr>
+            <w:tcW w:w="3000" w:type="dxa"/>
+            <w:shd w:val="clear" w:color="auto" w:fill="F0F2F7"/>
+            <w:tcMar>
+              <w:top w:w="80" w:type="dxa"/>
+              <w:left w:w="120" w:type="dxa"/>
+              <w:bottom w:w="80" w:type="dxa"/>
+              <w:right w:w="120" w:type="dxa"/>
+            </w:tcMar>
+            <w:vAlign w:val="center"/>
+          </w:tcPr>
+          <w:p>
+            <w:pPr>
+              <w:spacing w:before="20" w:after="20"/>
+            </w:pPr>
+            <w:r>
+              <w:rPr>
+                <w:b/>
+                <w:bCs/>
+                <w:color w:val="234B8C"/>
+              </w:rPr>
+              <w:t>Authentic</w:t>
+            </w:r>
+          </w:p>
+        </w:tc>
+        <w:tc>
+          <w:tcPr>
+            <w:tcW w:w="6638" w:type="dxa"/>
+            <w:tcMar>
+              <w:top w:w="80" w:type="dxa"/>
+              <w:left w:w="120" w:type="dxa"/>
+              <w:bottom w:w="80" w:type="dxa"/>
+              <w:right w:w="120" w:type="dxa"/>
+            </w:tcMar>
+            <w:vAlign w:val="center"/>
+          </w:tcPr>
+          <w:p>
+            <w:pPr>
+              <w:spacing w:before="20" w:after="20"/>
+            </w:pPr>
+            <w:r>
+              <w:rPr>
+                <w:i/>
+                <w:iCs/>
+                <w:color w:val="999999"/>
+              </w:rPr>
+              <w:t>[The work is the student’s own; performance is observed or verified.]</w:t>
+            </w:r>
+          </w:p>
+        </w:tc>
+      </w:tr>
+      <w:tr>
+        <w:trPr>
+          <w:cantSplit/>
+          <w:trHeight w:val="520"/>
+        </w:trPr>
+        <w:tc>
+          <w:tcPr>
+            <w:tcW w:w="3000" w:type="dxa"/>
+            <w:shd w:val="clear" w:color="auto" w:fill="F0F2F7"/>
+            <w:tcMar>
+              <w:top w:w="80" w:type="dxa"/>
+              <w:left w:w="120" w:type="dxa"/>
+              <w:bottom w:w="80" w:type="dxa"/>
+              <w:right w:w="120" w:type="dxa"/>
+            </w:tcMar>
+            <w:vAlign w:val="center"/>
+          </w:tcPr>
+          <w:p>
+            <w:pPr>
+              <w:spacing w:before="20" w:after="20"/>
+            </w:pPr>
+            <w:r>
+              <w:rPr>
+                <w:b/>
+                <w:bCs/>
+                <w:color w:val="234B8C"/>
+              </w:rPr>
+              <w:t>Current</w:t>
+            </w:r>
+          </w:p>
+        </w:tc>
+        <w:tc>
+          <w:tcPr>
+            <w:tcW w:w="6638" w:type="dxa"/>
+            <w:tcMar>
+              <w:top w:w="80" w:type="dxa"/>
+              <w:left w:w="120" w:type="dxa"/>
+              <w:bottom w:w="80" w:type="dxa"/>
+              <w:right w:w="120" w:type="dxa"/>
+            </w:tcMar>
+            <w:vAlign w:val="center"/>
+          </w:tcPr>
+          <w:p>
+            <w:pPr>
+              <w:spacing w:before="20" w:after="20"/>
+            </w:pPr>
+            <w:r>
+              <w:rPr>
+                <w:i/>
+                <w:iCs/>
+                <w:color w:val="999999"/>
+              </w:rPr>
+              <w:t>[The evidence reflects current practice, legislation and standards.]</w:t>
+            </w:r>
+          </w:p>
+        </w:tc>
+      </w:tr>
+    </w:tbl>
+    <w:p>
+      <w:pPr>
+        <w:pageBreakBefore/>
+        <w:pBdr>
+          <w:bottom w:val="single" w:sz="10" w:space="4" w:color="F09C0C"/>
+        </w:pBdr>
+        <w:spacing w:before="120" w:after="120"/>
+      </w:pPr>
+      <w:r>
+        <w:rPr>
+          <w:b/>
+          <w:bCs/>
+          <w:color w:val="234B8C"/>
+          <w:sz w:val="26"/>
+          <w:szCs w:val="26"/>
+        </w:rPr>
         <w:t>Assessment conditions</w:t>
       </w:r>
     </w:p>
@@ -1547,15 +2192,585 @@
     </w:p>
     <w:p>
       <w:pPr>
-        <w:sectPr>
-          <w:headerReference w:type="default" r:id="rId12"/>
-          <w:footerReference w:type="default" r:id="rId13"/>
-          <w:pgSz w:w="11906" w:h="16838"/>
-          <w:pgMar w:top="1300" w:right="1134" w:bottom="1300" w:left="1134" w:header="567" w:footer="567" w:gutter="0"/>
-          <w:cols w:space="720"/>
-          <w:docGrid w:linePitch="360"/>
-        </w:sectPr>
-      </w:pPr>
+        <w:spacing w:before="80" w:after="80"/>
+      </w:pPr>
+      <w:r>
+        <w:rPr>
+          <w:i/>
+          <w:iCs/>
+          <w:color w:val="606060"/>
+          <w:sz w:val="18"/>
+          <w:szCs w:val="18"/>
+        </w:rPr>
+        <w:t>» Replace the guidance line with the real conditions: open or closed book for Section A; the workplace or simulated workplace for Section B; resources provided; time; assessor requirements; reasonable adjustments; alternative assessment arrangements. No oral questioning.</w:t>
+      </w:r>
+    </w:p>
+    <w:p>
+      <w:pPr>
+        <w:pageBreakBefore/>
+        <w:pBdr>
+          <w:bottom w:val="single" w:sz="10" w:space="4" w:color="F09C0C"/>
+        </w:pBdr>
+        <w:spacing w:before="120" w:after="120"/>
+      </w:pPr>
+      <w:r>
+        <w:rPr>
+          <w:b/>
+          <w:bCs/>
+          <w:color w:val="234B8C"/>
+          <w:sz w:val="26"/>
+          <w:szCs w:val="26"/>
+        </w:rPr>
+        <w:t>Assessment summary</w:t>
+      </w:r>
+    </w:p>
+    <w:p>
+      <w:pPr>
+        <w:spacing w:before="80" w:after="80"/>
+      </w:pPr>
+      <w:r>
+        <w:rPr>
+          <w:i/>
+          <w:iCs/>
+          <w:color w:val="606060"/>
+          <w:sz w:val="18"/>
+          <w:szCs w:val="18"/>
+        </w:rPr>
+        <w:t>» One row per item across both sections. Add rows as required.</w:t>
+      </w:r>
+    </w:p>
+    <w:tbl>
+      <w:tblPr>
+        <w:tblW w:w="9638" w:type="dxa"/>
+        <w:tblBorders>
+          <w:top w:val="single" w:sz="4" w:space="0" w:color="C9CFDD"/>
+          <w:left w:val="single" w:sz="4" w:space="0" w:color="C9CFDD"/>
+          <w:bottom w:val="single" w:sz="4" w:space="0" w:color="C9CFDD"/>
+          <w:right w:val="single" w:sz="4" w:space="0" w:color="C9CFDD"/>
+          <w:insideH w:val="single" w:sz="4" w:space="0" w:color="C9CFDD"/>
+          <w:insideV w:val="single" w:sz="4" w:space="0" w:color="C9CFDD"/>
+        </w:tblBorders>
+        <w:tblLayout w:type="fixed"/>
+        <w:tblCellMar>
+          <w:left w:w="10" w:type="dxa"/>
+          <w:right w:w="10" w:type="dxa"/>
+        </w:tblCellMar>
+        <w:tblLook w:val="04A0" w:firstRow="1" w:lastRow="0" w:firstColumn="1" w:lastColumn="0" w:noHBand="0" w:noVBand="1"/>
+      </w:tblPr>
+      <w:tblGrid>
+        <w:gridCol w:w="1100"/>
+        <w:gridCol w:w="1500"/>
+        <w:gridCol w:w="3038"/>
+        <w:gridCol w:w="2000"/>
+        <w:gridCol w:w="2000"/>
+      </w:tblGrid>
+      <w:tr>
+        <w:trPr>
+          <w:cantSplit/>
+          <w:tblHeader/>
+        </w:trPr>
+        <w:tc>
+          <w:tcPr>
+            <w:tcW w:w="1100" w:type="dxa"/>
+            <w:shd w:val="clear" w:color="auto" w:fill="234B8C"/>
+            <w:tcMar>
+              <w:top w:w="80" w:type="dxa"/>
+              <w:left w:w="120" w:type="dxa"/>
+              <w:bottom w:w="80" w:type="dxa"/>
+              <w:right w:w="120" w:type="dxa"/>
+            </w:tcMar>
+            <w:vAlign w:val="center"/>
+          </w:tcPr>
+          <w:p>
+            <w:pPr>
+              <w:spacing w:before="20" w:after="20"/>
+            </w:pPr>
+            <w:r>
+              <w:rPr>
+                <w:b/>
+                <w:bCs/>
+                <w:color w:val="FFFFFF"/>
+              </w:rPr>
+              <w:t>Item</w:t>
+            </w:r>
+          </w:p>
+        </w:tc>
+        <w:tc>
+          <w:tcPr>
+            <w:tcW w:w="1500" w:type="dxa"/>
+            <w:shd w:val="clear" w:color="auto" w:fill="234B8C"/>
+            <w:tcMar>
+              <w:top w:w="80" w:type="dxa"/>
+              <w:left w:w="120" w:type="dxa"/>
+              <w:bottom w:w="80" w:type="dxa"/>
+              <w:right w:w="120" w:type="dxa"/>
+            </w:tcMar>
+            <w:vAlign w:val="center"/>
+          </w:tcPr>
+          <w:p>
+            <w:pPr>
+              <w:spacing w:before="20" w:after="20"/>
+            </w:pPr>
+            <w:r>
+              <w:rPr>
+                <w:b/>
+                <w:bCs/>
+                <w:color w:val="FFFFFF"/>
+              </w:rPr>
+              <w:t>Section</w:t>
+            </w:r>
+          </w:p>
+        </w:tc>
+        <w:tc>
+          <w:tcPr>
+            <w:tcW w:w="3038" w:type="dxa"/>
+            <w:shd w:val="clear" w:color="auto" w:fill="234B8C"/>
+            <w:tcMar>
+              <w:top w:w="80" w:type="dxa"/>
+              <w:left w:w="120" w:type="dxa"/>
+              <w:bottom w:w="80" w:type="dxa"/>
+              <w:right w:w="120" w:type="dxa"/>
+            </w:tcMar>
+            <w:vAlign w:val="center"/>
+          </w:tcPr>
+          <w:p>
+            <w:pPr>
+              <w:spacing w:before="20" w:after="20"/>
+            </w:pPr>
+            <w:r>
+              <w:rPr>
+                <w:b/>
+                <w:bCs/>
+                <w:color w:val="FFFFFF"/>
+              </w:rPr>
+              <w:t>What is assessed</w:t>
+            </w:r>
+          </w:p>
+        </w:tc>
+        <w:tc>
+          <w:tcPr>
+            <w:tcW w:w="2000" w:type="dxa"/>
+            <w:shd w:val="clear" w:color="auto" w:fill="234B8C"/>
+            <w:tcMar>
+              <w:top w:w="80" w:type="dxa"/>
+              <w:left w:w="120" w:type="dxa"/>
+              <w:bottom w:w="80" w:type="dxa"/>
+              <w:right w:w="120" w:type="dxa"/>
+            </w:tcMar>
+            <w:vAlign w:val="center"/>
+          </w:tcPr>
+          <w:p>
+            <w:pPr>
+              <w:spacing w:before="20" w:after="20"/>
+            </w:pPr>
+            <w:r>
+              <w:rPr>
+                <w:b/>
+                <w:bCs/>
+                <w:color w:val="FFFFFF"/>
+              </w:rPr>
+              <w:t>Evidence type</w:t>
+            </w:r>
+          </w:p>
+        </w:tc>
+        <w:tc>
+          <w:tcPr>
+            <w:tcW w:w="2000" w:type="dxa"/>
+            <w:shd w:val="clear" w:color="auto" w:fill="234B8C"/>
+            <w:tcMar>
+              <w:top w:w="80" w:type="dxa"/>
+              <w:left w:w="120" w:type="dxa"/>
+              <w:bottom w:w="80" w:type="dxa"/>
+              <w:right w:w="120" w:type="dxa"/>
+            </w:tcMar>
+            <w:vAlign w:val="center"/>
+          </w:tcPr>
+          <w:p>
+            <w:pPr>
+              <w:spacing w:before="20" w:after="20"/>
+            </w:pPr>
+            <w:r>
+              <w:rPr>
+                <w:b/>
+                <w:bCs/>
+                <w:color w:val="FFFFFF"/>
+              </w:rPr>
+              <w:t>Word guide / scope</w:t>
+            </w:r>
+          </w:p>
+        </w:tc>
+      </w:tr>
+      <w:tr>
+        <w:trPr>
+          <w:cantSplit/>
+          <w:trHeight w:val="460"/>
+        </w:trPr>
+        <w:tc>
+          <w:tcPr>
+            <w:tcW w:w="1100" w:type="dxa"/>
+            <w:shd w:val="clear" w:color="auto" w:fill="F0F2F7"/>
+            <w:tcMar>
+              <w:top w:w="80" w:type="dxa"/>
+              <w:left w:w="120" w:type="dxa"/>
+              <w:bottom w:w="80" w:type="dxa"/>
+              <w:right w:w="120" w:type="dxa"/>
+            </w:tcMar>
+            <w:vAlign w:val="center"/>
+          </w:tcPr>
+          <w:p>
+            <w:pPr>
+              <w:spacing w:before="20" w:after="20"/>
+            </w:pPr>
+            <w:r>
+              <w:rPr>
+                <w:b/>
+                <w:bCs/>
+                <w:color w:val="234B8C"/>
+              </w:rPr>
+              <w:t>Q1</w:t>
+            </w:r>
+          </w:p>
+        </w:tc>
+        <w:tc>
+          <w:tcPr>
+            <w:tcW w:w="1500" w:type="dxa"/>
+            <w:tcMar>
+              <w:top w:w="80" w:type="dxa"/>
+              <w:left w:w="120" w:type="dxa"/>
+              <w:bottom w:w="80" w:type="dxa"/>
+              <w:right w:w="120" w:type="dxa"/>
+            </w:tcMar>
+            <w:vAlign w:val="center"/>
+          </w:tcPr>
+          <w:p>
+            <w:pPr>
+              <w:spacing w:before="20" w:after="20"/>
+            </w:pPr>
+            <w:r>
+              <w:t>A — Knowledge</w:t>
+            </w:r>
+          </w:p>
+        </w:tc>
+        <w:tc>
+          <w:tcPr>
+            <w:tcW w:w="3038" w:type="dxa"/>
+            <w:tcMar>
+              <w:top w:w="80" w:type="dxa"/>
+              <w:left w:w="120" w:type="dxa"/>
+              <w:bottom w:w="80" w:type="dxa"/>
+              <w:right w:w="120" w:type="dxa"/>
+            </w:tcMar>
+            <w:vAlign w:val="center"/>
+          </w:tcPr>
+          <w:p>
+            <w:pPr>
+              <w:spacing w:before="20" w:after="20"/>
+            </w:pPr>
+            <w:r>
+              <w:rPr>
+                <w:i/>
+                <w:iCs/>
+                <w:color w:val="999999"/>
+              </w:rPr>
+              <w:t>[KE point]</w:t>
+            </w:r>
+          </w:p>
+        </w:tc>
+        <w:tc>
+          <w:tcPr>
+            <w:tcW w:w="2000" w:type="dxa"/>
+            <w:tcMar>
+              <w:top w:w="80" w:type="dxa"/>
+              <w:left w:w="120" w:type="dxa"/>
+              <w:bottom w:w="80" w:type="dxa"/>
+              <w:right w:w="120" w:type="dxa"/>
+            </w:tcMar>
+            <w:vAlign w:val="center"/>
+          </w:tcPr>
+          <w:p>
+            <w:pPr>
+              <w:spacing w:before="20" w:after="20"/>
+            </w:pPr>
+            <w:r>
+              <w:t>Written response</w:t>
+            </w:r>
+          </w:p>
+        </w:tc>
+        <w:tc>
+          <w:tcPr>
+            <w:tcW w:w="2000" w:type="dxa"/>
+            <w:tcMar>
+              <w:top w:w="80" w:type="dxa"/>
+              <w:left w:w="120" w:type="dxa"/>
+              <w:bottom w:w="80" w:type="dxa"/>
+              <w:right w:w="120" w:type="dxa"/>
+            </w:tcMar>
+            <w:vAlign w:val="center"/>
+          </w:tcPr>
+          <w:p>
+            <w:pPr>
+              <w:spacing w:before="20" w:after="20"/>
+            </w:pPr>
+            <w:r>
+              <w:rPr>
+                <w:i/>
+                <w:iCs/>
+                <w:color w:val="999999"/>
+              </w:rPr>
+              <w:t>[n words]</w:t>
+            </w:r>
+          </w:p>
+        </w:tc>
+      </w:tr>
+      <w:tr>
+        <w:trPr>
+          <w:cantSplit/>
+          <w:trHeight w:val="460"/>
+        </w:trPr>
+        <w:tc>
+          <w:tcPr>
+            <w:tcW w:w="1100" w:type="dxa"/>
+            <w:shd w:val="clear" w:color="auto" w:fill="F0F2F7"/>
+            <w:tcMar>
+              <w:top w:w="80" w:type="dxa"/>
+              <w:left w:w="120" w:type="dxa"/>
+              <w:bottom w:w="80" w:type="dxa"/>
+              <w:right w:w="120" w:type="dxa"/>
+            </w:tcMar>
+            <w:vAlign w:val="center"/>
+          </w:tcPr>
+          <w:p>
+            <w:pPr>
+              <w:spacing w:before="20" w:after="20"/>
+            </w:pPr>
+            <w:r>
+              <w:rPr>
+                <w:b/>
+                <w:bCs/>
+                <w:color w:val="234B8C"/>
+              </w:rPr>
+              <w:t>Q2</w:t>
+            </w:r>
+          </w:p>
+        </w:tc>
+        <w:tc>
+          <w:tcPr>
+            <w:tcW w:w="1500" w:type="dxa"/>
+            <w:tcMar>
+              <w:top w:w="80" w:type="dxa"/>
+              <w:left w:w="120" w:type="dxa"/>
+              <w:bottom w:w="80" w:type="dxa"/>
+              <w:right w:w="120" w:type="dxa"/>
+            </w:tcMar>
+            <w:vAlign w:val="center"/>
+          </w:tcPr>
+          <w:p>
+            <w:pPr>
+              <w:spacing w:before="20" w:after="20"/>
+            </w:pPr>
+            <w:r>
+              <w:t>A — Knowledge</w:t>
+            </w:r>
+          </w:p>
+        </w:tc>
+        <w:tc>
+          <w:tcPr>
+            <w:tcW w:w="3038" w:type="dxa"/>
+            <w:tcMar>
+              <w:top w:w="80" w:type="dxa"/>
+              <w:left w:w="120" w:type="dxa"/>
+              <w:bottom w:w="80" w:type="dxa"/>
+              <w:right w:w="120" w:type="dxa"/>
+            </w:tcMar>
+            <w:vAlign w:val="center"/>
+          </w:tcPr>
+          <w:p>
+            <w:pPr>
+              <w:spacing w:before="20" w:after="20"/>
+            </w:pPr>
+            <w:r>
+              <w:rPr>
+                <w:i/>
+                <w:iCs/>
+                <w:color w:val="999999"/>
+              </w:rPr>
+              <w:t>[KE point]</w:t>
+            </w:r>
+          </w:p>
+        </w:tc>
+        <w:tc>
+          <w:tcPr>
+            <w:tcW w:w="2000" w:type="dxa"/>
+            <w:tcMar>
+              <w:top w:w="80" w:type="dxa"/>
+              <w:left w:w="120" w:type="dxa"/>
+              <w:bottom w:w="80" w:type="dxa"/>
+              <w:right w:w="120" w:type="dxa"/>
+            </w:tcMar>
+            <w:vAlign w:val="center"/>
+          </w:tcPr>
+          <w:p>
+            <w:pPr>
+              <w:spacing w:before="20" w:after="20"/>
+            </w:pPr>
+            <w:r>
+              <w:t>Written response</w:t>
+            </w:r>
+          </w:p>
+        </w:tc>
+        <w:tc>
+          <w:tcPr>
+            <w:tcW w:w="2000" w:type="dxa"/>
+            <w:tcMar>
+              <w:top w:w="80" w:type="dxa"/>
+              <w:left w:w="120" w:type="dxa"/>
+              <w:bottom w:w="80" w:type="dxa"/>
+              <w:right w:w="120" w:type="dxa"/>
+            </w:tcMar>
+            <w:vAlign w:val="center"/>
+          </w:tcPr>
+          <w:p>
+            <w:pPr>
+              <w:spacing w:before="20" w:after="20"/>
+            </w:pPr>
+            <w:r>
+              <w:rPr>
+                <w:i/>
+                <w:iCs/>
+                <w:color w:val="999999"/>
+              </w:rPr>
+              <w:t>[n words]</w:t>
+            </w:r>
+          </w:p>
+        </w:tc>
+      </w:tr>
+      <w:tr>
+        <w:trPr>
+          <w:cantSplit/>
+          <w:trHeight w:val="460"/>
+        </w:trPr>
+        <w:tc>
+          <w:tcPr>
+            <w:tcW w:w="1100" w:type="dxa"/>
+            <w:shd w:val="clear" w:color="auto" w:fill="F0F2F7"/>
+            <w:tcMar>
+              <w:top w:w="80" w:type="dxa"/>
+              <w:left w:w="120" w:type="dxa"/>
+              <w:bottom w:w="80" w:type="dxa"/>
+              <w:right w:w="120" w:type="dxa"/>
+            </w:tcMar>
+            <w:vAlign w:val="center"/>
+          </w:tcPr>
+          <w:p>
+            <w:pPr>
+              <w:spacing w:before="20" w:after="20"/>
+            </w:pPr>
+            <w:r>
+              <w:rPr>
+                <w:b/>
+                <w:bCs/>
+                <w:color w:val="234B8C"/>
+              </w:rPr>
+              <w:t>Task 1</w:t>
+            </w:r>
+          </w:p>
+        </w:tc>
+        <w:tc>
+          <w:tcPr>
+            <w:tcW w:w="1500" w:type="dxa"/>
+            <w:tcMar>
+              <w:top w:w="80" w:type="dxa"/>
+              <w:left w:w="120" w:type="dxa"/>
+              <w:bottom w:w="80" w:type="dxa"/>
+              <w:right w:w="120" w:type="dxa"/>
+            </w:tcMar>
+            <w:vAlign w:val="center"/>
+          </w:tcPr>
+          <w:p>
+            <w:pPr>
+              <w:spacing w:before="20" w:after="20"/>
+            </w:pPr>
+            <w:r>
+              <w:t>B — Performance</w:t>
+            </w:r>
+          </w:p>
+        </w:tc>
+        <w:tc>
+          <w:tcPr>
+            <w:tcW w:w="3038" w:type="dxa"/>
+            <w:tcMar>
+              <w:top w:w="80" w:type="dxa"/>
+              <w:left w:w="120" w:type="dxa"/>
+              <w:bottom w:w="80" w:type="dxa"/>
+              <w:right w:w="120" w:type="dxa"/>
+            </w:tcMar>
+            <w:vAlign w:val="center"/>
+          </w:tcPr>
+          <w:p>
+            <w:pPr>
+              <w:spacing w:before="20" w:after="20"/>
+            </w:pPr>
+            <w:r>
+              <w:rPr>
+                <w:i/>
+                <w:iCs/>
+                <w:color w:val="999999"/>
+              </w:rPr>
+              <w:t>[PE / PC point]</w:t>
+            </w:r>
+          </w:p>
+        </w:tc>
+        <w:tc>
+          <w:tcPr>
+            <w:tcW w:w="2000" w:type="dxa"/>
+            <w:tcMar>
+              <w:top w:w="80" w:type="dxa"/>
+              <w:left w:w="120" w:type="dxa"/>
+              <w:bottom w:w="80" w:type="dxa"/>
+              <w:right w:w="120" w:type="dxa"/>
+            </w:tcMar>
+            <w:vAlign w:val="center"/>
+          </w:tcPr>
+          <w:p>
+            <w:pPr>
+              <w:spacing w:before="20" w:after="20"/>
+            </w:pPr>
+            <w:r>
+              <w:t>Deliverable + observation</w:t>
+            </w:r>
+          </w:p>
+        </w:tc>
+        <w:tc>
+          <w:tcPr>
+            <w:tcW w:w="2000" w:type="dxa"/>
+            <w:tcMar>
+              <w:top w:w="80" w:type="dxa"/>
+              <w:left w:w="120" w:type="dxa"/>
+              <w:bottom w:w="80" w:type="dxa"/>
+              <w:right w:w="120" w:type="dxa"/>
+            </w:tcMar>
+            <w:vAlign w:val="center"/>
+          </w:tcPr>
+          <w:p>
+            <w:pPr>
+              <w:spacing w:before="20" w:after="20"/>
+            </w:pPr>
+            <w:r>
+              <w:rPr>
+                <w:i/>
+                <w:iCs/>
+                <w:color w:val="999999"/>
+              </w:rPr>
+              <w:t>[scope]</w:t>
+            </w:r>
+          </w:p>
+        </w:tc>
+      </w:tr>
+    </w:tbl>
+    <w:p>
+      <w:r>
+        <w:br w:type="page"/>
+      </w:r>
     </w:p>
     <w:tbl>
       <w:tblPr>
@@ -1604,8 +2819,7 @@
                 <w:sz w:val="26"/>
                 <w:szCs w:val="26"/>
               </w:rPr>
-              <w:lastRenderedPageBreak/>
-              <w:t>Task 1 — [Task title]</w:t>
+              <w:t>DETAILED SIMULATION — [venue / workplace]</w:t>
             </w:r>
           </w:p>
         </w:tc>
@@ -1623,7 +2837,7 @@
           <w:sz w:val="18"/>
           <w:szCs w:val="18"/>
         </w:rPr>
-        <w:t>» Duplicate this Task block for each task. Show the mapping to elements/PC/KE so coverage is auditable. Add tables where required; if multiple questions are included every question needs to have individual space for student response.</w:t>
+        <w:t>» One scenario world for the whole tool. Section A questions and Section B tasks both draw on it. Learner-facing only — the staged cues, the documents to plant and the safety rule live in the Assessor Supplement, never here.</w:t>
       </w:r>
     </w:p>
     <w:tbl>
@@ -1631,9 +2845,363 @@
         <w:tblW w:w="9638" w:type="dxa"/>
         <w:tblBorders>
           <w:top w:val="single" w:sz="4" w:space="0" w:color="C9CFDD"/>
-          <w:left w:val="single" w:sz="24" w:space="0" w:color="F09C0C"/>
+          <w:left w:val="single" w:sz="4" w:space="0" w:color="C9CFDD"/>
           <w:bottom w:val="single" w:sz="4" w:space="0" w:color="C9CFDD"/>
           <w:right w:val="single" w:sz="4" w:space="0" w:color="C9CFDD"/>
+          <w:insideH w:val="single" w:sz="4" w:space="0" w:color="C9CFDD"/>
+          <w:insideV w:val="single" w:sz="4" w:space="0" w:color="C9CFDD"/>
+        </w:tblBorders>
+        <w:tblLayout w:type="fixed"/>
+        <w:tblCellMar>
+          <w:left w:w="10" w:type="dxa"/>
+          <w:right w:w="10" w:type="dxa"/>
+        </w:tblCellMar>
+        <w:tblLook w:val="04A0" w:firstRow="1" w:lastRow="0" w:firstColumn="1" w:lastColumn="0" w:noHBand="0" w:noVBand="1"/>
+      </w:tblPr>
+      <w:tblGrid>
+        <w:gridCol w:w="3000"/>
+        <w:gridCol w:w="6638"/>
+      </w:tblGrid>
+      <w:tr>
+        <w:trPr>
+          <w:cantSplit/>
+          <w:trHeight w:val="620"/>
+        </w:trPr>
+        <w:tc>
+          <w:tcPr>
+            <w:tcW w:w="3000" w:type="dxa"/>
+            <w:shd w:val="clear" w:color="auto" w:fill="F0F2F7"/>
+            <w:tcMar>
+              <w:top w:w="80" w:type="dxa"/>
+              <w:left w:w="120" w:type="dxa"/>
+              <w:bottom w:w="80" w:type="dxa"/>
+              <w:right w:w="120" w:type="dxa"/>
+            </w:tcMar>
+            <w:vAlign w:val="center"/>
+          </w:tcPr>
+          <w:p>
+            <w:pPr>
+              <w:spacing w:before="20" w:after="20"/>
+            </w:pPr>
+            <w:r>
+              <w:rPr>
+                <w:b/>
+                <w:bCs/>
+                <w:color w:val="234B8C"/>
+              </w:rPr>
+              <w:t>The business</w:t>
+            </w:r>
+          </w:p>
+        </w:tc>
+        <w:tc>
+          <w:tcPr>
+            <w:tcW w:w="6638" w:type="dxa"/>
+            <w:tcMar>
+              <w:top w:w="80" w:type="dxa"/>
+              <w:left w:w="120" w:type="dxa"/>
+              <w:bottom w:w="80" w:type="dxa"/>
+              <w:right w:w="120" w:type="dxa"/>
+            </w:tcMar>
+            <w:vAlign w:val="center"/>
+          </w:tcPr>
+          <w:p>
+            <w:pPr>
+              <w:spacing w:before="20" w:after="20"/>
+            </w:pPr>
+            <w:r>
+              <w:rPr>
+                <w:i/>
+                <w:iCs/>
+                <w:color w:val="999999"/>
+              </w:rPr>
+              <w:t>[Name, type, size and location of the venue or workplace.]</w:t>
+            </w:r>
+          </w:p>
+        </w:tc>
+      </w:tr>
+      <w:tr>
+        <w:trPr>
+          <w:cantSplit/>
+          <w:trHeight w:val="620"/>
+        </w:trPr>
+        <w:tc>
+          <w:tcPr>
+            <w:tcW w:w="3000" w:type="dxa"/>
+            <w:shd w:val="clear" w:color="auto" w:fill="F0F2F7"/>
+            <w:tcMar>
+              <w:top w:w="80" w:type="dxa"/>
+              <w:left w:w="120" w:type="dxa"/>
+              <w:bottom w:w="80" w:type="dxa"/>
+              <w:right w:w="120" w:type="dxa"/>
+            </w:tcMar>
+            <w:vAlign w:val="center"/>
+          </w:tcPr>
+          <w:p>
+            <w:pPr>
+              <w:spacing w:before="20" w:after="20"/>
+            </w:pPr>
+            <w:r>
+              <w:rPr>
+                <w:b/>
+                <w:bCs/>
+                <w:color w:val="234B8C"/>
+              </w:rPr>
+              <w:t>Your role</w:t>
+            </w:r>
+          </w:p>
+        </w:tc>
+        <w:tc>
+          <w:tcPr>
+            <w:tcW w:w="6638" w:type="dxa"/>
+            <w:tcMar>
+              <w:top w:w="80" w:type="dxa"/>
+              <w:left w:w="120" w:type="dxa"/>
+              <w:bottom w:w="80" w:type="dxa"/>
+              <w:right w:w="120" w:type="dxa"/>
+            </w:tcMar>
+            <w:vAlign w:val="center"/>
+          </w:tcPr>
+          <w:p>
+            <w:pPr>
+              <w:spacing w:before="20" w:after="20"/>
+            </w:pPr>
+            <w:r>
+              <w:rPr>
+                <w:i/>
+                <w:iCs/>
+                <w:color w:val="999999"/>
+              </w:rPr>
+              <w:t>[The position the student holds in the simulation.]</w:t>
+            </w:r>
+          </w:p>
+        </w:tc>
+      </w:tr>
+      <w:tr>
+        <w:trPr>
+          <w:cantSplit/>
+          <w:trHeight w:val="620"/>
+        </w:trPr>
+        <w:tc>
+          <w:tcPr>
+            <w:tcW w:w="3000" w:type="dxa"/>
+            <w:shd w:val="clear" w:color="auto" w:fill="F0F2F7"/>
+            <w:tcMar>
+              <w:top w:w="80" w:type="dxa"/>
+              <w:left w:w="120" w:type="dxa"/>
+              <w:bottom w:w="80" w:type="dxa"/>
+              <w:right w:w="120" w:type="dxa"/>
+            </w:tcMar>
+            <w:vAlign w:val="center"/>
+          </w:tcPr>
+          <w:p>
+            <w:pPr>
+              <w:spacing w:before="20" w:after="20"/>
+            </w:pPr>
+            <w:r>
+              <w:rPr>
+                <w:b/>
+                <w:bCs/>
+                <w:color w:val="234B8C"/>
+              </w:rPr>
+              <w:t>The people you work with</w:t>
+            </w:r>
+          </w:p>
+        </w:tc>
+        <w:tc>
+          <w:tcPr>
+            <w:tcW w:w="6638" w:type="dxa"/>
+            <w:tcMar>
+              <w:top w:w="80" w:type="dxa"/>
+              <w:left w:w="120" w:type="dxa"/>
+              <w:bottom w:w="80" w:type="dxa"/>
+              <w:right w:w="120" w:type="dxa"/>
+            </w:tcMar>
+            <w:vAlign w:val="center"/>
+          </w:tcPr>
+          <w:p>
+            <w:pPr>
+              <w:spacing w:before="20" w:after="20"/>
+            </w:pPr>
+            <w:r>
+              <w:rPr>
+                <w:i/>
+                <w:iCs/>
+                <w:color w:val="999999"/>
+              </w:rPr>
+              <w:t>[Supervisor, colleagues, other personnel and their roles.]</w:t>
+            </w:r>
+          </w:p>
+        </w:tc>
+      </w:tr>
+      <w:tr>
+        <w:trPr>
+          <w:cantSplit/>
+          <w:trHeight w:val="620"/>
+        </w:trPr>
+        <w:tc>
+          <w:tcPr>
+            <w:tcW w:w="3000" w:type="dxa"/>
+            <w:shd w:val="clear" w:color="auto" w:fill="F0F2F7"/>
+            <w:tcMar>
+              <w:top w:w="80" w:type="dxa"/>
+              <w:left w:w="120" w:type="dxa"/>
+              <w:bottom w:w="80" w:type="dxa"/>
+              <w:right w:w="120" w:type="dxa"/>
+            </w:tcMar>
+            <w:vAlign w:val="center"/>
+          </w:tcPr>
+          <w:p>
+            <w:pPr>
+              <w:spacing w:before="20" w:after="20"/>
+            </w:pPr>
+            <w:r>
+              <w:rPr>
+                <w:b/>
+                <w:bCs/>
+                <w:color w:val="234B8C"/>
+              </w:rPr>
+              <w:t>Documents available</w:t>
+            </w:r>
+          </w:p>
+        </w:tc>
+        <w:tc>
+          <w:tcPr>
+            <w:tcW w:w="6638" w:type="dxa"/>
+            <w:tcMar>
+              <w:top w:w="80" w:type="dxa"/>
+              <w:left w:w="120" w:type="dxa"/>
+              <w:bottom w:w="80" w:type="dxa"/>
+              <w:right w:w="120" w:type="dxa"/>
+            </w:tcMar>
+            <w:vAlign w:val="center"/>
+          </w:tcPr>
+          <w:p>
+            <w:pPr>
+              <w:spacing w:before="20" w:after="20"/>
+            </w:pPr>
+            <w:r>
+              <w:rPr>
+                <w:i/>
+                <w:iCs/>
+                <w:color w:val="999999"/>
+              </w:rPr>
+              <w:t>[Procedures, plans, registers, forms and specifications provided.]</w:t>
+            </w:r>
+          </w:p>
+        </w:tc>
+      </w:tr>
+      <w:tr>
+        <w:trPr>
+          <w:cantSplit/>
+          <w:trHeight w:val="620"/>
+        </w:trPr>
+        <w:tc>
+          <w:tcPr>
+            <w:tcW w:w="3000" w:type="dxa"/>
+            <w:shd w:val="clear" w:color="auto" w:fill="F0F2F7"/>
+            <w:tcMar>
+              <w:top w:w="80" w:type="dxa"/>
+              <w:left w:w="120" w:type="dxa"/>
+              <w:bottom w:w="80" w:type="dxa"/>
+              <w:right w:w="120" w:type="dxa"/>
+            </w:tcMar>
+            <w:vAlign w:val="center"/>
+          </w:tcPr>
+          <w:p>
+            <w:pPr>
+              <w:spacing w:before="20" w:after="20"/>
+            </w:pPr>
+            <w:r>
+              <w:rPr>
+                <w:b/>
+                <w:bCs/>
+                <w:color w:val="234B8C"/>
+              </w:rPr>
+              <w:t>Constraints</w:t>
+            </w:r>
+          </w:p>
+        </w:tc>
+        <w:tc>
+          <w:tcPr>
+            <w:tcW w:w="6638" w:type="dxa"/>
+            <w:tcMar>
+              <w:top w:w="80" w:type="dxa"/>
+              <w:left w:w="120" w:type="dxa"/>
+              <w:bottom w:w="80" w:type="dxa"/>
+              <w:right w:w="120" w:type="dxa"/>
+            </w:tcMar>
+            <w:vAlign w:val="center"/>
+          </w:tcPr>
+          <w:p>
+            <w:pPr>
+              <w:spacing w:before="20" w:after="20"/>
+            </w:pPr>
+            <w:r>
+              <w:rPr>
+                <w:i/>
+                <w:iCs/>
+                <w:color w:val="999999"/>
+              </w:rPr>
+              <w:t>[Volume, time, access, budget and conditions.]</w:t>
+            </w:r>
+          </w:p>
+        </w:tc>
+      </w:tr>
+    </w:tbl>
+    <w:p>
+      <w:pPr>
+        <w:spacing w:before="160" w:after="40"/>
+      </w:pPr>
+      <w:r>
+        <w:rPr>
+          <w:b/>
+          <w:bCs/>
+          <w:color w:val="234B8C"/>
+          <w:sz w:val="22"/>
+          <w:szCs w:val="22"/>
+        </w:rPr>
+        <w:t>The situation</w:t>
+      </w:r>
+    </w:p>
+    <w:p>
+      <w:pPr>
+        <w:pStyle w:val="ListParagraph"/>
+        <w:numPr>
+          <w:ilvl w:val="0"/>
+          <w:numId w:val="2"/>
+        </w:numPr>
+        <w:spacing w:after="40"/>
+      </w:pPr>
+      <w:r>
+        <w:t>[What is happening on the day of the assessment.]</w:t>
+      </w:r>
+    </w:p>
+    <w:p>
+      <w:pPr>
+        <w:pStyle w:val="ListParagraph"/>
+        <w:numPr>
+          <w:ilvl w:val="0"/>
+          <w:numId w:val="2"/>
+        </w:numPr>
+        <w:spacing w:after="40"/>
+      </w:pPr>
+      <w:r>
+        <w:t>[What the student must and must not assume.]</w:t>
+      </w:r>
+    </w:p>
+    <w:p>
+      <w:r>
+        <w:br w:type="page"/>
+      </w:r>
+    </w:p>
+    <w:tbl>
+      <w:tblPr>
+        <w:tblW w:w="9638" w:type="dxa"/>
+        <w:tblBorders>
+          <w:top w:val="single" w:sz="4" w:space="0" w:color="auto"/>
+          <w:left w:val="single" w:sz="4" w:space="0" w:color="auto"/>
+          <w:bottom w:val="single" w:sz="4" w:space="0" w:color="auto"/>
+          <w:right w:val="single" w:sz="4" w:space="0" w:color="auto"/>
           <w:insideH w:val="single" w:sz="4" w:space="0" w:color="auto"/>
           <w:insideV w:val="single" w:sz="4" w:space="0" w:color="auto"/>
         </w:tblBorders>
@@ -1651,6 +3219,120 @@
           <w:tcPr>
             <w:tcW w:w="9638" w:type="dxa"/>
             <w:tcBorders>
+              <w:top w:val="single" w:sz="4" w:space="0" w:color="C9CFDD"/>
+              <w:left w:val="single" w:sz="4" w:space="0" w:color="C9CFDD"/>
+              <w:bottom w:val="single" w:sz="4" w:space="0" w:color="C9CFDD"/>
+              <w:right w:val="single" w:sz="4" w:space="0" w:color="C9CFDD"/>
+            </w:tcBorders>
+            <w:shd w:val="clear" w:color="auto" w:fill="234B8C"/>
+            <w:tcMar>
+              <w:top w:w="90" w:type="dxa"/>
+              <w:left w:w="160" w:type="dxa"/>
+              <w:bottom w:w="90" w:type="dxa"/>
+              <w:right w:w="160" w:type="dxa"/>
+            </w:tcMar>
+          </w:tcPr>
+          <w:p>
+            <w:r>
+              <w:rPr>
+                <w:b/>
+                <w:bCs/>
+                <w:color w:val="FFFFFF"/>
+                <w:sz w:val="26"/>
+                <w:szCs w:val="26"/>
+              </w:rPr>
+              <w:t>SECTION A — KNOWLEDGE</w:t>
+            </w:r>
+          </w:p>
+        </w:tc>
+      </w:tr>
+    </w:tbl>
+    <w:p>
+      <w:pPr>
+        <w:spacing w:before="80" w:after="80"/>
+      </w:pPr>
+      <w:r>
+        <w:rPr>
+          <w:i/>
+          <w:iCs/>
+          <w:color w:val="606060"/>
+          <w:sz w:val="18"/>
+          <w:szCs w:val="18"/>
+        </w:rPr>
+        <w:t>» 8–12 questions. Duplicate the Question block for each. Every question after this one starts on a new page. Every answerable part gets its own labelled response space.</w:t>
+      </w:r>
+    </w:p>
+    <w:tbl>
+      <w:tblPr>
+        <w:tblW w:w="9638" w:type="dxa"/>
+        <w:tblBorders>
+          <w:top w:val="single" w:sz="4" w:space="0" w:color="auto"/>
+          <w:left w:val="single" w:sz="4" w:space="0" w:color="auto"/>
+          <w:bottom w:val="single" w:sz="4" w:space="0" w:color="auto"/>
+          <w:right w:val="single" w:sz="4" w:space="0" w:color="auto"/>
+          <w:insideH w:val="single" w:sz="4" w:space="0" w:color="auto"/>
+          <w:insideV w:val="single" w:sz="4" w:space="0" w:color="auto"/>
+        </w:tblBorders>
+        <w:tblCellMar>
+          <w:left w:w="10" w:type="dxa"/>
+          <w:right w:w="10" w:type="dxa"/>
+        </w:tblCellMar>
+        <w:tblLook w:val="04A0" w:firstRow="1" w:lastRow="0" w:firstColumn="1" w:lastColumn="0" w:noHBand="0" w:noVBand="1"/>
+      </w:tblPr>
+      <w:tblGrid>
+        <w:gridCol w:w="9613"/>
+        <w:gridCol w:w="25"/>
+      </w:tblGrid>
+      <w:tr>
+        <w:trPr>
+          <w:gridAfter w:val="1"/>
+          <w:wAfter w:w="25" w:type="dxa"/>
+        </w:trPr>
+        <w:tc>
+          <w:tcPr>
+            <w:tcW w:w="9638" w:type="dxa"/>
+            <w:tcBorders>
+              <w:top w:val="single" w:sz="4" w:space="0" w:color="C9CFDD"/>
+              <w:left w:val="single" w:sz="4" w:space="0" w:color="C9CFDD"/>
+              <w:bottom w:val="single" w:sz="4" w:space="0" w:color="C9CFDD"/>
+              <w:right w:val="single" w:sz="4" w:space="0" w:color="C9CFDD"/>
+            </w:tcBorders>
+            <w:shd w:val="clear" w:color="auto" w:fill="234B8C"/>
+            <w:tcMar>
+              <w:top w:w="90" w:type="dxa"/>
+              <w:left w:w="160" w:type="dxa"/>
+              <w:bottom w:w="90" w:type="dxa"/>
+              <w:right w:w="160" w:type="dxa"/>
+            </w:tcMar>
+          </w:tcPr>
+          <w:p>
+            <w:r>
+              <w:rPr>
+                <w:b/>
+                <w:bCs/>
+                <w:color w:val="FFFFFF"/>
+                <w:sz w:val="26"/>
+                <w:szCs w:val="26"/>
+              </w:rPr>
+              <w:t>Question 1 — [Question title]</w:t>
+            </w:r>
+          </w:p>
+        </w:tc>
+      </w:tr>
+      <w:tr>
+        <w:tblPrEx>
+          <w:tblBorders>
+            <w:top w:val="single" w:sz="4" w:space="0" w:color="C9CFDD"/>
+            <w:left w:val="single" w:sz="24" w:space="0" w:color="F09C0C"/>
+            <w:bottom w:val="single" w:sz="4" w:space="0" w:color="C9CFDD"/>
+            <w:right w:val="single" w:sz="4" w:space="0" w:color="C9CFDD"/>
+          </w:tblBorders>
+        </w:tblPrEx>
+        <w:tc>
+          <w:tcPr>
+            <w:tcW w:w="9638" w:type="dxa"/>
+            <w:gridSpan w:val="2"/>
+            <w:tcBorders>
               <w:left w:val="single" w:sz="24" w:space="0" w:color="F09C0C"/>
             </w:tcBorders>
             <w:shd w:val="clear" w:color="auto" w:fill="F0F2F7"/>
@@ -1680,7 +3362,7 @@
                 <w:sz w:val="19"/>
                 <w:szCs w:val="19"/>
               </w:rPr>
-              <w:t>[Element / Performance Criteria / Knowledge Evidence this task assesses.]</w:t>
+              <w:t>[Knowledge Evidence point(s) this question assesses.]  Word guide: [n words]</w:t>
             </w:r>
           </w:p>
         </w:tc>
@@ -1702,16 +3384,13 @@
       </w:r>
     </w:p>
     <w:p>
-      <w:pPr>
-        <w:spacing w:after="60"/>
-      </w:pPr>
-      <w:r>
-        <w:t>[State the question or task clearly. Include any scenario and the SA context.]</w:t>
-      </w:r>
-    </w:p>
-    <w:p>
-      <w:pPr>
-        <w:spacing w:before="80" w:after="40"/>
+      <w:r>
+        <w:t>[State the question. Split multiple demands into labelled parts — (a), (b), (c).]</w:t>
+      </w:r>
+    </w:p>
+    <w:p>
+      <w:pPr>
+        <w:spacing w:before="160" w:after="40"/>
       </w:pPr>
       <w:r>
         <w:rPr>
@@ -1721,7 +3400,7 @@
           <w:sz w:val="22"/>
           <w:szCs w:val="22"/>
         </w:rPr>
-        <w:t>Student response</w:t>
+        <w:t>Student response — (a)</w:t>
       </w:r>
     </w:p>
     <w:tbl>
@@ -1773,18 +3452,3309 @@
                 <w:sz w:val="19"/>
                 <w:szCs w:val="19"/>
               </w:rPr>
-              <w:t>Write your response here…</w:t>
+              <w:t>Write your response to (a) here…</w:t>
             </w:r>
           </w:p>
         </w:tc>
       </w:tr>
     </w:tbl>
-    <w:p/>
+    <w:p>
+      <w:pPr>
+        <w:spacing w:before="160" w:after="40"/>
+      </w:pPr>
+      <w:r>
+        <w:rPr>
+          <w:b/>
+          <w:bCs/>
+          <w:color w:val="234B8C"/>
+          <w:sz w:val="22"/>
+          <w:szCs w:val="22"/>
+        </w:rPr>
+        <w:t>Student response — (b)</w:t>
+      </w:r>
+    </w:p>
+    <w:tbl>
+      <w:tblPr>
+        <w:tblW w:w="9638" w:type="dxa"/>
+        <w:tblBorders>
+          <w:top w:val="single" w:sz="4" w:space="0" w:color="auto"/>
+          <w:left w:val="single" w:sz="4" w:space="0" w:color="auto"/>
+          <w:bottom w:val="single" w:sz="4" w:space="0" w:color="auto"/>
+          <w:right w:val="single" w:sz="4" w:space="0" w:color="auto"/>
+          <w:insideH w:val="single" w:sz="4" w:space="0" w:color="auto"/>
+          <w:insideV w:val="single" w:sz="4" w:space="0" w:color="auto"/>
+        </w:tblBorders>
+        <w:tblCellMar>
+          <w:left w:w="10" w:type="dxa"/>
+          <w:right w:w="10" w:type="dxa"/>
+        </w:tblCellMar>
+        <w:tblLook w:val="04A0" w:firstRow="1" w:lastRow="0" w:firstColumn="1" w:lastColumn="0" w:noHBand="0" w:noVBand="1"/>
+      </w:tblPr>
+      <w:tblGrid>
+        <w:gridCol w:w="9638"/>
+      </w:tblGrid>
+      <w:tr>
+        <w:trPr>
+          <w:trHeight w:val="1900"/>
+        </w:trPr>
+        <w:tc>
+          <w:tcPr>
+            <w:tcW w:w="9638" w:type="dxa"/>
+            <w:tcBorders>
+              <w:top w:val="single" w:sz="4" w:space="0" w:color="C9CFDD"/>
+              <w:left w:val="single" w:sz="4" w:space="0" w:color="C9CFDD"/>
+              <w:bottom w:val="single" w:sz="4" w:space="0" w:color="C9CFDD"/>
+              <w:right w:val="single" w:sz="4" w:space="0" w:color="C9CFDD"/>
+            </w:tcBorders>
+            <w:tcMar>
+              <w:top w:w="100" w:type="dxa"/>
+              <w:left w:w="160" w:type="dxa"/>
+              <w:bottom w:w="100" w:type="dxa"/>
+              <w:right w:w="160" w:type="dxa"/>
+            </w:tcMar>
+          </w:tcPr>
+          <w:p>
+            <w:r>
+              <w:rPr>
+                <w:i/>
+                <w:iCs/>
+                <w:color w:val="999999"/>
+                <w:sz w:val="19"/>
+                <w:szCs w:val="19"/>
+              </w:rPr>
+              <w:t>Write your response to (b) here…</w:t>
+            </w:r>
+          </w:p>
+        </w:tc>
+      </w:tr>
+    </w:tbl>
+    <w:p>
+      <w:pPr>
+        <w:spacing w:before="80" w:after="80"/>
+      </w:pPr>
+      <w:r>
+        <w:rPr>
+          <w:i/>
+          <w:iCs/>
+          <w:color w:val="606060"/>
+          <w:sz w:val="18"/>
+          <w:szCs w:val="18"/>
+        </w:rPr>
+        <w:t>» For a list-type part, replace the box with an item-per-row answer table: column 1 = the item (F0F2F7, bold), one writable column per demand, widths summing to 9638 DXA.</w:t>
+      </w:r>
+    </w:p>
+    <w:tbl>
+      <w:tblPr>
+        <w:tblW w:w="9638" w:type="dxa"/>
+        <w:tblBorders>
+          <w:top w:val="single" w:sz="4" w:space="0" w:color="C9CFDD"/>
+          <w:left w:val="single" w:sz="4" w:space="0" w:color="C9CFDD"/>
+          <w:bottom w:val="single" w:sz="4" w:space="0" w:color="C9CFDD"/>
+          <w:right w:val="single" w:sz="4" w:space="0" w:color="C9CFDD"/>
+          <w:insideH w:val="single" w:sz="4" w:space="0" w:color="C9CFDD"/>
+          <w:insideV w:val="single" w:sz="4" w:space="0" w:color="C9CFDD"/>
+        </w:tblBorders>
+        <w:tblLayout w:type="fixed"/>
+        <w:tblCellMar>
+          <w:left w:w="10" w:type="dxa"/>
+          <w:right w:w="10" w:type="dxa"/>
+        </w:tblCellMar>
+        <w:tblLook w:val="04A0" w:firstRow="1" w:lastRow="0" w:firstColumn="1" w:lastColumn="0" w:noHBand="0" w:noVBand="1"/>
+      </w:tblPr>
+      <w:tblGrid>
+        <w:gridCol w:w="2600"/>
+        <w:gridCol w:w="3519"/>
+        <w:gridCol w:w="3519"/>
+      </w:tblGrid>
+      <w:tr>
+        <w:trPr>
+          <w:cantSplit/>
+          <w:tblHeader/>
+        </w:trPr>
+        <w:tc>
+          <w:tcPr>
+            <w:tcW w:w="2600" w:type="dxa"/>
+            <w:shd w:val="clear" w:color="auto" w:fill="234B8C"/>
+            <w:tcMar>
+              <w:top w:w="80" w:type="dxa"/>
+              <w:left w:w="120" w:type="dxa"/>
+              <w:bottom w:w="80" w:type="dxa"/>
+              <w:right w:w="120" w:type="dxa"/>
+            </w:tcMar>
+            <w:vAlign w:val="center"/>
+          </w:tcPr>
+          <w:p>
+            <w:pPr>
+              <w:spacing w:before="20" w:after="20"/>
+            </w:pPr>
+            <w:r>
+              <w:rPr>
+                <w:b/>
+                <w:bCs/>
+                <w:color w:val="FFFFFF"/>
+              </w:rPr>
+              <w:t>Item</w:t>
+            </w:r>
+          </w:p>
+        </w:tc>
+        <w:tc>
+          <w:tcPr>
+            <w:tcW w:w="3519" w:type="dxa"/>
+            <w:shd w:val="clear" w:color="auto" w:fill="234B8C"/>
+            <w:tcMar>
+              <w:top w:w="80" w:type="dxa"/>
+              <w:left w:w="120" w:type="dxa"/>
+              <w:bottom w:w="80" w:type="dxa"/>
+              <w:right w:w="120" w:type="dxa"/>
+            </w:tcMar>
+            <w:vAlign w:val="center"/>
+          </w:tcPr>
+          <w:p>
+            <w:pPr>
+              <w:spacing w:before="20" w:after="20"/>
+            </w:pPr>
+            <w:r>
+              <w:rPr>
+                <w:b/>
+                <w:bCs/>
+                <w:color w:val="FFFFFF"/>
+              </w:rPr>
+              <w:t>[Demand 1]</w:t>
+            </w:r>
+          </w:p>
+        </w:tc>
+        <w:tc>
+          <w:tcPr>
+            <w:tcW w:w="3519" w:type="dxa"/>
+            <w:shd w:val="clear" w:color="auto" w:fill="234B8C"/>
+            <w:tcMar>
+              <w:top w:w="80" w:type="dxa"/>
+              <w:left w:w="120" w:type="dxa"/>
+              <w:bottom w:w="80" w:type="dxa"/>
+              <w:right w:w="120" w:type="dxa"/>
+            </w:tcMar>
+            <w:vAlign w:val="center"/>
+          </w:tcPr>
+          <w:p>
+            <w:pPr>
+              <w:spacing w:before="20" w:after="20"/>
+            </w:pPr>
+            <w:r>
+              <w:rPr>
+                <w:b/>
+                <w:bCs/>
+                <w:color w:val="FFFFFF"/>
+              </w:rPr>
+              <w:t>[Demand 2]</w:t>
+            </w:r>
+          </w:p>
+        </w:tc>
+      </w:tr>
+      <w:tr>
+        <w:trPr>
+          <w:cantSplit/>
+          <w:trHeight w:val="1000"/>
+        </w:trPr>
+        <w:tc>
+          <w:tcPr>
+            <w:tcW w:w="2600" w:type="dxa"/>
+            <w:shd w:val="clear" w:color="auto" w:fill="F0F2F7"/>
+            <w:tcMar>
+              <w:top w:w="80" w:type="dxa"/>
+              <w:left w:w="120" w:type="dxa"/>
+              <w:bottom w:w="80" w:type="dxa"/>
+              <w:right w:w="120" w:type="dxa"/>
+            </w:tcMar>
+            <w:vAlign w:val="center"/>
+          </w:tcPr>
+          <w:p>
+            <w:pPr>
+              <w:spacing w:before="20" w:after="20"/>
+            </w:pPr>
+            <w:r>
+              <w:rPr>
+                <w:b/>
+                <w:bCs/>
+                <w:color w:val="234B8C"/>
+              </w:rPr>
+              <w:t>[Item 1]</w:t>
+            </w:r>
+          </w:p>
+        </w:tc>
+        <w:tc>
+          <w:tcPr>
+            <w:tcW w:w="3519" w:type="dxa"/>
+            <w:tcMar>
+              <w:top w:w="80" w:type="dxa"/>
+              <w:left w:w="120" w:type="dxa"/>
+              <w:bottom w:w="80" w:type="dxa"/>
+              <w:right w:w="120" w:type="dxa"/>
+            </w:tcMar>
+            <w:vAlign w:val="center"/>
+          </w:tcPr>
+          <w:p>
+            <w:pPr>
+              <w:spacing w:before="20" w:after="20"/>
+            </w:pPr>
+            <w:r>
+              <w:t>Write here…</w:t>
+            </w:r>
+          </w:p>
+        </w:tc>
+        <w:tc>
+          <w:tcPr>
+            <w:tcW w:w="3519" w:type="dxa"/>
+            <w:tcMar>
+              <w:top w:w="80" w:type="dxa"/>
+              <w:left w:w="120" w:type="dxa"/>
+              <w:bottom w:w="80" w:type="dxa"/>
+              <w:right w:w="120" w:type="dxa"/>
+            </w:tcMar>
+            <w:vAlign w:val="center"/>
+          </w:tcPr>
+          <w:p>
+            <w:pPr>
+              <w:spacing w:before="20" w:after="20"/>
+            </w:pPr>
+            <w:r>
+              <w:t>Write here…</w:t>
+            </w:r>
+          </w:p>
+        </w:tc>
+      </w:tr>
+      <w:tr>
+        <w:trPr>
+          <w:cantSplit/>
+          <w:trHeight w:val="1000"/>
+        </w:trPr>
+        <w:tc>
+          <w:tcPr>
+            <w:tcW w:w="2600" w:type="dxa"/>
+            <w:shd w:val="clear" w:color="auto" w:fill="F0F2F7"/>
+            <w:tcMar>
+              <w:top w:w="80" w:type="dxa"/>
+              <w:left w:w="120" w:type="dxa"/>
+              <w:bottom w:w="80" w:type="dxa"/>
+              <w:right w:w="120" w:type="dxa"/>
+            </w:tcMar>
+            <w:vAlign w:val="center"/>
+          </w:tcPr>
+          <w:p>
+            <w:pPr>
+              <w:spacing w:before="20" w:after="20"/>
+            </w:pPr>
+            <w:r>
+              <w:rPr>
+                <w:b/>
+                <w:bCs/>
+                <w:color w:val="234B8C"/>
+              </w:rPr>
+              <w:t>[Item 2]</w:t>
+            </w:r>
+          </w:p>
+        </w:tc>
+        <w:tc>
+          <w:tcPr>
+            <w:tcW w:w="3519" w:type="dxa"/>
+            <w:tcMar>
+              <w:top w:w="80" w:type="dxa"/>
+              <w:left w:w="120" w:type="dxa"/>
+              <w:bottom w:w="80" w:type="dxa"/>
+              <w:right w:w="120" w:type="dxa"/>
+            </w:tcMar>
+            <w:vAlign w:val="center"/>
+          </w:tcPr>
+          <w:p>
+            <w:pPr>
+              <w:spacing w:before="20" w:after="20"/>
+            </w:pPr>
+            <w:r>
+              <w:t>Write here…</w:t>
+            </w:r>
+          </w:p>
+        </w:tc>
+        <w:tc>
+          <w:tcPr>
+            <w:tcW w:w="3519" w:type="dxa"/>
+            <w:tcMar>
+              <w:top w:w="80" w:type="dxa"/>
+              <w:left w:w="120" w:type="dxa"/>
+              <w:bottom w:w="80" w:type="dxa"/>
+              <w:right w:w="120" w:type="dxa"/>
+            </w:tcMar>
+            <w:vAlign w:val="center"/>
+          </w:tcPr>
+          <w:p>
+            <w:pPr>
+              <w:spacing w:before="20" w:after="20"/>
+            </w:pPr>
+            <w:r>
+              <w:t>Write here…</w:t>
+            </w:r>
+          </w:p>
+        </w:tc>
+      </w:tr>
+      <w:tr>
+        <w:trPr>
+          <w:cantSplit/>
+          <w:trHeight w:val="1000"/>
+        </w:trPr>
+        <w:tc>
+          <w:tcPr>
+            <w:tcW w:w="2600" w:type="dxa"/>
+            <w:shd w:val="clear" w:color="auto" w:fill="F0F2F7"/>
+            <w:tcMar>
+              <w:top w:w="80" w:type="dxa"/>
+              <w:left w:w="120" w:type="dxa"/>
+              <w:bottom w:w="80" w:type="dxa"/>
+              <w:right w:w="120" w:type="dxa"/>
+            </w:tcMar>
+            <w:vAlign w:val="center"/>
+          </w:tcPr>
+          <w:p>
+            <w:pPr>
+              <w:spacing w:before="20" w:after="20"/>
+            </w:pPr>
+            <w:r>
+              <w:rPr>
+                <w:b/>
+                <w:bCs/>
+                <w:color w:val="234B8C"/>
+              </w:rPr>
+              <w:t>[Item 3]</w:t>
+            </w:r>
+          </w:p>
+        </w:tc>
+        <w:tc>
+          <w:tcPr>
+            <w:tcW w:w="3519" w:type="dxa"/>
+            <w:tcMar>
+              <w:top w:w="80" w:type="dxa"/>
+              <w:left w:w="120" w:type="dxa"/>
+              <w:bottom w:w="80" w:type="dxa"/>
+              <w:right w:w="120" w:type="dxa"/>
+            </w:tcMar>
+            <w:vAlign w:val="center"/>
+          </w:tcPr>
+          <w:p>
+            <w:pPr>
+              <w:spacing w:before="20" w:after="20"/>
+            </w:pPr>
+            <w:r>
+              <w:t>Write here…</w:t>
+            </w:r>
+          </w:p>
+        </w:tc>
+        <w:tc>
+          <w:tcPr>
+            <w:tcW w:w="3519" w:type="dxa"/>
+            <w:tcMar>
+              <w:top w:w="80" w:type="dxa"/>
+              <w:left w:w="120" w:type="dxa"/>
+              <w:bottom w:w="80" w:type="dxa"/>
+              <w:right w:w="120" w:type="dxa"/>
+            </w:tcMar>
+            <w:vAlign w:val="center"/>
+          </w:tcPr>
+          <w:p>
+            <w:pPr>
+              <w:spacing w:before="20" w:after="20"/>
+            </w:pPr>
+            <w:r>
+              <w:t>Write here…</w:t>
+            </w:r>
+          </w:p>
+        </w:tc>
+      </w:tr>
+    </w:tbl>
+    <w:p>
+      <w:r>
+        <w:br w:type="page"/>
+      </w:r>
+    </w:p>
+    <w:tbl>
+      <w:tblPr>
+        <w:tblW w:w="9638" w:type="dxa"/>
+        <w:tblBorders>
+          <w:top w:val="single" w:sz="4" w:space="0" w:color="auto"/>
+          <w:left w:val="single" w:sz="4" w:space="0" w:color="auto"/>
+          <w:bottom w:val="single" w:sz="4" w:space="0" w:color="auto"/>
+          <w:right w:val="single" w:sz="4" w:space="0" w:color="auto"/>
+          <w:insideH w:val="single" w:sz="4" w:space="0" w:color="auto"/>
+          <w:insideV w:val="single" w:sz="4" w:space="0" w:color="auto"/>
+        </w:tblBorders>
+        <w:tblCellMar>
+          <w:left w:w="10" w:type="dxa"/>
+          <w:right w:w="10" w:type="dxa"/>
+        </w:tblCellMar>
+        <w:tblLook w:val="04A0" w:firstRow="1" w:lastRow="0" w:firstColumn="1" w:lastColumn="0" w:noHBand="0" w:noVBand="1"/>
+      </w:tblPr>
+      <w:tblGrid>
+        <w:gridCol w:w="9638"/>
+      </w:tblGrid>
+      <w:tr>
+        <w:tc>
+          <w:tcPr>
+            <w:tcW w:w="9638" w:type="dxa"/>
+            <w:tcBorders>
+              <w:top w:val="single" w:sz="4" w:space="0" w:color="C9CFDD"/>
+              <w:left w:val="single" w:sz="4" w:space="0" w:color="C9CFDD"/>
+              <w:bottom w:val="single" w:sz="4" w:space="0" w:color="C9CFDD"/>
+              <w:right w:val="single" w:sz="4" w:space="0" w:color="C9CFDD"/>
+            </w:tcBorders>
+            <w:shd w:val="clear" w:color="auto" w:fill="234B8C"/>
+            <w:tcMar>
+              <w:top w:w="90" w:type="dxa"/>
+              <w:left w:w="160" w:type="dxa"/>
+              <w:bottom w:w="90" w:type="dxa"/>
+              <w:right w:w="160" w:type="dxa"/>
+            </w:tcMar>
+          </w:tcPr>
+          <w:p>
+            <w:r>
+              <w:rPr>
+                <w:b/>
+                <w:bCs/>
+                <w:color w:val="FFFFFF"/>
+                <w:sz w:val="26"/>
+                <w:szCs w:val="26"/>
+              </w:rPr>
+              <w:t>SECTION B — PERFORMANCE</w:t>
+            </w:r>
+          </w:p>
+        </w:tc>
+      </w:tr>
+    </w:tbl>
+    <w:p>
+      <w:pPr>
+        <w:spacing w:before="80" w:after="80"/>
+      </w:pPr>
+      <w:r>
+        <w:rPr>
+          <w:i/>
+          <w:iCs/>
+          <w:color w:val="606060"/>
+          <w:sz w:val="18"/>
+          <w:szCs w:val="18"/>
+        </w:rPr>
+        <w:t>» 2–3 tasks. Duplicate the Task block for each. Every task after this one starts on a new page, each part of a task starts on its own page, and the observation checklist follows the task it observes. Where production evidence is gathered in a Recipe/Activity Workbook, build only the tasks the workbook does not cover.</w:t>
+      </w:r>
+    </w:p>
+    <w:tbl>
+      <w:tblPr>
+        <w:tblW w:w="9638" w:type="dxa"/>
+        <w:tblBorders>
+          <w:top w:val="single" w:sz="4" w:space="0" w:color="auto"/>
+          <w:left w:val="single" w:sz="4" w:space="0" w:color="auto"/>
+          <w:bottom w:val="single" w:sz="4" w:space="0" w:color="auto"/>
+          <w:right w:val="single" w:sz="4" w:space="0" w:color="auto"/>
+          <w:insideH w:val="single" w:sz="4" w:space="0" w:color="auto"/>
+          <w:insideV w:val="single" w:sz="4" w:space="0" w:color="auto"/>
+        </w:tblBorders>
+        <w:tblCellMar>
+          <w:left w:w="10" w:type="dxa"/>
+          <w:right w:w="10" w:type="dxa"/>
+        </w:tblCellMar>
+        <w:tblLook w:val="04A0" w:firstRow="1" w:lastRow="0" w:firstColumn="1" w:lastColumn="0" w:noHBand="0" w:noVBand="1"/>
+      </w:tblPr>
+      <w:tblGrid>
+        <w:gridCol w:w="9613"/>
+        <w:gridCol w:w="25"/>
+      </w:tblGrid>
+      <w:tr>
+        <w:trPr>
+          <w:gridAfter w:val="1"/>
+          <w:wAfter w:w="25" w:type="dxa"/>
+        </w:trPr>
+        <w:tc>
+          <w:tcPr>
+            <w:tcW w:w="9638" w:type="dxa"/>
+            <w:tcBorders>
+              <w:top w:val="single" w:sz="4" w:space="0" w:color="C9CFDD"/>
+              <w:left w:val="single" w:sz="4" w:space="0" w:color="C9CFDD"/>
+              <w:bottom w:val="single" w:sz="4" w:space="0" w:color="C9CFDD"/>
+              <w:right w:val="single" w:sz="4" w:space="0" w:color="C9CFDD"/>
+            </w:tcBorders>
+            <w:shd w:val="clear" w:color="auto" w:fill="234B8C"/>
+            <w:tcMar>
+              <w:top w:w="90" w:type="dxa"/>
+              <w:left w:w="160" w:type="dxa"/>
+              <w:bottom w:w="90" w:type="dxa"/>
+              <w:right w:w="160" w:type="dxa"/>
+            </w:tcMar>
+          </w:tcPr>
+          <w:p>
+            <w:r>
+              <w:rPr>
+                <w:b/>
+                <w:bCs/>
+                <w:color w:val="FFFFFF"/>
+                <w:sz w:val="26"/>
+                <w:szCs w:val="26"/>
+              </w:rPr>
+              <w:t>Task 1 — [Task title]</w:t>
+            </w:r>
+          </w:p>
+        </w:tc>
+      </w:tr>
+      <w:tr>
+        <w:tblPrEx>
+          <w:tblBorders>
+            <w:top w:val="single" w:sz="4" w:space="0" w:color="C9CFDD"/>
+            <w:left w:val="single" w:sz="24" w:space="0" w:color="F09C0C"/>
+            <w:bottom w:val="single" w:sz="4" w:space="0" w:color="C9CFDD"/>
+            <w:right w:val="single" w:sz="4" w:space="0" w:color="C9CFDD"/>
+          </w:tblBorders>
+        </w:tblPrEx>
+        <w:tc>
+          <w:tcPr>
+            <w:tcW w:w="9638" w:type="dxa"/>
+            <w:gridSpan w:val="2"/>
+            <w:tcBorders>
+              <w:left w:val="single" w:sz="24" w:space="0" w:color="F09C0C"/>
+            </w:tcBorders>
+            <w:shd w:val="clear" w:color="auto" w:fill="F0F2F7"/>
+            <w:tcMar>
+              <w:top w:w="80" w:type="dxa"/>
+              <w:left w:w="160" w:type="dxa"/>
+              <w:bottom w:w="80" w:type="dxa"/>
+              <w:right w:w="160" w:type="dxa"/>
+            </w:tcMar>
+          </w:tcPr>
+          <w:p>
+            <w:pPr>
+              <w:spacing w:after="20"/>
+            </w:pPr>
+            <w:r>
+              <w:rPr>
+                <w:b/>
+                <w:bCs/>
+                <w:color w:val="234B8C"/>
+              </w:rPr>
+              <w:t>Maps to</w:t>
+            </w:r>
+          </w:p>
+          <w:p>
+            <w:r>
+              <w:rPr>
+                <w:sz w:val="19"/>
+                <w:szCs w:val="19"/>
+              </w:rPr>
+              <w:t>[Performance Evidence / Performance Criteria this task covers.]  Timeframe: [time allowed]</w:t>
+            </w:r>
+          </w:p>
+        </w:tc>
+      </w:tr>
+    </w:tbl>
+    <w:p>
+      <w:pPr>
+        <w:spacing w:before="160" w:after="40"/>
+      </w:pPr>
+      <w:r>
+        <w:rPr>
+          <w:b/>
+          <w:bCs/>
+          <w:color w:val="234B8C"/>
+          <w:sz w:val="22"/>
+          <w:szCs w:val="22"/>
+        </w:rPr>
+        <w:t>Task brief</w:t>
+      </w:r>
+    </w:p>
+    <w:p>
+      <w:r>
+        <w:t>[What the student must do and produce, drawn from the detailed simulation above. Split the work into labelled parts — (a), (b), (c).]</w:t>
+      </w:r>
+    </w:p>
+    <w:p>
+      <w:pPr>
+        <w:spacing w:before="160" w:after="40"/>
+      </w:pPr>
+      <w:r>
+        <w:rPr>
+          <w:b/>
+          <w:bCs/>
+          <w:color w:val="234B8C"/>
+          <w:sz w:val="22"/>
+          <w:szCs w:val="22"/>
+        </w:rPr>
+        <w:t>Tools, equipment, PPE and documents provided</w:t>
+      </w:r>
+    </w:p>
+    <w:p>
+      <w:r>
+        <w:t>[List everything provided, including every resource category named in the unit’s assessment conditions.]</w:t>
+      </w:r>
+    </w:p>
+    <w:p>
+      <w:r>
+        <w:br w:type="page"/>
+      </w:r>
+    </w:p>
+    <w:tbl>
+      <w:tblPr>
+        <w:tblW w:w="9638" w:type="dxa"/>
+        <w:tblBorders>
+          <w:top w:val="single" w:sz="4" w:space="0" w:color="auto"/>
+          <w:left w:val="single" w:sz="4" w:space="0" w:color="auto"/>
+          <w:bottom w:val="single" w:sz="4" w:space="0" w:color="auto"/>
+          <w:right w:val="single" w:sz="4" w:space="0" w:color="auto"/>
+          <w:insideH w:val="single" w:sz="4" w:space="0" w:color="auto"/>
+          <w:insideV w:val="single" w:sz="4" w:space="0" w:color="auto"/>
+        </w:tblBorders>
+        <w:tblCellMar>
+          <w:left w:w="10" w:type="dxa"/>
+          <w:right w:w="10" w:type="dxa"/>
+        </w:tblCellMar>
+        <w:tblLook w:val="04A0" w:firstRow="1" w:lastRow="0" w:firstColumn="1" w:lastColumn="0" w:noHBand="0" w:noVBand="1"/>
+      </w:tblPr>
+      <w:tblGrid>
+        <w:gridCol w:w="9613"/>
+        <w:gridCol w:w="25"/>
+      </w:tblGrid>
+      <w:tr>
+        <w:trPr>
+          <w:gridAfter w:val="1"/>
+          <w:wAfter w:w="25" w:type="dxa"/>
+        </w:trPr>
+        <w:tc>
+          <w:tcPr>
+            <w:tcW w:w="9638" w:type="dxa"/>
+            <w:tcBorders>
+              <w:top w:val="single" w:sz="4" w:space="0" w:color="C9CFDD"/>
+              <w:left w:val="single" w:sz="4" w:space="0" w:color="C9CFDD"/>
+              <w:bottom w:val="single" w:sz="4" w:space="0" w:color="C9CFDD"/>
+              <w:right w:val="single" w:sz="4" w:space="0" w:color="C9CFDD"/>
+            </w:tcBorders>
+            <w:shd w:val="clear" w:color="auto" w:fill="234B8C"/>
+            <w:tcMar>
+              <w:top w:w="90" w:type="dxa"/>
+              <w:left w:w="160" w:type="dxa"/>
+              <w:bottom w:w="90" w:type="dxa"/>
+              <w:right w:w="160" w:type="dxa"/>
+            </w:tcMar>
+          </w:tcPr>
+          <w:p>
+            <w:r>
+              <w:rPr>
+                <w:b/>
+                <w:bCs/>
+                <w:color w:val="FFFFFF"/>
+                <w:sz w:val="26"/>
+                <w:szCs w:val="26"/>
+              </w:rPr>
+              <w:t>Task 1 — Part (a) [part title]</w:t>
+            </w:r>
+          </w:p>
+        </w:tc>
+      </w:tr>
+      <w:tr>
+        <w:tblPrEx>
+          <w:tblBorders>
+            <w:top w:val="single" w:sz="4" w:space="0" w:color="C9CFDD"/>
+            <w:left w:val="single" w:sz="24" w:space="0" w:color="F09C0C"/>
+            <w:bottom w:val="single" w:sz="4" w:space="0" w:color="C9CFDD"/>
+            <w:right w:val="single" w:sz="4" w:space="0" w:color="C9CFDD"/>
+          </w:tblBorders>
+        </w:tblPrEx>
+        <w:tc>
+          <w:tcPr>
+            <w:tcW w:w="9638" w:type="dxa"/>
+            <w:gridSpan w:val="2"/>
+            <w:tcBorders>
+              <w:left w:val="single" w:sz="24" w:space="0" w:color="F09C0C"/>
+            </w:tcBorders>
+            <w:shd w:val="clear" w:color="auto" w:fill="F0F2F7"/>
+            <w:tcMar>
+              <w:top w:w="80" w:type="dxa"/>
+              <w:left w:w="160" w:type="dxa"/>
+              <w:bottom w:w="80" w:type="dxa"/>
+              <w:right w:w="160" w:type="dxa"/>
+            </w:tcMar>
+          </w:tcPr>
+          <w:p>
+            <w:pPr>
+              <w:spacing w:after="20"/>
+            </w:pPr>
+            <w:r>
+              <w:rPr>
+                <w:b/>
+                <w:bCs/>
+                <w:color w:val="234B8C"/>
+              </w:rPr>
+              <w:t>Maps to</w:t>
+            </w:r>
+          </w:p>
+          <w:p>
+            <w:r>
+              <w:rPr>
+                <w:sz w:val="19"/>
+                <w:szCs w:val="19"/>
+              </w:rPr>
+              <w:t>[PE / PC point(s) this part covers.]  Scope: [length or number of entries]</w:t>
+            </w:r>
+          </w:p>
+        </w:tc>
+      </w:tr>
+    </w:tbl>
+    <w:p>
+      <w:pPr>
+        <w:spacing w:before="160" w:after="40"/>
+      </w:pPr>
+      <w:r>
+        <w:rPr>
+          <w:b/>
+          <w:bCs/>
+          <w:color w:val="234B8C"/>
+          <w:sz w:val="22"/>
+          <w:szCs w:val="22"/>
+        </w:rPr>
+        <w:t>What you must do</w:t>
+      </w:r>
+    </w:p>
+    <w:p>
+      <w:r>
+        <w:t>[Instructions for this part only.]</w:t>
+      </w:r>
+    </w:p>
+    <w:p>
+      <w:pPr>
+        <w:spacing w:before="160" w:after="40"/>
+      </w:pPr>
+      <w:r>
+        <w:rPr>
+          <w:b/>
+          <w:bCs/>
+          <w:color w:val="234B8C"/>
+          <w:sz w:val="22"/>
+          <w:szCs w:val="22"/>
+        </w:rPr>
+        <w:t>Deliverable — (a)</w:t>
+      </w:r>
+    </w:p>
+    <w:tbl>
+      <w:tblPr>
+        <w:tblW w:w="9638" w:type="dxa"/>
+        <w:tblBorders>
+          <w:top w:val="single" w:sz="4" w:space="0" w:color="C9CFDD"/>
+          <w:left w:val="single" w:sz="4" w:space="0" w:color="C9CFDD"/>
+          <w:bottom w:val="single" w:sz="4" w:space="0" w:color="C9CFDD"/>
+          <w:right w:val="single" w:sz="4" w:space="0" w:color="C9CFDD"/>
+          <w:insideH w:val="single" w:sz="4" w:space="0" w:color="C9CFDD"/>
+          <w:insideV w:val="single" w:sz="4" w:space="0" w:color="C9CFDD"/>
+        </w:tblBorders>
+        <w:tblLayout w:type="fixed"/>
+        <w:tblLook w:val="04A0" w:firstRow="1" w:lastRow="0" w:firstColumn="1" w:lastColumn="0" w:noHBand="0" w:noVBand="1"/>
+      </w:tblPr>
+      <w:tblGrid>
+        <w:gridCol w:w="9638"/>
+      </w:tblGrid>
+      <w:tr>
+        <w:trPr>
+          <w:trHeight w:val="3600"/>
+        </w:trPr>
+        <w:tc>
+          <w:tcPr>
+            <w:tcW w:w="9638" w:type="dxa"/>
+            <w:tcMar>
+              <w:top w:w="80" w:type="dxa"/>
+              <w:left w:w="120" w:type="dxa"/>
+              <w:bottom w:w="80" w:type="dxa"/>
+              <w:right w:w="120" w:type="dxa"/>
+            </w:tcMar>
+          </w:tcPr>
+          <w:p>
+            <w:r>
+              <w:rPr>
+                <w:i/>
+                <w:iCs/>
+                <w:color w:val="999999"/>
+              </w:rPr>
+              <w:t>Complete Part (a) here…</w:t>
+            </w:r>
+          </w:p>
+        </w:tc>
+      </w:tr>
+    </w:tbl>
+    <w:p>
+      <w:r>
+        <w:br w:type="page"/>
+      </w:r>
+    </w:p>
+    <w:tbl>
+      <w:tblPr>
+        <w:tblW w:w="9638" w:type="dxa"/>
+        <w:tblBorders>
+          <w:top w:val="single" w:sz="4" w:space="0" w:color="auto"/>
+          <w:left w:val="single" w:sz="4" w:space="0" w:color="auto"/>
+          <w:bottom w:val="single" w:sz="4" w:space="0" w:color="auto"/>
+          <w:right w:val="single" w:sz="4" w:space="0" w:color="auto"/>
+          <w:insideH w:val="single" w:sz="4" w:space="0" w:color="auto"/>
+          <w:insideV w:val="single" w:sz="4" w:space="0" w:color="auto"/>
+        </w:tblBorders>
+        <w:tblCellMar>
+          <w:left w:w="10" w:type="dxa"/>
+          <w:right w:w="10" w:type="dxa"/>
+        </w:tblCellMar>
+        <w:tblLook w:val="04A0" w:firstRow="1" w:lastRow="0" w:firstColumn="1" w:lastColumn="0" w:noHBand="0" w:noVBand="1"/>
+      </w:tblPr>
+      <w:tblGrid>
+        <w:gridCol w:w="9613"/>
+        <w:gridCol w:w="25"/>
+      </w:tblGrid>
+      <w:tr>
+        <w:trPr>
+          <w:gridAfter w:val="1"/>
+          <w:wAfter w:w="25" w:type="dxa"/>
+        </w:trPr>
+        <w:tc>
+          <w:tcPr>
+            <w:tcW w:w="9638" w:type="dxa"/>
+            <w:tcBorders>
+              <w:top w:val="single" w:sz="4" w:space="0" w:color="C9CFDD"/>
+              <w:left w:val="single" w:sz="4" w:space="0" w:color="C9CFDD"/>
+              <w:bottom w:val="single" w:sz="4" w:space="0" w:color="C9CFDD"/>
+              <w:right w:val="single" w:sz="4" w:space="0" w:color="C9CFDD"/>
+            </w:tcBorders>
+            <w:shd w:val="clear" w:color="auto" w:fill="234B8C"/>
+            <w:tcMar>
+              <w:top w:w="90" w:type="dxa"/>
+              <w:left w:w="160" w:type="dxa"/>
+              <w:bottom w:w="90" w:type="dxa"/>
+              <w:right w:w="160" w:type="dxa"/>
+            </w:tcMar>
+          </w:tcPr>
+          <w:p>
+            <w:r>
+              <w:rPr>
+                <w:b/>
+                <w:bCs/>
+                <w:color w:val="FFFFFF"/>
+                <w:sz w:val="26"/>
+                <w:szCs w:val="26"/>
+              </w:rPr>
+              <w:t>Task 1 — Part (b) [part title]</w:t>
+            </w:r>
+          </w:p>
+        </w:tc>
+      </w:tr>
+      <w:tr>
+        <w:tblPrEx>
+          <w:tblBorders>
+            <w:top w:val="single" w:sz="4" w:space="0" w:color="C9CFDD"/>
+            <w:left w:val="single" w:sz="24" w:space="0" w:color="F09C0C"/>
+            <w:bottom w:val="single" w:sz="4" w:space="0" w:color="C9CFDD"/>
+            <w:right w:val="single" w:sz="4" w:space="0" w:color="C9CFDD"/>
+          </w:tblBorders>
+        </w:tblPrEx>
+        <w:tc>
+          <w:tcPr>
+            <w:tcW w:w="9638" w:type="dxa"/>
+            <w:gridSpan w:val="2"/>
+            <w:tcBorders>
+              <w:left w:val="single" w:sz="24" w:space="0" w:color="F09C0C"/>
+            </w:tcBorders>
+            <w:shd w:val="clear" w:color="auto" w:fill="F0F2F7"/>
+            <w:tcMar>
+              <w:top w:w="80" w:type="dxa"/>
+              <w:left w:w="160" w:type="dxa"/>
+              <w:bottom w:w="80" w:type="dxa"/>
+              <w:right w:w="160" w:type="dxa"/>
+            </w:tcMar>
+          </w:tcPr>
+          <w:p>
+            <w:pPr>
+              <w:spacing w:after="20"/>
+            </w:pPr>
+            <w:r>
+              <w:rPr>
+                <w:b/>
+                <w:bCs/>
+                <w:color w:val="234B8C"/>
+              </w:rPr>
+              <w:t>Maps to</w:t>
+            </w:r>
+          </w:p>
+          <w:p>
+            <w:r>
+              <w:rPr>
+                <w:sz w:val="19"/>
+                <w:szCs w:val="19"/>
+              </w:rPr>
+              <w:t>[PE / PC point(s) this part covers.]  Scope: [length or number of entries]</w:t>
+            </w:r>
+          </w:p>
+        </w:tc>
+      </w:tr>
+    </w:tbl>
+    <w:p>
+      <w:pPr>
+        <w:spacing w:before="160" w:after="40"/>
+      </w:pPr>
+      <w:r>
+        <w:rPr>
+          <w:b/>
+          <w:bCs/>
+          <w:color w:val="234B8C"/>
+          <w:sz w:val="22"/>
+          <w:szCs w:val="22"/>
+        </w:rPr>
+        <w:t>What you must do</w:t>
+      </w:r>
+    </w:p>
+    <w:p>
+      <w:r>
+        <w:t>[Instructions for this part only.]</w:t>
+      </w:r>
+    </w:p>
+    <w:p>
+      <w:pPr>
+        <w:spacing w:before="160" w:after="40"/>
+      </w:pPr>
+      <w:r>
+        <w:rPr>
+          <w:b/>
+          <w:bCs/>
+          <w:color w:val="234B8C"/>
+          <w:sz w:val="22"/>
+          <w:szCs w:val="22"/>
+        </w:rPr>
+        <w:t>Deliverable — (b)</w:t>
+      </w:r>
+    </w:p>
+    <w:p>
+      <w:pPr>
+        <w:spacing w:before="80" w:after="80"/>
+      </w:pPr>
+      <w:r>
+        <w:rPr>
+          <w:i/>
+          <w:iCs/>
+          <w:color w:val="606060"/>
+          <w:sz w:val="18"/>
+          <w:szCs w:val="18"/>
+        </w:rPr>
+        <w:t>» Where the part is list-type, replace the box with an item-per-row deliverable table.</w:t>
+      </w:r>
+    </w:p>
+    <w:tbl>
+      <w:tblPr>
+        <w:tblW w:w="9638" w:type="dxa"/>
+        <w:tblBorders>
+          <w:top w:val="single" w:sz="4" w:space="0" w:color="C9CFDD"/>
+          <w:left w:val="single" w:sz="4" w:space="0" w:color="C9CFDD"/>
+          <w:bottom w:val="single" w:sz="4" w:space="0" w:color="C9CFDD"/>
+          <w:right w:val="single" w:sz="4" w:space="0" w:color="C9CFDD"/>
+          <w:insideH w:val="single" w:sz="4" w:space="0" w:color="C9CFDD"/>
+          <w:insideV w:val="single" w:sz="4" w:space="0" w:color="C9CFDD"/>
+        </w:tblBorders>
+        <w:tblLayout w:type="fixed"/>
+        <w:tblCellMar>
+          <w:left w:w="10" w:type="dxa"/>
+          <w:right w:w="10" w:type="dxa"/>
+        </w:tblCellMar>
+        <w:tblLook w:val="04A0" w:firstRow="1" w:lastRow="0" w:firstColumn="1" w:lastColumn="0" w:noHBand="0" w:noVBand="1"/>
+      </w:tblPr>
+      <w:tblGrid>
+        <w:gridCol w:w="2600"/>
+        <w:gridCol w:w="3519"/>
+        <w:gridCol w:w="3519"/>
+      </w:tblGrid>
+      <w:tr>
+        <w:trPr>
+          <w:cantSplit/>
+          <w:tblHeader/>
+        </w:trPr>
+        <w:tc>
+          <w:tcPr>
+            <w:tcW w:w="2600" w:type="dxa"/>
+            <w:shd w:val="clear" w:color="auto" w:fill="234B8C"/>
+            <w:tcMar>
+              <w:top w:w="80" w:type="dxa"/>
+              <w:left w:w="120" w:type="dxa"/>
+              <w:bottom w:w="80" w:type="dxa"/>
+              <w:right w:w="120" w:type="dxa"/>
+            </w:tcMar>
+            <w:vAlign w:val="center"/>
+          </w:tcPr>
+          <w:p>
+            <w:pPr>
+              <w:spacing w:before="20" w:after="20"/>
+            </w:pPr>
+            <w:r>
+              <w:rPr>
+                <w:b/>
+                <w:bCs/>
+                <w:color w:val="FFFFFF"/>
+              </w:rPr>
+              <w:t>Item</w:t>
+            </w:r>
+          </w:p>
+        </w:tc>
+        <w:tc>
+          <w:tcPr>
+            <w:tcW w:w="3519" w:type="dxa"/>
+            <w:shd w:val="clear" w:color="auto" w:fill="234B8C"/>
+            <w:tcMar>
+              <w:top w:w="80" w:type="dxa"/>
+              <w:left w:w="120" w:type="dxa"/>
+              <w:bottom w:w="80" w:type="dxa"/>
+              <w:right w:w="120" w:type="dxa"/>
+            </w:tcMar>
+            <w:vAlign w:val="center"/>
+          </w:tcPr>
+          <w:p>
+            <w:pPr>
+              <w:spacing w:before="20" w:after="20"/>
+            </w:pPr>
+            <w:r>
+              <w:rPr>
+                <w:b/>
+                <w:bCs/>
+                <w:color w:val="FFFFFF"/>
+              </w:rPr>
+              <w:t>[Demand 1]</w:t>
+            </w:r>
+          </w:p>
+        </w:tc>
+        <w:tc>
+          <w:tcPr>
+            <w:tcW w:w="3519" w:type="dxa"/>
+            <w:shd w:val="clear" w:color="auto" w:fill="234B8C"/>
+            <w:tcMar>
+              <w:top w:w="80" w:type="dxa"/>
+              <w:left w:w="120" w:type="dxa"/>
+              <w:bottom w:w="80" w:type="dxa"/>
+              <w:right w:w="120" w:type="dxa"/>
+            </w:tcMar>
+            <w:vAlign w:val="center"/>
+          </w:tcPr>
+          <w:p>
+            <w:pPr>
+              <w:spacing w:before="20" w:after="20"/>
+            </w:pPr>
+            <w:r>
+              <w:rPr>
+                <w:b/>
+                <w:bCs/>
+                <w:color w:val="FFFFFF"/>
+              </w:rPr>
+              <w:t>[Demand 2]</w:t>
+            </w:r>
+          </w:p>
+        </w:tc>
+      </w:tr>
+      <w:tr>
+        <w:trPr>
+          <w:cantSplit/>
+          <w:trHeight w:val="1100"/>
+        </w:trPr>
+        <w:tc>
+          <w:tcPr>
+            <w:tcW w:w="2600" w:type="dxa"/>
+            <w:shd w:val="clear" w:color="auto" w:fill="F0F2F7"/>
+            <w:tcMar>
+              <w:top w:w="80" w:type="dxa"/>
+              <w:left w:w="120" w:type="dxa"/>
+              <w:bottom w:w="80" w:type="dxa"/>
+              <w:right w:w="120" w:type="dxa"/>
+            </w:tcMar>
+            <w:vAlign w:val="center"/>
+          </w:tcPr>
+          <w:p>
+            <w:pPr>
+              <w:spacing w:before="20" w:after="20"/>
+            </w:pPr>
+            <w:r>
+              <w:rPr>
+                <w:b/>
+                <w:bCs/>
+                <w:color w:val="234B8C"/>
+              </w:rPr>
+              <w:t>[Item 1]</w:t>
+            </w:r>
+          </w:p>
+        </w:tc>
+        <w:tc>
+          <w:tcPr>
+            <w:tcW w:w="3519" w:type="dxa"/>
+            <w:tcMar>
+              <w:top w:w="80" w:type="dxa"/>
+              <w:left w:w="120" w:type="dxa"/>
+              <w:bottom w:w="80" w:type="dxa"/>
+              <w:right w:w="120" w:type="dxa"/>
+            </w:tcMar>
+            <w:vAlign w:val="center"/>
+          </w:tcPr>
+          <w:p>
+            <w:pPr>
+              <w:spacing w:before="20" w:after="20"/>
+            </w:pPr>
+            <w:r>
+              <w:t>Write here…</w:t>
+            </w:r>
+          </w:p>
+        </w:tc>
+        <w:tc>
+          <w:tcPr>
+            <w:tcW w:w="3519" w:type="dxa"/>
+            <w:tcMar>
+              <w:top w:w="80" w:type="dxa"/>
+              <w:left w:w="120" w:type="dxa"/>
+              <w:bottom w:w="80" w:type="dxa"/>
+              <w:right w:w="120" w:type="dxa"/>
+            </w:tcMar>
+            <w:vAlign w:val="center"/>
+          </w:tcPr>
+          <w:p>
+            <w:pPr>
+              <w:spacing w:before="20" w:after="20"/>
+            </w:pPr>
+            <w:r>
+              <w:t>Write here…</w:t>
+            </w:r>
+          </w:p>
+        </w:tc>
+      </w:tr>
+      <w:tr>
+        <w:trPr>
+          <w:cantSplit/>
+          <w:trHeight w:val="1100"/>
+        </w:trPr>
+        <w:tc>
+          <w:tcPr>
+            <w:tcW w:w="2600" w:type="dxa"/>
+            <w:shd w:val="clear" w:color="auto" w:fill="F0F2F7"/>
+            <w:tcMar>
+              <w:top w:w="80" w:type="dxa"/>
+              <w:left w:w="120" w:type="dxa"/>
+              <w:bottom w:w="80" w:type="dxa"/>
+              <w:right w:w="120" w:type="dxa"/>
+            </w:tcMar>
+            <w:vAlign w:val="center"/>
+          </w:tcPr>
+          <w:p>
+            <w:pPr>
+              <w:spacing w:before="20" w:after="20"/>
+            </w:pPr>
+            <w:r>
+              <w:rPr>
+                <w:b/>
+                <w:bCs/>
+                <w:color w:val="234B8C"/>
+              </w:rPr>
+              <w:t>[Item 2]</w:t>
+            </w:r>
+          </w:p>
+        </w:tc>
+        <w:tc>
+          <w:tcPr>
+            <w:tcW w:w="3519" w:type="dxa"/>
+            <w:tcMar>
+              <w:top w:w="80" w:type="dxa"/>
+              <w:left w:w="120" w:type="dxa"/>
+              <w:bottom w:w="80" w:type="dxa"/>
+              <w:right w:w="120" w:type="dxa"/>
+            </w:tcMar>
+            <w:vAlign w:val="center"/>
+          </w:tcPr>
+          <w:p>
+            <w:pPr>
+              <w:spacing w:before="20" w:after="20"/>
+            </w:pPr>
+            <w:r>
+              <w:t>Write here…</w:t>
+            </w:r>
+          </w:p>
+        </w:tc>
+        <w:tc>
+          <w:tcPr>
+            <w:tcW w:w="3519" w:type="dxa"/>
+            <w:tcMar>
+              <w:top w:w="80" w:type="dxa"/>
+              <w:left w:w="120" w:type="dxa"/>
+              <w:bottom w:w="80" w:type="dxa"/>
+              <w:right w:w="120" w:type="dxa"/>
+            </w:tcMar>
+            <w:vAlign w:val="center"/>
+          </w:tcPr>
+          <w:p>
+            <w:pPr>
+              <w:spacing w:before="20" w:after="20"/>
+            </w:pPr>
+            <w:r>
+              <w:t>Write here…</w:t>
+            </w:r>
+          </w:p>
+        </w:tc>
+      </w:tr>
+      <w:tr>
+        <w:trPr>
+          <w:cantSplit/>
+          <w:trHeight w:val="1100"/>
+        </w:trPr>
+        <w:tc>
+          <w:tcPr>
+            <w:tcW w:w="2600" w:type="dxa"/>
+            <w:shd w:val="clear" w:color="auto" w:fill="F0F2F7"/>
+            <w:tcMar>
+              <w:top w:w="80" w:type="dxa"/>
+              <w:left w:w="120" w:type="dxa"/>
+              <w:bottom w:w="80" w:type="dxa"/>
+              <w:right w:w="120" w:type="dxa"/>
+            </w:tcMar>
+            <w:vAlign w:val="center"/>
+          </w:tcPr>
+          <w:p>
+            <w:pPr>
+              <w:spacing w:before="20" w:after="20"/>
+            </w:pPr>
+            <w:r>
+              <w:rPr>
+                <w:b/>
+                <w:bCs/>
+                <w:color w:val="234B8C"/>
+              </w:rPr>
+              <w:t>[Item 3]</w:t>
+            </w:r>
+          </w:p>
+        </w:tc>
+        <w:tc>
+          <w:tcPr>
+            <w:tcW w:w="3519" w:type="dxa"/>
+            <w:tcMar>
+              <w:top w:w="80" w:type="dxa"/>
+              <w:left w:w="120" w:type="dxa"/>
+              <w:bottom w:w="80" w:type="dxa"/>
+              <w:right w:w="120" w:type="dxa"/>
+            </w:tcMar>
+            <w:vAlign w:val="center"/>
+          </w:tcPr>
+          <w:p>
+            <w:pPr>
+              <w:spacing w:before="20" w:after="20"/>
+            </w:pPr>
+            <w:r>
+              <w:t>Write here…</w:t>
+            </w:r>
+          </w:p>
+        </w:tc>
+        <w:tc>
+          <w:tcPr>
+            <w:tcW w:w="3519" w:type="dxa"/>
+            <w:tcMar>
+              <w:top w:w="80" w:type="dxa"/>
+              <w:left w:w="120" w:type="dxa"/>
+              <w:bottom w:w="80" w:type="dxa"/>
+              <w:right w:w="120" w:type="dxa"/>
+            </w:tcMar>
+            <w:vAlign w:val="center"/>
+          </w:tcPr>
+          <w:p>
+            <w:pPr>
+              <w:spacing w:before="20" w:after="20"/>
+            </w:pPr>
+            <w:r>
+              <w:t>Write here…</w:t>
+            </w:r>
+          </w:p>
+        </w:tc>
+      </w:tr>
+    </w:tbl>
+    <w:p>
+      <w:r>
+        <w:br w:type="page"/>
+      </w:r>
+    </w:p>
+    <w:tbl>
+      <w:tblPr>
+        <w:tblW w:w="9638" w:type="dxa"/>
+        <w:tblBorders>
+          <w:top w:val="single" w:sz="4" w:space="0" w:color="auto"/>
+          <w:left w:val="single" w:sz="4" w:space="0" w:color="auto"/>
+          <w:bottom w:val="single" w:sz="4" w:space="0" w:color="auto"/>
+          <w:right w:val="single" w:sz="4" w:space="0" w:color="auto"/>
+          <w:insideH w:val="single" w:sz="4" w:space="0" w:color="auto"/>
+          <w:insideV w:val="single" w:sz="4" w:space="0" w:color="auto"/>
+        </w:tblBorders>
+        <w:tblCellMar>
+          <w:left w:w="10" w:type="dxa"/>
+          <w:right w:w="10" w:type="dxa"/>
+        </w:tblCellMar>
+        <w:tblLook w:val="04A0" w:firstRow="1" w:lastRow="0" w:firstColumn="1" w:lastColumn="0" w:noHBand="0" w:noVBand="1"/>
+      </w:tblPr>
+      <w:tblGrid>
+        <w:gridCol w:w="9638"/>
+      </w:tblGrid>
+      <w:tr>
+        <w:tc>
+          <w:tcPr>
+            <w:tcW w:w="9638" w:type="dxa"/>
+            <w:tcBorders>
+              <w:top w:val="single" w:sz="4" w:space="0" w:color="C9CFDD"/>
+              <w:left w:val="single" w:sz="4" w:space="0" w:color="C9CFDD"/>
+              <w:bottom w:val="single" w:sz="4" w:space="0" w:color="C9CFDD"/>
+              <w:right w:val="single" w:sz="4" w:space="0" w:color="C9CFDD"/>
+            </w:tcBorders>
+            <w:shd w:val="clear" w:color="auto" w:fill="234B8C"/>
+            <w:tcMar>
+              <w:top w:w="90" w:type="dxa"/>
+              <w:left w:w="160" w:type="dxa"/>
+              <w:bottom w:w="90" w:type="dxa"/>
+              <w:right w:w="160" w:type="dxa"/>
+            </w:tcMar>
+          </w:tcPr>
+          <w:p>
+            <w:r>
+              <w:rPr>
+                <w:b/>
+                <w:bCs/>
+                <w:color w:val="FFFFFF"/>
+                <w:sz w:val="26"/>
+                <w:szCs w:val="26"/>
+              </w:rPr>
+              <w:t>Observation checklist — [Task(s) observed]</w:t>
+            </w:r>
+          </w:p>
+        </w:tc>
+      </w:tr>
+    </w:tbl>
+    <w:p>
+      <w:pPr>
+        <w:spacing w:before="80" w:after="80"/>
+      </w:pPr>
+      <w:r>
+        <w:rPr>
+          <w:i/>
+          <w:iCs/>
+          <w:color w:val="606060"/>
+          <w:sz w:val="18"/>
+          <w:szCs w:val="18"/>
+        </w:rPr>
+        <w:t>» One row per observable behaviour: action + against what standard + observable result. Populate the PC column on every row. One checklist = one observation occasion; duplicate the whole checklist for a re-observation. No per-row comment column.</w:t>
+      </w:r>
+    </w:p>
+    <w:tbl>
+      <w:tblPr>
+        <w:tblW w:w="9638" w:type="dxa"/>
+        <w:tblBorders>
+          <w:top w:val="single" w:sz="4" w:space="0" w:color="C9CFDD"/>
+          <w:left w:val="single" w:sz="4" w:space="0" w:color="C9CFDD"/>
+          <w:bottom w:val="single" w:sz="4" w:space="0" w:color="C9CFDD"/>
+          <w:right w:val="single" w:sz="4" w:space="0" w:color="C9CFDD"/>
+          <w:insideH w:val="single" w:sz="4" w:space="0" w:color="C9CFDD"/>
+          <w:insideV w:val="single" w:sz="4" w:space="0" w:color="C9CFDD"/>
+        </w:tblBorders>
+        <w:tblLayout w:type="fixed"/>
+        <w:tblCellMar>
+          <w:left w:w="10" w:type="dxa"/>
+          <w:right w:w="10" w:type="dxa"/>
+        </w:tblCellMar>
+        <w:tblLook w:val="04A0" w:firstRow="1" w:lastRow="0" w:firstColumn="1" w:lastColumn="0" w:noHBand="0" w:noVBand="1"/>
+      </w:tblPr>
+      <w:tblGrid>
+        <w:gridCol w:w="1000"/>
+        <w:gridCol w:w="6638"/>
+        <w:gridCol w:w="1000"/>
+        <w:gridCol w:w="1000"/>
+      </w:tblGrid>
+      <w:tr>
+        <w:trPr>
+          <w:cantSplit/>
+          <w:tblHeader/>
+        </w:trPr>
+        <w:tc>
+          <w:tcPr>
+            <w:tcW w:w="1000" w:type="dxa"/>
+            <w:shd w:val="clear" w:color="auto" w:fill="234B8C"/>
+            <w:tcMar>
+              <w:top w:w="80" w:type="dxa"/>
+              <w:left w:w="120" w:type="dxa"/>
+              <w:bottom w:w="80" w:type="dxa"/>
+              <w:right w:w="120" w:type="dxa"/>
+            </w:tcMar>
+            <w:vAlign w:val="center"/>
+          </w:tcPr>
+          <w:p>
+            <w:pPr>
+              <w:spacing w:before="20" w:after="20"/>
+            </w:pPr>
+            <w:r>
+              <w:rPr>
+                <w:b/>
+                <w:bCs/>
+                <w:color w:val="FFFFFF"/>
+              </w:rPr>
+              <w:t>PC / PE</w:t>
+            </w:r>
+          </w:p>
+        </w:tc>
+        <w:tc>
+          <w:tcPr>
+            <w:tcW w:w="6638" w:type="dxa"/>
+            <w:shd w:val="clear" w:color="auto" w:fill="234B8C"/>
+            <w:tcMar>
+              <w:top w:w="80" w:type="dxa"/>
+              <w:left w:w="120" w:type="dxa"/>
+              <w:bottom w:w="80" w:type="dxa"/>
+              <w:right w:w="120" w:type="dxa"/>
+            </w:tcMar>
+            <w:vAlign w:val="center"/>
+          </w:tcPr>
+          <w:p>
+            <w:pPr>
+              <w:spacing w:before="20" w:after="20"/>
+            </w:pPr>
+            <w:r>
+              <w:rPr>
+                <w:b/>
+                <w:bCs/>
+                <w:color w:val="FFFFFF"/>
+              </w:rPr>
+              <w:t>The student did this</w:t>
+            </w:r>
+          </w:p>
+        </w:tc>
+        <w:tc>
+          <w:tcPr>
+            <w:tcW w:w="1000" w:type="dxa"/>
+            <w:shd w:val="clear" w:color="auto" w:fill="234B8C"/>
+            <w:tcMar>
+              <w:top w:w="80" w:type="dxa"/>
+              <w:left w:w="120" w:type="dxa"/>
+              <w:bottom w:w="80" w:type="dxa"/>
+              <w:right w:w="120" w:type="dxa"/>
+            </w:tcMar>
+            <w:vAlign w:val="center"/>
+          </w:tcPr>
+          <w:p>
+            <w:pPr>
+              <w:spacing w:before="20" w:after="20"/>
+            </w:pPr>
+            <w:r>
+              <w:rPr>
+                <w:b/>
+                <w:bCs/>
+                <w:color w:val="FFFFFF"/>
+              </w:rPr>
+              <w:t>S</w:t>
+            </w:r>
+          </w:p>
+        </w:tc>
+        <w:tc>
+          <w:tcPr>
+            <w:tcW w:w="1000" w:type="dxa"/>
+            <w:shd w:val="clear" w:color="auto" w:fill="234B8C"/>
+            <w:tcMar>
+              <w:top w:w="80" w:type="dxa"/>
+              <w:left w:w="120" w:type="dxa"/>
+              <w:bottom w:w="80" w:type="dxa"/>
+              <w:right w:w="120" w:type="dxa"/>
+            </w:tcMar>
+            <w:vAlign w:val="center"/>
+          </w:tcPr>
+          <w:p>
+            <w:pPr>
+              <w:spacing w:before="20" w:after="20"/>
+            </w:pPr>
+            <w:r>
+              <w:rPr>
+                <w:b/>
+                <w:bCs/>
+                <w:color w:val="FFFFFF"/>
+              </w:rPr>
+              <w:t>NS</w:t>
+            </w:r>
+          </w:p>
+        </w:tc>
+      </w:tr>
+      <w:tr>
+        <w:trPr>
+          <w:cantSplit/>
+          <w:trHeight w:val="700"/>
+        </w:trPr>
+        <w:tc>
+          <w:tcPr>
+            <w:tcW w:w="1000" w:type="dxa"/>
+            <w:shd w:val="clear" w:color="auto" w:fill="F0F2F7"/>
+            <w:tcMar>
+              <w:top w:w="80" w:type="dxa"/>
+              <w:left w:w="120" w:type="dxa"/>
+              <w:bottom w:w="80" w:type="dxa"/>
+              <w:right w:w="120" w:type="dxa"/>
+            </w:tcMar>
+            <w:vAlign w:val="center"/>
+          </w:tcPr>
+          <w:p>
+            <w:pPr>
+              <w:spacing w:before="20" w:after="20"/>
+            </w:pPr>
+            <w:r>
+              <w:rPr>
+                <w:b/>
+                <w:bCs/>
+                <w:color w:val="234B8C"/>
+              </w:rPr>
+              <w:t>[1.1]</w:t>
+            </w:r>
+          </w:p>
+        </w:tc>
+        <w:tc>
+          <w:tcPr>
+            <w:tcW w:w="6638" w:type="dxa"/>
+            <w:tcMar>
+              <w:top w:w="80" w:type="dxa"/>
+              <w:left w:w="120" w:type="dxa"/>
+              <w:bottom w:w="80" w:type="dxa"/>
+              <w:right w:w="120" w:type="dxa"/>
+            </w:tcMar>
+            <w:vAlign w:val="center"/>
+          </w:tcPr>
+          <w:p>
+            <w:pPr>
+              <w:spacing w:before="20" w:after="20"/>
+            </w:pPr>
+            <w:r>
+              <w:rPr>
+                <w:i/>
+                <w:iCs/>
+                <w:color w:val="999999"/>
+              </w:rPr>
+              <w:t>[Observable action, against the named standard, with the observable result.]</w:t>
+            </w:r>
+          </w:p>
+        </w:tc>
+        <w:tc>
+          <w:tcPr>
+            <w:tcW w:w="1000" w:type="dxa"/>
+            <w:tcMar>
+              <w:top w:w="80" w:type="dxa"/>
+              <w:left w:w="120" w:type="dxa"/>
+              <w:bottom w:w="80" w:type="dxa"/>
+              <w:right w:w="120" w:type="dxa"/>
+            </w:tcMar>
+            <w:vAlign w:val="center"/>
+          </w:tcPr>
+          <w:p>
+            <w:pPr>
+              <w:spacing w:before="20" w:after="20"/>
+            </w:pPr>
+          </w:p>
+        </w:tc>
+        <w:tc>
+          <w:tcPr>
+            <w:tcW w:w="1000" w:type="dxa"/>
+            <w:tcMar>
+              <w:top w:w="80" w:type="dxa"/>
+              <w:left w:w="120" w:type="dxa"/>
+              <w:bottom w:w="80" w:type="dxa"/>
+              <w:right w:w="120" w:type="dxa"/>
+            </w:tcMar>
+            <w:vAlign w:val="center"/>
+          </w:tcPr>
+          <w:p>
+            <w:pPr>
+              <w:spacing w:before="20" w:after="20"/>
+            </w:pPr>
+          </w:p>
+        </w:tc>
+      </w:tr>
+      <w:tr>
+        <w:trPr>
+          <w:cantSplit/>
+          <w:trHeight w:val="700"/>
+        </w:trPr>
+        <w:tc>
+          <w:tcPr>
+            <w:tcW w:w="1000" w:type="dxa"/>
+            <w:shd w:val="clear" w:color="auto" w:fill="F0F2F7"/>
+            <w:tcMar>
+              <w:top w:w="80" w:type="dxa"/>
+              <w:left w:w="120" w:type="dxa"/>
+              <w:bottom w:w="80" w:type="dxa"/>
+              <w:right w:w="120" w:type="dxa"/>
+            </w:tcMar>
+            <w:vAlign w:val="center"/>
+          </w:tcPr>
+          <w:p>
+            <w:pPr>
+              <w:spacing w:before="20" w:after="20"/>
+            </w:pPr>
+            <w:r>
+              <w:rPr>
+                <w:b/>
+                <w:bCs/>
+                <w:color w:val="234B8C"/>
+              </w:rPr>
+              <w:t>[1.2]</w:t>
+            </w:r>
+          </w:p>
+        </w:tc>
+        <w:tc>
+          <w:tcPr>
+            <w:tcW w:w="6638" w:type="dxa"/>
+            <w:tcMar>
+              <w:top w:w="80" w:type="dxa"/>
+              <w:left w:w="120" w:type="dxa"/>
+              <w:bottom w:w="80" w:type="dxa"/>
+              <w:right w:w="120" w:type="dxa"/>
+            </w:tcMar>
+            <w:vAlign w:val="center"/>
+          </w:tcPr>
+          <w:p>
+            <w:pPr>
+              <w:spacing w:before="20" w:after="20"/>
+            </w:pPr>
+            <w:r>
+              <w:rPr>
+                <w:i/>
+                <w:iCs/>
+                <w:color w:val="999999"/>
+              </w:rPr>
+              <w:t>[Observable action, against the named standard, with the observable result.]</w:t>
+            </w:r>
+          </w:p>
+        </w:tc>
+        <w:tc>
+          <w:tcPr>
+            <w:tcW w:w="1000" w:type="dxa"/>
+            <w:tcMar>
+              <w:top w:w="80" w:type="dxa"/>
+              <w:left w:w="120" w:type="dxa"/>
+              <w:bottom w:w="80" w:type="dxa"/>
+              <w:right w:w="120" w:type="dxa"/>
+            </w:tcMar>
+            <w:vAlign w:val="center"/>
+          </w:tcPr>
+          <w:p>
+            <w:pPr>
+              <w:spacing w:before="20" w:after="20"/>
+            </w:pPr>
+          </w:p>
+        </w:tc>
+        <w:tc>
+          <w:tcPr>
+            <w:tcW w:w="1000" w:type="dxa"/>
+            <w:tcMar>
+              <w:top w:w="80" w:type="dxa"/>
+              <w:left w:w="120" w:type="dxa"/>
+              <w:bottom w:w="80" w:type="dxa"/>
+              <w:right w:w="120" w:type="dxa"/>
+            </w:tcMar>
+            <w:vAlign w:val="center"/>
+          </w:tcPr>
+          <w:p>
+            <w:pPr>
+              <w:spacing w:before="20" w:after="20"/>
+            </w:pPr>
+          </w:p>
+        </w:tc>
+      </w:tr>
+      <w:tr>
+        <w:trPr>
+          <w:cantSplit/>
+          <w:trHeight w:val="700"/>
+        </w:trPr>
+        <w:tc>
+          <w:tcPr>
+            <w:tcW w:w="1000" w:type="dxa"/>
+            <w:shd w:val="clear" w:color="auto" w:fill="F0F2F7"/>
+            <w:tcMar>
+              <w:top w:w="80" w:type="dxa"/>
+              <w:left w:w="120" w:type="dxa"/>
+              <w:bottom w:w="80" w:type="dxa"/>
+              <w:right w:w="120" w:type="dxa"/>
+            </w:tcMar>
+            <w:vAlign w:val="center"/>
+          </w:tcPr>
+          <w:p>
+            <w:pPr>
+              <w:spacing w:before="20" w:after="20"/>
+            </w:pPr>
+            <w:r>
+              <w:rPr>
+                <w:b/>
+                <w:bCs/>
+                <w:color w:val="234B8C"/>
+              </w:rPr>
+              <w:t>[1.3]</w:t>
+            </w:r>
+          </w:p>
+        </w:tc>
+        <w:tc>
+          <w:tcPr>
+            <w:tcW w:w="6638" w:type="dxa"/>
+            <w:tcMar>
+              <w:top w:w="80" w:type="dxa"/>
+              <w:left w:w="120" w:type="dxa"/>
+              <w:bottom w:w="80" w:type="dxa"/>
+              <w:right w:w="120" w:type="dxa"/>
+            </w:tcMar>
+            <w:vAlign w:val="center"/>
+          </w:tcPr>
+          <w:p>
+            <w:pPr>
+              <w:spacing w:before="20" w:after="20"/>
+            </w:pPr>
+            <w:r>
+              <w:rPr>
+                <w:i/>
+                <w:iCs/>
+                <w:color w:val="999999"/>
+              </w:rPr>
+              <w:t>[Observable action, against the named standard, with the observable result.]</w:t>
+            </w:r>
+          </w:p>
+        </w:tc>
+        <w:tc>
+          <w:tcPr>
+            <w:tcW w:w="1000" w:type="dxa"/>
+            <w:tcMar>
+              <w:top w:w="80" w:type="dxa"/>
+              <w:left w:w="120" w:type="dxa"/>
+              <w:bottom w:w="80" w:type="dxa"/>
+              <w:right w:w="120" w:type="dxa"/>
+            </w:tcMar>
+            <w:vAlign w:val="center"/>
+          </w:tcPr>
+          <w:p>
+            <w:pPr>
+              <w:spacing w:before="20" w:after="20"/>
+            </w:pPr>
+          </w:p>
+        </w:tc>
+        <w:tc>
+          <w:tcPr>
+            <w:tcW w:w="1000" w:type="dxa"/>
+            <w:tcMar>
+              <w:top w:w="80" w:type="dxa"/>
+              <w:left w:w="120" w:type="dxa"/>
+              <w:bottom w:w="80" w:type="dxa"/>
+              <w:right w:w="120" w:type="dxa"/>
+            </w:tcMar>
+            <w:vAlign w:val="center"/>
+          </w:tcPr>
+          <w:p>
+            <w:pPr>
+              <w:spacing w:before="20" w:after="20"/>
+            </w:pPr>
+          </w:p>
+        </w:tc>
+      </w:tr>
+      <w:tr>
+        <w:trPr>
+          <w:cantSplit/>
+          <w:trHeight w:val="700"/>
+        </w:trPr>
+        <w:tc>
+          <w:tcPr>
+            <w:tcW w:w="1000" w:type="dxa"/>
+            <w:shd w:val="clear" w:color="auto" w:fill="F0F2F7"/>
+            <w:tcMar>
+              <w:top w:w="80" w:type="dxa"/>
+              <w:left w:w="120" w:type="dxa"/>
+              <w:bottom w:w="80" w:type="dxa"/>
+              <w:right w:w="120" w:type="dxa"/>
+            </w:tcMar>
+            <w:vAlign w:val="center"/>
+          </w:tcPr>
+          <w:p>
+            <w:pPr>
+              <w:spacing w:before="20" w:after="20"/>
+            </w:pPr>
+            <w:r>
+              <w:rPr>
+                <w:b/>
+                <w:bCs/>
+                <w:color w:val="234B8C"/>
+              </w:rPr>
+              <w:t>[2.1]</w:t>
+            </w:r>
+          </w:p>
+        </w:tc>
+        <w:tc>
+          <w:tcPr>
+            <w:tcW w:w="6638" w:type="dxa"/>
+            <w:tcMar>
+              <w:top w:w="80" w:type="dxa"/>
+              <w:left w:w="120" w:type="dxa"/>
+              <w:bottom w:w="80" w:type="dxa"/>
+              <w:right w:w="120" w:type="dxa"/>
+            </w:tcMar>
+            <w:vAlign w:val="center"/>
+          </w:tcPr>
+          <w:p>
+            <w:pPr>
+              <w:spacing w:before="20" w:after="20"/>
+            </w:pPr>
+            <w:r>
+              <w:rPr>
+                <w:i/>
+                <w:iCs/>
+                <w:color w:val="999999"/>
+              </w:rPr>
+              <w:t>[Observable action, against the named standard, with the observable result.]</w:t>
+            </w:r>
+          </w:p>
+        </w:tc>
+        <w:tc>
+          <w:tcPr>
+            <w:tcW w:w="1000" w:type="dxa"/>
+            <w:tcMar>
+              <w:top w:w="80" w:type="dxa"/>
+              <w:left w:w="120" w:type="dxa"/>
+              <w:bottom w:w="80" w:type="dxa"/>
+              <w:right w:w="120" w:type="dxa"/>
+            </w:tcMar>
+            <w:vAlign w:val="center"/>
+          </w:tcPr>
+          <w:p>
+            <w:pPr>
+              <w:spacing w:before="20" w:after="20"/>
+            </w:pPr>
+          </w:p>
+        </w:tc>
+        <w:tc>
+          <w:tcPr>
+            <w:tcW w:w="1000" w:type="dxa"/>
+            <w:tcMar>
+              <w:top w:w="80" w:type="dxa"/>
+              <w:left w:w="120" w:type="dxa"/>
+              <w:bottom w:w="80" w:type="dxa"/>
+              <w:right w:w="120" w:type="dxa"/>
+            </w:tcMar>
+            <w:vAlign w:val="center"/>
+          </w:tcPr>
+          <w:p>
+            <w:pPr>
+              <w:spacing w:before="20" w:after="20"/>
+            </w:pPr>
+          </w:p>
+        </w:tc>
+      </w:tr>
+    </w:tbl>
+    <w:p>
+      <w:pPr>
+        <w:spacing w:before="160" w:after="40"/>
+      </w:pPr>
+      <w:r>
+        <w:rPr>
+          <w:b/>
+          <w:bCs/>
+          <w:color w:val="234B8C"/>
+          <w:sz w:val="22"/>
+          <w:szCs w:val="22"/>
+        </w:rPr>
+        <w:t>Assessor comments</w:t>
+      </w:r>
+    </w:p>
+    <w:tbl>
+      <w:tblPr>
+        <w:tblW w:w="9638" w:type="dxa"/>
+        <w:tblBorders>
+          <w:top w:val="single" w:sz="4" w:space="0" w:color="C9CFDD"/>
+          <w:left w:val="single" w:sz="4" w:space="0" w:color="C9CFDD"/>
+          <w:bottom w:val="single" w:sz="4" w:space="0" w:color="C9CFDD"/>
+          <w:right w:val="single" w:sz="4" w:space="0" w:color="C9CFDD"/>
+          <w:insideH w:val="single" w:sz="4" w:space="0" w:color="C9CFDD"/>
+          <w:insideV w:val="single" w:sz="4" w:space="0" w:color="C9CFDD"/>
+        </w:tblBorders>
+        <w:tblLayout w:type="fixed"/>
+        <w:tblLook w:val="04A0" w:firstRow="1" w:lastRow="0" w:firstColumn="1" w:lastColumn="0" w:noHBand="0" w:noVBand="1"/>
+      </w:tblPr>
+      <w:tblGrid>
+        <w:gridCol w:w="9638"/>
+      </w:tblGrid>
+      <w:tr>
+        <w:trPr>
+          <w:trHeight w:val="1600"/>
+        </w:trPr>
+        <w:tc>
+          <w:tcPr>
+            <w:tcW w:w="9638" w:type="dxa"/>
+            <w:tcMar>
+              <w:top w:w="80" w:type="dxa"/>
+              <w:left w:w="120" w:type="dxa"/>
+              <w:bottom w:w="80" w:type="dxa"/>
+              <w:right w:w="120" w:type="dxa"/>
+            </w:tcMar>
+          </w:tcPr>
+          <w:p/>
+        </w:tc>
+      </w:tr>
+    </w:tbl>
+    <w:p>
+      <w:r>
+        <w:br w:type="page"/>
+      </w:r>
+    </w:p>
+    <w:tbl>
+      <w:tblPr>
+        <w:tblW w:w="9638" w:type="dxa"/>
+        <w:tblBorders>
+          <w:top w:val="single" w:sz="4" w:space="0" w:color="auto"/>
+          <w:left w:val="single" w:sz="4" w:space="0" w:color="auto"/>
+          <w:bottom w:val="single" w:sz="4" w:space="0" w:color="auto"/>
+          <w:right w:val="single" w:sz="4" w:space="0" w:color="auto"/>
+          <w:insideH w:val="single" w:sz="4" w:space="0" w:color="auto"/>
+          <w:insideV w:val="single" w:sz="4" w:space="0" w:color="auto"/>
+        </w:tblBorders>
+        <w:tblCellMar>
+          <w:left w:w="10" w:type="dxa"/>
+          <w:right w:w="10" w:type="dxa"/>
+        </w:tblCellMar>
+        <w:tblLook w:val="04A0" w:firstRow="1" w:lastRow="0" w:firstColumn="1" w:lastColumn="0" w:noHBand="0" w:noVBand="1"/>
+      </w:tblPr>
+      <w:tblGrid>
+        <w:gridCol w:w="3000"/>
+        <w:gridCol w:w="6638"/>
+      </w:tblGrid>
+      <w:tr>
+        <w:tc>
+          <w:tcPr>
+            <w:tcW w:w="9638" w:type="dxa"/>
+            <w:gridSpan w:val="2"/>
+            <w:tcBorders>
+              <w:top w:val="single" w:sz="4" w:space="0" w:color="C9CFDD"/>
+              <w:left w:val="single" w:sz="4" w:space="0" w:color="C9CFDD"/>
+              <w:bottom w:val="single" w:sz="4" w:space="0" w:color="C9CFDD"/>
+              <w:right w:val="single" w:sz="4" w:space="0" w:color="C9CFDD"/>
+            </w:tcBorders>
+            <w:shd w:val="clear" w:color="auto" w:fill="234B8C"/>
+            <w:tcMar>
+              <w:top w:w="90" w:type="dxa"/>
+              <w:left w:w="160" w:type="dxa"/>
+              <w:bottom w:w="90" w:type="dxa"/>
+              <w:right w:w="160" w:type="dxa"/>
+            </w:tcMar>
+          </w:tcPr>
+          <w:p>
+            <w:r>
+              <w:rPr>
+                <w:b/>
+                <w:bCs/>
+                <w:color w:val="FFFFFF"/>
+                <w:sz w:val="26"/>
+                <w:szCs w:val="26"/>
+              </w:rPr>
+              <w:t>Observation record — [occasion and tasks covered]</w:t>
+            </w:r>
+          </w:p>
+        </w:tc>
+      </w:tr>
+      <w:tr>
+        <w:tblPrEx>
+          <w:tblBorders>
+            <w:top w:val="single" w:sz="4" w:space="0" w:color="C9CFDD"/>
+            <w:left w:val="single" w:sz="4" w:space="0" w:color="C9CFDD"/>
+            <w:bottom w:val="single" w:sz="4" w:space="0" w:color="C9CFDD"/>
+            <w:right w:val="single" w:sz="4" w:space="0" w:color="C9CFDD"/>
+            <w:insideH w:val="single" w:sz="4" w:space="0" w:color="C9CFDD"/>
+            <w:insideV w:val="single" w:sz="4" w:space="0" w:color="C9CFDD"/>
+          </w:tblBorders>
+        </w:tblPrEx>
+        <w:trPr>
+          <w:cantSplit/>
+          <w:trHeight w:val="560"/>
+        </w:trPr>
+        <w:tc>
+          <w:tcPr>
+            <w:tcW w:w="3000" w:type="dxa"/>
+            <w:shd w:val="clear" w:color="auto" w:fill="F0F2F7"/>
+            <w:tcMar>
+              <w:top w:w="80" w:type="dxa"/>
+              <w:left w:w="120" w:type="dxa"/>
+              <w:bottom w:w="80" w:type="dxa"/>
+              <w:right w:w="120" w:type="dxa"/>
+            </w:tcMar>
+            <w:vAlign w:val="center"/>
+          </w:tcPr>
+          <w:p>
+            <w:pPr>
+              <w:spacing w:before="20" w:after="20"/>
+            </w:pPr>
+            <w:r>
+              <w:rPr>
+                <w:b/>
+                <w:bCs/>
+                <w:color w:val="234B8C"/>
+              </w:rPr>
+              <w:t>Result for this observation</w:t>
+            </w:r>
+          </w:p>
+        </w:tc>
+        <w:tc>
+          <w:tcPr>
+            <w:tcW w:w="6638" w:type="dxa"/>
+            <w:tcMar>
+              <w:top w:w="80" w:type="dxa"/>
+              <w:left w:w="120" w:type="dxa"/>
+              <w:bottom w:w="80" w:type="dxa"/>
+              <w:right w:w="120" w:type="dxa"/>
+            </w:tcMar>
+            <w:vAlign w:val="center"/>
+          </w:tcPr>
+          <w:p>
+            <w:pPr>
+              <w:spacing w:before="20" w:after="20"/>
+            </w:pPr>
+            <w:r>
+              <w:t>Satisfactory   /   Not satisfactory</w:t>
+            </w:r>
+          </w:p>
+        </w:tc>
+      </w:tr>
+      <w:tr>
+        <w:tblPrEx>
+          <w:tblBorders>
+            <w:top w:val="single" w:sz="4" w:space="0" w:color="C9CFDD"/>
+            <w:left w:val="single" w:sz="4" w:space="0" w:color="C9CFDD"/>
+            <w:bottom w:val="single" w:sz="4" w:space="0" w:color="C9CFDD"/>
+            <w:right w:val="single" w:sz="4" w:space="0" w:color="C9CFDD"/>
+            <w:insideH w:val="single" w:sz="4" w:space="0" w:color="C9CFDD"/>
+            <w:insideV w:val="single" w:sz="4" w:space="0" w:color="C9CFDD"/>
+          </w:tblBorders>
+        </w:tblPrEx>
+        <w:trPr>
+          <w:cantSplit/>
+          <w:trHeight w:val="560"/>
+        </w:trPr>
+        <w:tc>
+          <w:tcPr>
+            <w:tcW w:w="3000" w:type="dxa"/>
+            <w:shd w:val="clear" w:color="auto" w:fill="F0F2F7"/>
+            <w:tcMar>
+              <w:top w:w="80" w:type="dxa"/>
+              <w:left w:w="120" w:type="dxa"/>
+              <w:bottom w:w="80" w:type="dxa"/>
+              <w:right w:w="120" w:type="dxa"/>
+            </w:tcMar>
+            <w:vAlign w:val="center"/>
+          </w:tcPr>
+          <w:p>
+            <w:pPr>
+              <w:spacing w:before="20" w:after="20"/>
+            </w:pPr>
+            <w:r>
+              <w:rPr>
+                <w:b/>
+                <w:bCs/>
+                <w:color w:val="234B8C"/>
+              </w:rPr>
+              <w:t>Assessor name</w:t>
+            </w:r>
+          </w:p>
+        </w:tc>
+        <w:tc>
+          <w:tcPr>
+            <w:tcW w:w="6638" w:type="dxa"/>
+            <w:tcMar>
+              <w:top w:w="80" w:type="dxa"/>
+              <w:left w:w="120" w:type="dxa"/>
+              <w:bottom w:w="80" w:type="dxa"/>
+              <w:right w:w="120" w:type="dxa"/>
+            </w:tcMar>
+            <w:vAlign w:val="center"/>
+          </w:tcPr>
+          <w:p>
+            <w:pPr>
+              <w:spacing w:before="20" w:after="20"/>
+            </w:pPr>
+          </w:p>
+        </w:tc>
+      </w:tr>
+      <w:tr>
+        <w:tblPrEx>
+          <w:tblBorders>
+            <w:top w:val="single" w:sz="4" w:space="0" w:color="C9CFDD"/>
+            <w:left w:val="single" w:sz="4" w:space="0" w:color="C9CFDD"/>
+            <w:bottom w:val="single" w:sz="4" w:space="0" w:color="C9CFDD"/>
+            <w:right w:val="single" w:sz="4" w:space="0" w:color="C9CFDD"/>
+            <w:insideH w:val="single" w:sz="4" w:space="0" w:color="C9CFDD"/>
+            <w:insideV w:val="single" w:sz="4" w:space="0" w:color="C9CFDD"/>
+          </w:tblBorders>
+        </w:tblPrEx>
+        <w:trPr>
+          <w:cantSplit/>
+          <w:trHeight w:val="560"/>
+        </w:trPr>
+        <w:tc>
+          <w:tcPr>
+            <w:tcW w:w="3000" w:type="dxa"/>
+            <w:shd w:val="clear" w:color="auto" w:fill="F0F2F7"/>
+            <w:tcMar>
+              <w:top w:w="80" w:type="dxa"/>
+              <w:left w:w="120" w:type="dxa"/>
+              <w:bottom w:w="80" w:type="dxa"/>
+              <w:right w:w="120" w:type="dxa"/>
+            </w:tcMar>
+            <w:vAlign w:val="center"/>
+          </w:tcPr>
+          <w:p>
+            <w:pPr>
+              <w:spacing w:before="20" w:after="20"/>
+            </w:pPr>
+            <w:r>
+              <w:rPr>
+                <w:b/>
+                <w:bCs/>
+                <w:color w:val="234B8C"/>
+              </w:rPr>
+              <w:t>Assessor signature</w:t>
+            </w:r>
+          </w:p>
+        </w:tc>
+        <w:tc>
+          <w:tcPr>
+            <w:tcW w:w="6638" w:type="dxa"/>
+            <w:tcMar>
+              <w:top w:w="80" w:type="dxa"/>
+              <w:left w:w="120" w:type="dxa"/>
+              <w:bottom w:w="80" w:type="dxa"/>
+              <w:right w:w="120" w:type="dxa"/>
+            </w:tcMar>
+            <w:vAlign w:val="center"/>
+          </w:tcPr>
+          <w:p>
+            <w:pPr>
+              <w:spacing w:before="20" w:after="20"/>
+            </w:pPr>
+          </w:p>
+        </w:tc>
+      </w:tr>
+      <w:tr>
+        <w:tblPrEx>
+          <w:tblBorders>
+            <w:top w:val="single" w:sz="4" w:space="0" w:color="C9CFDD"/>
+            <w:left w:val="single" w:sz="4" w:space="0" w:color="C9CFDD"/>
+            <w:bottom w:val="single" w:sz="4" w:space="0" w:color="C9CFDD"/>
+            <w:right w:val="single" w:sz="4" w:space="0" w:color="C9CFDD"/>
+            <w:insideH w:val="single" w:sz="4" w:space="0" w:color="C9CFDD"/>
+            <w:insideV w:val="single" w:sz="4" w:space="0" w:color="C9CFDD"/>
+          </w:tblBorders>
+        </w:tblPrEx>
+        <w:trPr>
+          <w:cantSplit/>
+          <w:trHeight w:val="560"/>
+        </w:trPr>
+        <w:tc>
+          <w:tcPr>
+            <w:tcW w:w="3000" w:type="dxa"/>
+            <w:shd w:val="clear" w:color="auto" w:fill="F0F2F7"/>
+            <w:tcMar>
+              <w:top w:w="80" w:type="dxa"/>
+              <w:left w:w="120" w:type="dxa"/>
+              <w:bottom w:w="80" w:type="dxa"/>
+              <w:right w:w="120" w:type="dxa"/>
+            </w:tcMar>
+            <w:vAlign w:val="center"/>
+          </w:tcPr>
+          <w:p>
+            <w:pPr>
+              <w:spacing w:before="20" w:after="20"/>
+            </w:pPr>
+            <w:r>
+              <w:rPr>
+                <w:b/>
+                <w:bCs/>
+                <w:color w:val="234B8C"/>
+              </w:rPr>
+              <w:t>Date of observation</w:t>
+            </w:r>
+          </w:p>
+        </w:tc>
+        <w:tc>
+          <w:tcPr>
+            <w:tcW w:w="6638" w:type="dxa"/>
+            <w:tcMar>
+              <w:top w:w="80" w:type="dxa"/>
+              <w:left w:w="120" w:type="dxa"/>
+              <w:bottom w:w="80" w:type="dxa"/>
+              <w:right w:w="120" w:type="dxa"/>
+            </w:tcMar>
+            <w:vAlign w:val="center"/>
+          </w:tcPr>
+          <w:p>
+            <w:pPr>
+              <w:spacing w:before="20" w:after="20"/>
+            </w:pPr>
+          </w:p>
+        </w:tc>
+      </w:tr>
+      <w:tr>
+        <w:tblPrEx>
+          <w:tblBorders>
+            <w:top w:val="single" w:sz="4" w:space="0" w:color="C9CFDD"/>
+            <w:left w:val="single" w:sz="4" w:space="0" w:color="C9CFDD"/>
+            <w:bottom w:val="single" w:sz="4" w:space="0" w:color="C9CFDD"/>
+            <w:right w:val="single" w:sz="4" w:space="0" w:color="C9CFDD"/>
+            <w:insideH w:val="single" w:sz="4" w:space="0" w:color="C9CFDD"/>
+            <w:insideV w:val="single" w:sz="4" w:space="0" w:color="C9CFDD"/>
+          </w:tblBorders>
+        </w:tblPrEx>
+        <w:trPr>
+          <w:cantSplit/>
+          <w:trHeight w:val="560"/>
+        </w:trPr>
+        <w:tc>
+          <w:tcPr>
+            <w:tcW w:w="3000" w:type="dxa"/>
+            <w:shd w:val="clear" w:color="auto" w:fill="F0F2F7"/>
+            <w:tcMar>
+              <w:top w:w="80" w:type="dxa"/>
+              <w:left w:w="120" w:type="dxa"/>
+              <w:bottom w:w="80" w:type="dxa"/>
+              <w:right w:w="120" w:type="dxa"/>
+            </w:tcMar>
+            <w:vAlign w:val="center"/>
+          </w:tcPr>
+          <w:p>
+            <w:pPr>
+              <w:spacing w:before="20" w:after="20"/>
+            </w:pPr>
+            <w:r>
+              <w:rPr>
+                <w:b/>
+                <w:bCs/>
+                <w:color w:val="234B8C"/>
+              </w:rPr>
+              <w:t>Evidence pathway used</w:t>
+            </w:r>
+          </w:p>
+        </w:tc>
+        <w:tc>
+          <w:tcPr>
+            <w:tcW w:w="6638" w:type="dxa"/>
+            <w:tcMar>
+              <w:top w:w="80" w:type="dxa"/>
+              <w:left w:w="120" w:type="dxa"/>
+              <w:bottom w:w="80" w:type="dxa"/>
+              <w:right w:w="120" w:type="dxa"/>
+            </w:tcMar>
+            <w:vAlign w:val="center"/>
+          </w:tcPr>
+          <w:p>
+            <w:pPr>
+              <w:spacing w:before="20" w:after="20"/>
+            </w:pPr>
+            <w:r>
+              <w:t>Direct assessor observation  /  workplace third-party evidence  /  recorded practical demonstration  /  other approved practical arrangement</w:t>
+            </w:r>
+          </w:p>
+        </w:tc>
+      </w:tr>
+    </w:tbl>
+    <w:p>
+      <w:r>
+        <w:t>A Not Satisfactory result means the assessor records feedback and completes a fresh copy of the whole checklist for the re-observation. This record covers this observation occasion only; the unit outcome is recorded on the student record.</w:t>
+      </w:r>
+    </w:p>
+    <w:p>
+      <w:r>
+        <w:br w:type="page"/>
+      </w:r>
+    </w:p>
+    <w:tbl>
+      <w:tblPr>
+        <w:tblW w:w="9638" w:type="dxa"/>
+        <w:tblBorders>
+          <w:top w:val="single" w:sz="4" w:space="0" w:color="auto"/>
+          <w:left w:val="single" w:sz="4" w:space="0" w:color="auto"/>
+          <w:bottom w:val="single" w:sz="4" w:space="0" w:color="auto"/>
+          <w:right w:val="single" w:sz="4" w:space="0" w:color="auto"/>
+          <w:insideH w:val="single" w:sz="4" w:space="0" w:color="auto"/>
+          <w:insideV w:val="single" w:sz="4" w:space="0" w:color="auto"/>
+        </w:tblBorders>
+        <w:tblCellMar>
+          <w:left w:w="10" w:type="dxa"/>
+          <w:right w:w="10" w:type="dxa"/>
+        </w:tblCellMar>
+        <w:tblLook w:val="04A0" w:firstRow="1" w:lastRow="0" w:firstColumn="1" w:lastColumn="0" w:noHBand="0" w:noVBand="1"/>
+      </w:tblPr>
+      <w:tblGrid>
+        <w:gridCol w:w="9638"/>
+      </w:tblGrid>
+      <w:tr>
+        <w:tc>
+          <w:tcPr>
+            <w:tcW w:w="9638" w:type="dxa"/>
+            <w:tcBorders>
+              <w:top w:val="single" w:sz="4" w:space="0" w:color="C9CFDD"/>
+              <w:left w:val="single" w:sz="4" w:space="0" w:color="C9CFDD"/>
+              <w:bottom w:val="single" w:sz="4" w:space="0" w:color="C9CFDD"/>
+              <w:right w:val="single" w:sz="4" w:space="0" w:color="C9CFDD"/>
+            </w:tcBorders>
+            <w:shd w:val="clear" w:color="auto" w:fill="234B8C"/>
+            <w:tcMar>
+              <w:top w:w="90" w:type="dxa"/>
+              <w:left w:w="160" w:type="dxa"/>
+              <w:bottom w:w="90" w:type="dxa"/>
+              <w:right w:w="160" w:type="dxa"/>
+            </w:tcMar>
+          </w:tcPr>
+          <w:p>
+            <w:r>
+              <w:rPr>
+                <w:b/>
+                <w:bCs/>
+                <w:color w:val="FFFFFF"/>
+                <w:sz w:val="26"/>
+                <w:szCs w:val="26"/>
+              </w:rPr>
+              <w:t>EVIDENCE MAPPING MATRIX</w:t>
+            </w:r>
+          </w:p>
+        </w:tc>
+      </w:tr>
+    </w:tbl>
+    <w:p>
+      <w:pPr>
+        <w:spacing w:before="80" w:after="80"/>
+      </w:pPr>
+      <w:r>
+        <w:rPr>
+          <w:i/>
+          <w:iCs/>
+          <w:color w:val="606060"/>
+          <w:sz w:val="18"/>
+          <w:szCs w:val="18"/>
+        </w:rPr>
+        <w:t>» One row per requirement — every Knowledge Evidence point, Performance Evidence point and Performance Criterion, verbatim. Each requirement is assessed once.</w:t>
+      </w:r>
+    </w:p>
+    <w:tbl>
+      <w:tblPr>
+        <w:tblW w:w="9638" w:type="dxa"/>
+        <w:tblBorders>
+          <w:top w:val="single" w:sz="4" w:space="0" w:color="C9CFDD"/>
+          <w:left w:val="single" w:sz="4" w:space="0" w:color="C9CFDD"/>
+          <w:bottom w:val="single" w:sz="4" w:space="0" w:color="C9CFDD"/>
+          <w:right w:val="single" w:sz="4" w:space="0" w:color="C9CFDD"/>
+          <w:insideH w:val="single" w:sz="4" w:space="0" w:color="C9CFDD"/>
+          <w:insideV w:val="single" w:sz="4" w:space="0" w:color="C9CFDD"/>
+        </w:tblBorders>
+        <w:tblLayout w:type="fixed"/>
+        <w:tblCellMar>
+          <w:left w:w="10" w:type="dxa"/>
+          <w:right w:w="10" w:type="dxa"/>
+        </w:tblCellMar>
+        <w:tblLook w:val="04A0" w:firstRow="1" w:lastRow="0" w:firstColumn="1" w:lastColumn="0" w:noHBand="0" w:noVBand="1"/>
+      </w:tblPr>
+      <w:tblGrid>
+        <w:gridCol w:w="4638"/>
+        <w:gridCol w:w="2500"/>
+        <w:gridCol w:w="2500"/>
+      </w:tblGrid>
+      <w:tr>
+        <w:trPr>
+          <w:cantSplit/>
+          <w:tblHeader/>
+        </w:trPr>
+        <w:tc>
+          <w:tcPr>
+            <w:tcW w:w="4638" w:type="dxa"/>
+            <w:shd w:val="clear" w:color="auto" w:fill="234B8C"/>
+            <w:tcMar>
+              <w:top w:w="80" w:type="dxa"/>
+              <w:left w:w="120" w:type="dxa"/>
+              <w:bottom w:w="80" w:type="dxa"/>
+              <w:right w:w="120" w:type="dxa"/>
+            </w:tcMar>
+            <w:vAlign w:val="center"/>
+          </w:tcPr>
+          <w:p>
+            <w:pPr>
+              <w:spacing w:before="20" w:after="20"/>
+            </w:pPr>
+            <w:r>
+              <w:rPr>
+                <w:b/>
+                <w:bCs/>
+                <w:color w:val="FFFFFF"/>
+              </w:rPr>
+              <w:t>Requirement (KE / PE / PC — verbatim)</w:t>
+            </w:r>
+          </w:p>
+        </w:tc>
+        <w:tc>
+          <w:tcPr>
+            <w:tcW w:w="2500" w:type="dxa"/>
+            <w:shd w:val="clear" w:color="auto" w:fill="234B8C"/>
+            <w:tcMar>
+              <w:top w:w="80" w:type="dxa"/>
+              <w:left w:w="120" w:type="dxa"/>
+              <w:bottom w:w="80" w:type="dxa"/>
+              <w:right w:w="120" w:type="dxa"/>
+            </w:tcMar>
+            <w:vAlign w:val="center"/>
+          </w:tcPr>
+          <w:p>
+            <w:pPr>
+              <w:spacing w:before="20" w:after="20"/>
+            </w:pPr>
+            <w:r>
+              <w:rPr>
+                <w:b/>
+                <w:bCs/>
+                <w:color w:val="FFFFFF"/>
+              </w:rPr>
+              <w:t>Where assessed</w:t>
+            </w:r>
+          </w:p>
+        </w:tc>
+        <w:tc>
+          <w:tcPr>
+            <w:tcW w:w="2500" w:type="dxa"/>
+            <w:shd w:val="clear" w:color="auto" w:fill="234B8C"/>
+            <w:tcMar>
+              <w:top w:w="80" w:type="dxa"/>
+              <w:left w:w="120" w:type="dxa"/>
+              <w:bottom w:w="80" w:type="dxa"/>
+              <w:right w:w="120" w:type="dxa"/>
+            </w:tcMar>
+            <w:vAlign w:val="center"/>
+          </w:tcPr>
+          <w:p>
+            <w:pPr>
+              <w:spacing w:before="20" w:after="20"/>
+            </w:pPr>
+            <w:r>
+              <w:rPr>
+                <w:b/>
+                <w:bCs/>
+                <w:color w:val="FFFFFF"/>
+              </w:rPr>
+              <w:t>Evidence type</w:t>
+            </w:r>
+          </w:p>
+        </w:tc>
+      </w:tr>
+      <w:tr>
+        <w:trPr>
+          <w:cantSplit/>
+          <w:trHeight w:val="520"/>
+        </w:trPr>
+        <w:tc>
+          <w:tcPr>
+            <w:tcW w:w="4638" w:type="dxa"/>
+            <w:shd w:val="clear" w:color="auto" w:fill="F0F2F7"/>
+            <w:tcMar>
+              <w:top w:w="80" w:type="dxa"/>
+              <w:left w:w="120" w:type="dxa"/>
+              <w:bottom w:w="80" w:type="dxa"/>
+              <w:right w:w="120" w:type="dxa"/>
+            </w:tcMar>
+            <w:vAlign w:val="center"/>
+          </w:tcPr>
+          <w:p>
+            <w:pPr>
+              <w:spacing w:before="20" w:after="20"/>
+            </w:pPr>
+            <w:r>
+              <w:rPr>
+                <w:b/>
+                <w:bCs/>
+                <w:color w:val="234B8C"/>
+              </w:rPr>
+              <w:t>[KE 1]</w:t>
+            </w:r>
+          </w:p>
+        </w:tc>
+        <w:tc>
+          <w:tcPr>
+            <w:tcW w:w="2500" w:type="dxa"/>
+            <w:tcMar>
+              <w:top w:w="80" w:type="dxa"/>
+              <w:left w:w="120" w:type="dxa"/>
+              <w:bottom w:w="80" w:type="dxa"/>
+              <w:right w:w="120" w:type="dxa"/>
+            </w:tcMar>
+            <w:vAlign w:val="center"/>
+          </w:tcPr>
+          <w:p>
+            <w:pPr>
+              <w:spacing w:before="20" w:after="20"/>
+            </w:pPr>
+            <w:r>
+              <w:rPr>
+                <w:i/>
+                <w:iCs/>
+                <w:color w:val="999999"/>
+              </w:rPr>
+              <w:t>[Q1]</w:t>
+            </w:r>
+          </w:p>
+        </w:tc>
+        <w:tc>
+          <w:tcPr>
+            <w:tcW w:w="2500" w:type="dxa"/>
+            <w:tcMar>
+              <w:top w:w="80" w:type="dxa"/>
+              <w:left w:w="120" w:type="dxa"/>
+              <w:bottom w:w="80" w:type="dxa"/>
+              <w:right w:w="120" w:type="dxa"/>
+            </w:tcMar>
+            <w:vAlign w:val="center"/>
+          </w:tcPr>
+          <w:p>
+            <w:pPr>
+              <w:spacing w:before="20" w:after="20"/>
+            </w:pPr>
+            <w:r>
+              <w:t>Written response</w:t>
+            </w:r>
+          </w:p>
+        </w:tc>
+      </w:tr>
+      <w:tr>
+        <w:trPr>
+          <w:cantSplit/>
+          <w:trHeight w:val="520"/>
+        </w:trPr>
+        <w:tc>
+          <w:tcPr>
+            <w:tcW w:w="4638" w:type="dxa"/>
+            <w:shd w:val="clear" w:color="auto" w:fill="F0F2F7"/>
+            <w:tcMar>
+              <w:top w:w="80" w:type="dxa"/>
+              <w:left w:w="120" w:type="dxa"/>
+              <w:bottom w:w="80" w:type="dxa"/>
+              <w:right w:w="120" w:type="dxa"/>
+            </w:tcMar>
+            <w:vAlign w:val="center"/>
+          </w:tcPr>
+          <w:p>
+            <w:pPr>
+              <w:spacing w:before="20" w:after="20"/>
+            </w:pPr>
+            <w:r>
+              <w:rPr>
+                <w:b/>
+                <w:bCs/>
+                <w:color w:val="234B8C"/>
+              </w:rPr>
+              <w:t>[PE 1]</w:t>
+            </w:r>
+          </w:p>
+        </w:tc>
+        <w:tc>
+          <w:tcPr>
+            <w:tcW w:w="2500" w:type="dxa"/>
+            <w:tcMar>
+              <w:top w:w="80" w:type="dxa"/>
+              <w:left w:w="120" w:type="dxa"/>
+              <w:bottom w:w="80" w:type="dxa"/>
+              <w:right w:w="120" w:type="dxa"/>
+            </w:tcMar>
+            <w:vAlign w:val="center"/>
+          </w:tcPr>
+          <w:p>
+            <w:pPr>
+              <w:spacing w:before="20" w:after="20"/>
+            </w:pPr>
+            <w:r>
+              <w:rPr>
+                <w:i/>
+                <w:iCs/>
+                <w:color w:val="999999"/>
+              </w:rPr>
+              <w:t>[Task 1 Part (a)]</w:t>
+            </w:r>
+          </w:p>
+        </w:tc>
+        <w:tc>
+          <w:tcPr>
+            <w:tcW w:w="2500" w:type="dxa"/>
+            <w:tcMar>
+              <w:top w:w="80" w:type="dxa"/>
+              <w:left w:w="120" w:type="dxa"/>
+              <w:bottom w:w="80" w:type="dxa"/>
+              <w:right w:w="120" w:type="dxa"/>
+            </w:tcMar>
+            <w:vAlign w:val="center"/>
+          </w:tcPr>
+          <w:p>
+            <w:pPr>
+              <w:spacing w:before="20" w:after="20"/>
+            </w:pPr>
+            <w:r>
+              <w:t>Deliverable</w:t>
+            </w:r>
+          </w:p>
+        </w:tc>
+      </w:tr>
+      <w:tr>
+        <w:trPr>
+          <w:cantSplit/>
+          <w:trHeight w:val="520"/>
+        </w:trPr>
+        <w:tc>
+          <w:tcPr>
+            <w:tcW w:w="4638" w:type="dxa"/>
+            <w:shd w:val="clear" w:color="auto" w:fill="F0F2F7"/>
+            <w:tcMar>
+              <w:top w:w="80" w:type="dxa"/>
+              <w:left w:w="120" w:type="dxa"/>
+              <w:bottom w:w="80" w:type="dxa"/>
+              <w:right w:w="120" w:type="dxa"/>
+            </w:tcMar>
+            <w:vAlign w:val="center"/>
+          </w:tcPr>
+          <w:p>
+            <w:pPr>
+              <w:spacing w:before="20" w:after="20"/>
+            </w:pPr>
+            <w:r>
+              <w:rPr>
+                <w:b/>
+                <w:bCs/>
+                <w:color w:val="234B8C"/>
+              </w:rPr>
+              <w:t>[PC 1.1]</w:t>
+            </w:r>
+          </w:p>
+        </w:tc>
+        <w:tc>
+          <w:tcPr>
+            <w:tcW w:w="2500" w:type="dxa"/>
+            <w:tcMar>
+              <w:top w:w="80" w:type="dxa"/>
+              <w:left w:w="120" w:type="dxa"/>
+              <w:bottom w:w="80" w:type="dxa"/>
+              <w:right w:w="120" w:type="dxa"/>
+            </w:tcMar>
+            <w:vAlign w:val="center"/>
+          </w:tcPr>
+          <w:p>
+            <w:pPr>
+              <w:spacing w:before="20" w:after="20"/>
+            </w:pPr>
+            <w:r>
+              <w:rPr>
+                <w:i/>
+                <w:iCs/>
+                <w:color w:val="999999"/>
+              </w:rPr>
+              <w:t>[Checklist item 1.1]</w:t>
+            </w:r>
+          </w:p>
+        </w:tc>
+        <w:tc>
+          <w:tcPr>
+            <w:tcW w:w="2500" w:type="dxa"/>
+            <w:tcMar>
+              <w:top w:w="80" w:type="dxa"/>
+              <w:left w:w="120" w:type="dxa"/>
+              <w:bottom w:w="80" w:type="dxa"/>
+              <w:right w:w="120" w:type="dxa"/>
+            </w:tcMar>
+            <w:vAlign w:val="center"/>
+          </w:tcPr>
+          <w:p>
+            <w:pPr>
+              <w:spacing w:before="20" w:after="20"/>
+            </w:pPr>
+            <w:r>
+              <w:t>Observation</w:t>
+            </w:r>
+          </w:p>
+        </w:tc>
+      </w:tr>
+    </w:tbl>
+    <w:p>
+      <w:r>
+        <w:br w:type="page"/>
+      </w:r>
+    </w:p>
+    <w:tbl>
+      <w:tblPr>
+        <w:tblW w:w="9638" w:type="dxa"/>
+        <w:tblBorders>
+          <w:top w:val="single" w:sz="4" w:space="0" w:color="auto"/>
+          <w:left w:val="single" w:sz="4" w:space="0" w:color="auto"/>
+          <w:bottom w:val="single" w:sz="4" w:space="0" w:color="auto"/>
+          <w:right w:val="single" w:sz="4" w:space="0" w:color="auto"/>
+          <w:insideH w:val="single" w:sz="4" w:space="0" w:color="auto"/>
+          <w:insideV w:val="single" w:sz="4" w:space="0" w:color="auto"/>
+        </w:tblBorders>
+        <w:tblCellMar>
+          <w:left w:w="10" w:type="dxa"/>
+          <w:right w:w="10" w:type="dxa"/>
+        </w:tblCellMar>
+        <w:tblLook w:val="04A0" w:firstRow="1" w:lastRow="0" w:firstColumn="1" w:lastColumn="0" w:noHBand="0" w:noVBand="1"/>
+      </w:tblPr>
+      <w:tblGrid>
+        <w:gridCol w:w="9638"/>
+      </w:tblGrid>
+      <w:tr>
+        <w:tc>
+          <w:tcPr>
+            <w:tcW w:w="9638" w:type="dxa"/>
+            <w:tcBorders>
+              <w:top w:val="single" w:sz="4" w:space="0" w:color="C9CFDD"/>
+              <w:left w:val="single" w:sz="4" w:space="0" w:color="C9CFDD"/>
+              <w:bottom w:val="single" w:sz="4" w:space="0" w:color="C9CFDD"/>
+              <w:right w:val="single" w:sz="4" w:space="0" w:color="C9CFDD"/>
+            </w:tcBorders>
+            <w:shd w:val="clear" w:color="auto" w:fill="234B8C"/>
+            <w:tcMar>
+              <w:top w:w="90" w:type="dxa"/>
+              <w:left w:w="160" w:type="dxa"/>
+              <w:bottom w:w="90" w:type="dxa"/>
+              <w:right w:w="160" w:type="dxa"/>
+            </w:tcMar>
+          </w:tcPr>
+          <w:p>
+            <w:r>
+              <w:rPr>
+                <w:b/>
+                <w:bCs/>
+                <w:color w:val="FFFFFF"/>
+                <w:sz w:val="26"/>
+                <w:szCs w:val="26"/>
+              </w:rPr>
+              <w:t>FOUNDATION SKILLS MAPPING</w:t>
+            </w:r>
+          </w:p>
+        </w:tc>
+      </w:tr>
+    </w:tbl>
+    <w:p>
+      <w:pPr>
+        <w:spacing w:before="80" w:after="80"/>
+      </w:pPr>
+      <w:r>
+        <w:rPr>
+          <w:i/>
+          <w:iCs/>
+          <w:color w:val="606060"/>
+          <w:sz w:val="18"/>
+          <w:szCs w:val="18"/>
+        </w:rPr>
+        <w:t>» One row per foundation skill listed in the unit, verbatim, with the item that evidences it. Where the unit lists no foundation skills, state that and keep the page.</w:t>
+      </w:r>
+    </w:p>
+    <w:tbl>
+      <w:tblPr>
+        <w:tblW w:w="9638" w:type="dxa"/>
+        <w:tblBorders>
+          <w:top w:val="single" w:sz="4" w:space="0" w:color="C9CFDD"/>
+          <w:left w:val="single" w:sz="4" w:space="0" w:color="C9CFDD"/>
+          <w:bottom w:val="single" w:sz="4" w:space="0" w:color="C9CFDD"/>
+          <w:right w:val="single" w:sz="4" w:space="0" w:color="C9CFDD"/>
+          <w:insideH w:val="single" w:sz="4" w:space="0" w:color="C9CFDD"/>
+          <w:insideV w:val="single" w:sz="4" w:space="0" w:color="C9CFDD"/>
+        </w:tblBorders>
+        <w:tblLayout w:type="fixed"/>
+        <w:tblCellMar>
+          <w:left w:w="10" w:type="dxa"/>
+          <w:right w:w="10" w:type="dxa"/>
+        </w:tblCellMar>
+        <w:tblLook w:val="04A0" w:firstRow="1" w:lastRow="0" w:firstColumn="1" w:lastColumn="0" w:noHBand="0" w:noVBand="1"/>
+      </w:tblPr>
+      <w:tblGrid>
+        <w:gridCol w:w="2400"/>
+        <w:gridCol w:w="4238"/>
+        <w:gridCol w:w="3000"/>
+      </w:tblGrid>
+      <w:tr>
+        <w:trPr>
+          <w:cantSplit/>
+          <w:tblHeader/>
+        </w:trPr>
+        <w:tc>
+          <w:tcPr>
+            <w:tcW w:w="2400" w:type="dxa"/>
+            <w:shd w:val="clear" w:color="auto" w:fill="234B8C"/>
+            <w:tcMar>
+              <w:top w:w="80" w:type="dxa"/>
+              <w:left w:w="120" w:type="dxa"/>
+              <w:bottom w:w="80" w:type="dxa"/>
+              <w:right w:w="120" w:type="dxa"/>
+            </w:tcMar>
+            <w:vAlign w:val="center"/>
+          </w:tcPr>
+          <w:p>
+            <w:pPr>
+              <w:spacing w:before="20" w:after="20"/>
+            </w:pPr>
+            <w:r>
+              <w:rPr>
+                <w:b/>
+                <w:bCs/>
+                <w:color w:val="FFFFFF"/>
+              </w:rPr>
+              <w:t>Foundation skill</w:t>
+            </w:r>
+          </w:p>
+        </w:tc>
+        <w:tc>
+          <w:tcPr>
+            <w:tcW w:w="4238" w:type="dxa"/>
+            <w:shd w:val="clear" w:color="auto" w:fill="234B8C"/>
+            <w:tcMar>
+              <w:top w:w="80" w:type="dxa"/>
+              <w:left w:w="120" w:type="dxa"/>
+              <w:bottom w:w="80" w:type="dxa"/>
+              <w:right w:w="120" w:type="dxa"/>
+            </w:tcMar>
+            <w:vAlign w:val="center"/>
+          </w:tcPr>
+          <w:p>
+            <w:pPr>
+              <w:spacing w:before="20" w:after="20"/>
+            </w:pPr>
+            <w:r>
+              <w:rPr>
+                <w:b/>
+                <w:bCs/>
+                <w:color w:val="FFFFFF"/>
+              </w:rPr>
+              <w:t>Description (verbatim from the unit)</w:t>
+            </w:r>
+          </w:p>
+        </w:tc>
+        <w:tc>
+          <w:tcPr>
+            <w:tcW w:w="3000" w:type="dxa"/>
+            <w:shd w:val="clear" w:color="auto" w:fill="234B8C"/>
+            <w:tcMar>
+              <w:top w:w="80" w:type="dxa"/>
+              <w:left w:w="120" w:type="dxa"/>
+              <w:bottom w:w="80" w:type="dxa"/>
+              <w:right w:w="120" w:type="dxa"/>
+            </w:tcMar>
+            <w:vAlign w:val="center"/>
+          </w:tcPr>
+          <w:p>
+            <w:pPr>
+              <w:spacing w:before="20" w:after="20"/>
+            </w:pPr>
+            <w:r>
+              <w:rPr>
+                <w:b/>
+                <w:bCs/>
+                <w:color w:val="FFFFFF"/>
+              </w:rPr>
+              <w:t>Where evidenced</w:t>
+            </w:r>
+          </w:p>
+        </w:tc>
+      </w:tr>
+      <w:tr>
+        <w:trPr>
+          <w:cantSplit/>
+          <w:trHeight w:val="620"/>
+        </w:trPr>
+        <w:tc>
+          <w:tcPr>
+            <w:tcW w:w="2400" w:type="dxa"/>
+            <w:shd w:val="clear" w:color="auto" w:fill="F0F2F7"/>
+            <w:tcMar>
+              <w:top w:w="80" w:type="dxa"/>
+              <w:left w:w="120" w:type="dxa"/>
+              <w:bottom w:w="80" w:type="dxa"/>
+              <w:right w:w="120" w:type="dxa"/>
+            </w:tcMar>
+            <w:vAlign w:val="center"/>
+          </w:tcPr>
+          <w:p>
+            <w:pPr>
+              <w:spacing w:before="20" w:after="20"/>
+            </w:pPr>
+            <w:r>
+              <w:rPr>
+                <w:b/>
+                <w:bCs/>
+                <w:color w:val="234B8C"/>
+              </w:rPr>
+              <w:t>[Reading]</w:t>
+            </w:r>
+          </w:p>
+        </w:tc>
+        <w:tc>
+          <w:tcPr>
+            <w:tcW w:w="4238" w:type="dxa"/>
+            <w:tcMar>
+              <w:top w:w="80" w:type="dxa"/>
+              <w:left w:w="120" w:type="dxa"/>
+              <w:bottom w:w="80" w:type="dxa"/>
+              <w:right w:w="120" w:type="dxa"/>
+            </w:tcMar>
+            <w:vAlign w:val="center"/>
+          </w:tcPr>
+          <w:p>
+            <w:pPr>
+              <w:spacing w:before="20" w:after="20"/>
+            </w:pPr>
+            <w:r>
+              <w:rPr>
+                <w:i/>
+                <w:iCs/>
+                <w:color w:val="999999"/>
+              </w:rPr>
+              <w:t>[Verbatim description.]</w:t>
+            </w:r>
+          </w:p>
+        </w:tc>
+        <w:tc>
+          <w:tcPr>
+            <w:tcW w:w="3000" w:type="dxa"/>
+            <w:tcMar>
+              <w:top w:w="80" w:type="dxa"/>
+              <w:left w:w="120" w:type="dxa"/>
+              <w:bottom w:w="80" w:type="dxa"/>
+              <w:right w:w="120" w:type="dxa"/>
+            </w:tcMar>
+            <w:vAlign w:val="center"/>
+          </w:tcPr>
+          <w:p>
+            <w:pPr>
+              <w:spacing w:before="20" w:after="20"/>
+            </w:pPr>
+            <w:r>
+              <w:rPr>
+                <w:i/>
+                <w:iCs/>
+                <w:color w:val="999999"/>
+              </w:rPr>
+              <w:t>[Q1 / Task 1 Part (a)]</w:t>
+            </w:r>
+          </w:p>
+        </w:tc>
+      </w:tr>
+      <w:tr>
+        <w:trPr>
+          <w:cantSplit/>
+          <w:trHeight w:val="620"/>
+        </w:trPr>
+        <w:tc>
+          <w:tcPr>
+            <w:tcW w:w="2400" w:type="dxa"/>
+            <w:shd w:val="clear" w:color="auto" w:fill="F0F2F7"/>
+            <w:tcMar>
+              <w:top w:w="80" w:type="dxa"/>
+              <w:left w:w="120" w:type="dxa"/>
+              <w:bottom w:w="80" w:type="dxa"/>
+              <w:right w:w="120" w:type="dxa"/>
+            </w:tcMar>
+            <w:vAlign w:val="center"/>
+          </w:tcPr>
+          <w:p>
+            <w:pPr>
+              <w:spacing w:before="20" w:after="20"/>
+            </w:pPr>
+            <w:r>
+              <w:rPr>
+                <w:b/>
+                <w:bCs/>
+                <w:color w:val="234B8C"/>
+              </w:rPr>
+              <w:t>[Writing]</w:t>
+            </w:r>
+          </w:p>
+        </w:tc>
+        <w:tc>
+          <w:tcPr>
+            <w:tcW w:w="4238" w:type="dxa"/>
+            <w:tcMar>
+              <w:top w:w="80" w:type="dxa"/>
+              <w:left w:w="120" w:type="dxa"/>
+              <w:bottom w:w="80" w:type="dxa"/>
+              <w:right w:w="120" w:type="dxa"/>
+            </w:tcMar>
+            <w:vAlign w:val="center"/>
+          </w:tcPr>
+          <w:p>
+            <w:pPr>
+              <w:spacing w:before="20" w:after="20"/>
+            </w:pPr>
+            <w:r>
+              <w:rPr>
+                <w:i/>
+                <w:iCs/>
+                <w:color w:val="999999"/>
+              </w:rPr>
+              <w:t>[Verbatim description.]</w:t>
+            </w:r>
+          </w:p>
+        </w:tc>
+        <w:tc>
+          <w:tcPr>
+            <w:tcW w:w="3000" w:type="dxa"/>
+            <w:tcMar>
+              <w:top w:w="80" w:type="dxa"/>
+              <w:left w:w="120" w:type="dxa"/>
+              <w:bottom w:w="80" w:type="dxa"/>
+              <w:right w:w="120" w:type="dxa"/>
+            </w:tcMar>
+            <w:vAlign w:val="center"/>
+          </w:tcPr>
+          <w:p>
+            <w:pPr>
+              <w:spacing w:before="20" w:after="20"/>
+            </w:pPr>
+            <w:r>
+              <w:rPr>
+                <w:i/>
+                <w:iCs/>
+                <w:color w:val="999999"/>
+              </w:rPr>
+              <w:t>[Q2]</w:t>
+            </w:r>
+          </w:p>
+        </w:tc>
+      </w:tr>
+      <w:tr>
+        <w:trPr>
+          <w:cantSplit/>
+          <w:trHeight w:val="620"/>
+        </w:trPr>
+        <w:tc>
+          <w:tcPr>
+            <w:tcW w:w="2400" w:type="dxa"/>
+            <w:shd w:val="clear" w:color="auto" w:fill="F0F2F7"/>
+            <w:tcMar>
+              <w:top w:w="80" w:type="dxa"/>
+              <w:left w:w="120" w:type="dxa"/>
+              <w:bottom w:w="80" w:type="dxa"/>
+              <w:right w:w="120" w:type="dxa"/>
+            </w:tcMar>
+            <w:vAlign w:val="center"/>
+          </w:tcPr>
+          <w:p>
+            <w:pPr>
+              <w:spacing w:before="20" w:after="20"/>
+            </w:pPr>
+            <w:r>
+              <w:rPr>
+                <w:b/>
+                <w:bCs/>
+                <w:color w:val="234B8C"/>
+              </w:rPr>
+              <w:t>[Numeracy]</w:t>
+            </w:r>
+          </w:p>
+        </w:tc>
+        <w:tc>
+          <w:tcPr>
+            <w:tcW w:w="4238" w:type="dxa"/>
+            <w:tcMar>
+              <w:top w:w="80" w:type="dxa"/>
+              <w:left w:w="120" w:type="dxa"/>
+              <w:bottom w:w="80" w:type="dxa"/>
+              <w:right w:w="120" w:type="dxa"/>
+            </w:tcMar>
+            <w:vAlign w:val="center"/>
+          </w:tcPr>
+          <w:p>
+            <w:pPr>
+              <w:spacing w:before="20" w:after="20"/>
+            </w:pPr>
+            <w:r>
+              <w:rPr>
+                <w:i/>
+                <w:iCs/>
+                <w:color w:val="999999"/>
+              </w:rPr>
+              <w:t>[Verbatim description.]</w:t>
+            </w:r>
+          </w:p>
+        </w:tc>
+        <w:tc>
+          <w:tcPr>
+            <w:tcW w:w="3000" w:type="dxa"/>
+            <w:tcMar>
+              <w:top w:w="80" w:type="dxa"/>
+              <w:left w:w="120" w:type="dxa"/>
+              <w:bottom w:w="80" w:type="dxa"/>
+              <w:right w:w="120" w:type="dxa"/>
+            </w:tcMar>
+            <w:vAlign w:val="center"/>
+          </w:tcPr>
+          <w:p>
+            <w:pPr>
+              <w:spacing w:before="20" w:after="20"/>
+            </w:pPr>
+            <w:r>
+              <w:rPr>
+                <w:i/>
+                <w:iCs/>
+                <w:color w:val="999999"/>
+              </w:rPr>
+              <w:t>[Task 1 Part (b)]</w:t>
+            </w:r>
+          </w:p>
+        </w:tc>
+      </w:tr>
+      <w:tr>
+        <w:trPr>
+          <w:cantSplit/>
+          <w:trHeight w:val="620"/>
+        </w:trPr>
+        <w:tc>
+          <w:tcPr>
+            <w:tcW w:w="2400" w:type="dxa"/>
+            <w:shd w:val="clear" w:color="auto" w:fill="F0F2F7"/>
+            <w:tcMar>
+              <w:top w:w="80" w:type="dxa"/>
+              <w:left w:w="120" w:type="dxa"/>
+              <w:bottom w:w="80" w:type="dxa"/>
+              <w:right w:w="120" w:type="dxa"/>
+            </w:tcMar>
+            <w:vAlign w:val="center"/>
+          </w:tcPr>
+          <w:p>
+            <w:pPr>
+              <w:spacing w:before="20" w:after="20"/>
+            </w:pPr>
+            <w:r>
+              <w:rPr>
+                <w:b/>
+                <w:bCs/>
+                <w:color w:val="234B8C"/>
+              </w:rPr>
+              <w:t>[Oral communication]</w:t>
+            </w:r>
+          </w:p>
+        </w:tc>
+        <w:tc>
+          <w:tcPr>
+            <w:tcW w:w="4238" w:type="dxa"/>
+            <w:tcMar>
+              <w:top w:w="80" w:type="dxa"/>
+              <w:left w:w="120" w:type="dxa"/>
+              <w:bottom w:w="80" w:type="dxa"/>
+              <w:right w:w="120" w:type="dxa"/>
+            </w:tcMar>
+            <w:vAlign w:val="center"/>
+          </w:tcPr>
+          <w:p>
+            <w:pPr>
+              <w:spacing w:before="20" w:after="20"/>
+            </w:pPr>
+            <w:r>
+              <w:rPr>
+                <w:i/>
+                <w:iCs/>
+                <w:color w:val="999999"/>
+              </w:rPr>
+              <w:t>[Verbatim description.]</w:t>
+            </w:r>
+          </w:p>
+        </w:tc>
+        <w:tc>
+          <w:tcPr>
+            <w:tcW w:w="3000" w:type="dxa"/>
+            <w:tcMar>
+              <w:top w:w="80" w:type="dxa"/>
+              <w:left w:w="120" w:type="dxa"/>
+              <w:bottom w:w="80" w:type="dxa"/>
+              <w:right w:w="120" w:type="dxa"/>
+            </w:tcMar>
+            <w:vAlign w:val="center"/>
+          </w:tcPr>
+          <w:p>
+            <w:pPr>
+              <w:spacing w:before="20" w:after="20"/>
+            </w:pPr>
+            <w:r>
+              <w:rPr>
+                <w:i/>
+                <w:iCs/>
+                <w:color w:val="999999"/>
+              </w:rPr>
+              <w:t>[Checklist item 2.1]</w:t>
+            </w:r>
+          </w:p>
+        </w:tc>
+      </w:tr>
+    </w:tbl>
+    <w:p>
+      <w:pPr>
+        <w:pBdr>
+          <w:bottom w:val="single" w:sz="10" w:space="4" w:color="F09C0C"/>
+        </w:pBdr>
+        <w:spacing w:before="120" w:after="120"/>
+      </w:pPr>
+      <w:r>
+        <w:rPr>
+          <w:b/>
+          <w:bCs/>
+          <w:color w:val="234B8C"/>
+          <w:sz w:val="26"/>
+          <w:szCs w:val="26"/>
+        </w:rPr>
+        <w:t>Evidence to submit</w:t>
+      </w:r>
+    </w:p>
+    <w:p>
+      <w:pPr>
+        <w:pStyle w:val="ListParagraph"/>
+        <w:numPr>
+          <w:ilvl w:val="0"/>
+          <w:numId w:val="2"/>
+        </w:numPr>
+        <w:spacing w:after="40"/>
+      </w:pPr>
+      <w:r>
+        <w:t>[Completed Section A responses.]</w:t>
+      </w:r>
+    </w:p>
+    <w:p>
+      <w:pPr>
+        <w:pStyle w:val="ListParagraph"/>
+        <w:numPr>
+          <w:ilvl w:val="0"/>
+          <w:numId w:val="2"/>
+        </w:numPr>
+        <w:spacing w:after="40"/>
+      </w:pPr>
+      <w:r>
+        <w:t>[Completed Section B deliverables for every part.]</w:t>
+      </w:r>
+    </w:p>
+    <w:p>
+      <w:pPr>
+        <w:pStyle w:val="ListParagraph"/>
+        <w:numPr>
+          <w:ilvl w:val="0"/>
+          <w:numId w:val="2"/>
+        </w:numPr>
+        <w:spacing w:after="40"/>
+      </w:pPr>
+      <w:r>
+        <w:t>[Completed observation checklist(s) and observation record(s).]</w:t>
+      </w:r>
+    </w:p>
+    <w:p>
+      <w:pPr>
+        <w:spacing w:before="80" w:after="80"/>
+      </w:pPr>
+      <w:r>
+        <w:rPr>
+          <w:i/>
+          <w:iCs/>
+          <w:color w:val="606060"/>
+          <w:sz w:val="18"/>
+          <w:szCs w:val="18"/>
+        </w:rPr>
+        <w:t>» Photographs are not required. Do not include an Oral Questioning Record or a Unit Assessment Result Sheet in this tool.</w:t>
+      </w:r>
+      <w:r>
+        <w:rPr>
+          <w:i/>
+          <w:iCs/>
+          <w:color w:val="606060"/>
+          <w:sz w:val="18"/>
+          <w:szCs w:val="18"/>
+        </w:rPr>
+        <w:t xml:space="preserve"> </w:t>
+      </w:r>
+    </w:p>
     <w:sectPr>
-      <w:headerReference w:type="default" r:id="rId14"/>
-      <w:footerReference w:type="default" r:id="rId15"/>
       <w:pgSz w:w="11906" w:h="16838"/>
-      <w:pgMar w:top="1300" w:right="1134" w:bottom="1300" w:left="1134" w:header="567" w:footer="567" w:gutter="0"/>
+      <w:pgMar w:top="1440" w:right="1134" w:bottom="1440" w:left="1134" w:header="708" w:footer="708" w:gutter="0"/>
       <w:cols w:space="720"/>
       <w:docGrid w:linePitch="360"/>
     </w:sectPr>
@@ -1815,157 +6785,8 @@
 <w:ftr xmlns:wpc="http://schemas.microsoft.com/office/word/2010/wordprocessingCanvas" xmlns:cx="http://schemas.microsoft.com/office/drawing/2014/chartex" xmlns:cx1="http://schemas.microsoft.com/office/drawing/2015/9/8/chartex" xmlns:mc="http://schemas.openxmlformats.org/markup-compatibility/2006" xmlns:o="urn:schemas-microsoft-com:office:office" xmlns:r="http://schemas.openxmlformats.org/officeDocument/2006/relationships" xmlns:m="http://schemas.openxmlformats.org/officeDocument/2006/math" xmlns:v="urn:schemas-microsoft-com:vml" xmlns:wp14="http://schemas.microsoft.com/office/word/2010/wordprocessingDrawing" xmlns:wp="http://schemas.openxmlformats.org/drawingml/2006/wordprocessingDrawing" xmlns:w10="urn:schemas-microsoft-com:office:word" xmlns:w="http://schemas.openxmlformats.org/wordprocessingml/2006/main" xmlns:w14="http://schemas.microsoft.com/office/word/2010/wordml" xmlns:w15="http://schemas.microsoft.com/office/word/2012/wordml" xmlns:w16se="http://schemas.microsoft.com/office/word/2015/wordml/symex" xmlns:wpg="http://schemas.microsoft.com/office/word/2010/wordprocessingGroup" xmlns:wpi="http://schemas.microsoft.com/office/word/2010/wordprocessingInk" xmlns:wne="http://schemas.microsoft.com/office/word/2006/wordml" xmlns:wps="http://schemas.microsoft.com/office/word/2010/wordprocessingShape" mc:Ignorable="w14 w15 w16se wp14">
   <w:p>
     <w:pPr>
-      <w:pBdr>
-        <w:top w:val="single" w:sz="6" w:space="4" w:color="2F60B4"/>
-      </w:pBdr>
-      <w:spacing w:after="20"/>
+      <w:pStyle w:val="Footer"/>
     </w:pPr>
-  </w:p>
-  <w:p>
-    <w:pPr>
-      <w:jc w:val="center"/>
-    </w:pPr>
-    <w:r>
-      <w:rPr>
-        <w:b/>
-        <w:bCs/>
-        <w:color w:val="606060"/>
-        <w:sz w:val="14"/>
-        <w:szCs w:val="14"/>
-      </w:rPr>
-      <w:t>Meridian Vocational College</w:t>
-    </w:r>
-    <w:r>
-      <w:rPr>
-        <w:color w:val="606060"/>
-        <w:sz w:val="14"/>
-        <w:szCs w:val="14"/>
-      </w:rPr>
-      <w:t xml:space="preserve">      ·      Doc #: [doc#]      ·      Revision: 1.0</w:t>
-    </w:r>
-  </w:p>
-  <w:p>
-    <w:pPr>
-      <w:jc w:val="center"/>
-    </w:pPr>
-    <w:r>
-      <w:rPr>
-        <w:color w:val="606060"/>
-        <w:sz w:val="14"/>
-        <w:szCs w:val="14"/>
-      </w:rPr>
-      <w:t xml:space="preserve">RTO 45039     ·     CRICOS 03551M     ·     Revision Date: [date]     ·     Next Review: [date+2yr]     ·     Page </w:t>
-    </w:r>
-    <w:r>
-      <w:rPr>
-        <w:b/>
-        <w:bCs/>
-        <w:color w:val="606060"/>
-        <w:sz w:val="14"/>
-        <w:szCs w:val="14"/>
-      </w:rPr>
-      <w:fldChar w:fldCharType="begin"/>
-    </w:r>
-    <w:r>
-      <w:rPr>
-        <w:b/>
-        <w:bCs/>
-        <w:color w:val="606060"/>
-        <w:sz w:val="14"/>
-        <w:szCs w:val="14"/>
-      </w:rPr>
-      <w:instrText>PAGE</w:instrText>
-    </w:r>
-    <w:r>
-      <w:rPr>
-        <w:b/>
-        <w:bCs/>
-        <w:color w:val="606060"/>
-        <w:sz w:val="14"/>
-        <w:szCs w:val="14"/>
-      </w:rPr>
-      <w:fldChar w:fldCharType="separate"/>
-    </w:r>
-    <w:r>
-      <w:rPr>
-        <w:b/>
-        <w:bCs/>
-        <w:noProof/>
-        <w:color w:val="606060"/>
-        <w:sz w:val="14"/>
-        <w:szCs w:val="14"/>
-      </w:rPr>
-      <w:t>1</w:t>
-    </w:r>
-    <w:r>
-      <w:rPr>
-        <w:b/>
-        <w:bCs/>
-        <w:color w:val="606060"/>
-        <w:sz w:val="14"/>
-        <w:szCs w:val="14"/>
-      </w:rPr>
-      <w:fldChar w:fldCharType="end"/>
-    </w:r>
-    <w:r>
-      <w:rPr>
-        <w:color w:val="606060"/>
-        <w:sz w:val="14"/>
-        <w:szCs w:val="14"/>
-      </w:rPr>
-      <w:t xml:space="preserve"> of </w:t>
-    </w:r>
-    <w:r>
-      <w:rPr>
-        <w:b/>
-        <w:bCs/>
-        <w:color w:val="606060"/>
-        <w:sz w:val="14"/>
-        <w:szCs w:val="14"/>
-      </w:rPr>
-      <w:fldChar w:fldCharType="begin"/>
-    </w:r>
-    <w:r>
-      <w:rPr>
-        <w:b/>
-        <w:bCs/>
-        <w:color w:val="606060"/>
-        <w:sz w:val="14"/>
-        <w:szCs w:val="14"/>
-      </w:rPr>
-      <w:instrText>NUMPAGES</w:instrText>
-    </w:r>
-    <w:r>
-      <w:rPr>
-        <w:b/>
-        <w:bCs/>
-        <w:color w:val="606060"/>
-        <w:sz w:val="14"/>
-        <w:szCs w:val="14"/>
-      </w:rPr>
-      <w:fldChar w:fldCharType="separate"/>
-    </w:r>
-    <w:r>
-      <w:rPr>
-        <w:b/>
-        <w:bCs/>
-        <w:noProof/>
-        <w:color w:val="606060"/>
-        <w:sz w:val="14"/>
-        <w:szCs w:val="14"/>
-      </w:rPr>
-      <w:t>1</w:t>
-    </w:r>
-    <w:r>
-      <w:rPr>
-        <w:b/>
-        <w:bCs/>
-        <w:color w:val="606060"/>
-        <w:sz w:val="14"/>
-        <w:szCs w:val="14"/>
-      </w:rPr>
-      <w:fldChar w:fldCharType="end"/>
-    </w:r>
   </w:p>
 </w:ftr>
 </file>
@@ -1974,157 +6795,412 @@
 <w:ftr xmlns:wpc="http://schemas.microsoft.com/office/word/2010/wordprocessingCanvas" xmlns:cx="http://schemas.microsoft.com/office/drawing/2014/chartex" xmlns:cx1="http://schemas.microsoft.com/office/drawing/2015/9/8/chartex" xmlns:mc="http://schemas.openxmlformats.org/markup-compatibility/2006" xmlns:o="urn:schemas-microsoft-com:office:office" xmlns:r="http://schemas.openxmlformats.org/officeDocument/2006/relationships" xmlns:m="http://schemas.openxmlformats.org/officeDocument/2006/math" xmlns:v="urn:schemas-microsoft-com:vml" xmlns:wp14="http://schemas.microsoft.com/office/word/2010/wordprocessingDrawing" xmlns:wp="http://schemas.openxmlformats.org/drawingml/2006/wordprocessingDrawing" xmlns:w10="urn:schemas-microsoft-com:office:word" xmlns:w="http://schemas.openxmlformats.org/wordprocessingml/2006/main" xmlns:w14="http://schemas.microsoft.com/office/word/2010/wordml" xmlns:w15="http://schemas.microsoft.com/office/word/2012/wordml" xmlns:w16se="http://schemas.microsoft.com/office/word/2015/wordml/symex" xmlns:wpg="http://schemas.microsoft.com/office/word/2010/wordprocessingGroup" xmlns:wpi="http://schemas.microsoft.com/office/word/2010/wordprocessingInk" xmlns:wne="http://schemas.microsoft.com/office/word/2006/wordml" xmlns:wps="http://schemas.microsoft.com/office/word/2010/wordprocessingShape" mc:Ignorable="w14 w15 w16se wp14">
   <w:p>
     <w:pPr>
-      <w:pBdr>
-        <w:top w:val="single" w:sz="6" w:space="4" w:color="2F60B4"/>
-      </w:pBdr>
-      <w:spacing w:after="20"/>
-    </w:pPr>
-  </w:p>
-  <w:p>
-    <w:pPr>
-      <w:jc w:val="center"/>
+      <w:tabs>
+        <w:tab w:val="center" w:pos="4536"/>
+        <w:tab w:val="right" w:pos="8931"/>
+        <w:tab w:val="right" w:pos="13892"/>
+      </w:tabs>
+      <w:ind w:right="95"/>
+      <w:rPr>
+        <w:sz w:val="18"/>
+        <w:szCs w:val="18"/>
+      </w:rPr>
     </w:pPr>
     <w:r>
       <w:rPr>
-        <w:b/>
-        <w:bCs/>
-        <w:color w:val="606060"/>
-        <w:sz w:val="14"/>
-        <w:szCs w:val="14"/>
+        <w:sz w:val="18"/>
+        <w:szCs w:val="18"/>
       </w:rPr>
-      <w:t>Meridian Vocational College</w:t>
+      <w:t>MVC-CMS</w:t>
     </w:r>
     <w:r>
       <w:rPr>
-        <w:color w:val="606060"/>
-        <w:sz w:val="14"/>
-        <w:szCs w:val="14"/>
+        <w:sz w:val="18"/>
+        <w:szCs w:val="18"/>
       </w:rPr>
-      <w:t xml:space="preserve">      ·      Doc #: [doc#]      ·      Revision: 1.0</w:t>
-    </w:r>
-  </w:p>
-  <w:p>
-    <w:pPr>
-      <w:jc w:val="center"/>
-    </w:pPr>
-    <w:r>
-      <w:rPr>
-        <w:color w:val="606060"/>
-        <w:sz w:val="14"/>
-        <w:szCs w:val="14"/>
-      </w:rPr>
-      <w:t xml:space="preserve">RTO 45039     ·     CRICOS 03551M     ·     Revision Date: [date]     ·     Next Review: [date+2yr]     ·     Page </w:t>
+      <w:tab/>
+      <w:t xml:space="preserve">RTO #  </w:t>
     </w:r>
     <w:r>
       <w:rPr>
-        <w:b/>
-        <w:bCs/>
-        <w:color w:val="606060"/>
-        <w:sz w:val="14"/>
-        <w:szCs w:val="14"/>
+        <w:sz w:val="18"/>
+        <w:szCs w:val="18"/>
       </w:rPr>
       <w:fldChar w:fldCharType="begin"/>
     </w:r>
     <w:r>
       <w:rPr>
-        <w:b/>
-        <w:bCs/>
-        <w:color w:val="606060"/>
-        <w:sz w:val="14"/>
-        <w:szCs w:val="14"/>
+        <w:sz w:val="18"/>
+        <w:szCs w:val="18"/>
       </w:rPr>
-      <w:instrText>PAGE</w:instrText>
+      <w:instrText xml:space="preserve"> DOCPROPERTY RTOnumber </w:instrText>
     </w:r>
     <w:r>
       <w:rPr>
-        <w:b/>
-        <w:bCs/>
-        <w:color w:val="606060"/>
-        <w:sz w:val="14"/>
-        <w:szCs w:val="14"/>
+        <w:sz w:val="18"/>
+        <w:szCs w:val="18"/>
       </w:rPr>
       <w:fldChar w:fldCharType="separate"/>
     </w:r>
     <w:r>
       <w:rPr>
-        <w:b/>
-        <w:bCs/>
-        <w:noProof/>
-        <w:color w:val="606060"/>
-        <w:sz w:val="14"/>
-        <w:szCs w:val="14"/>
+        <w:sz w:val="18"/>
+        <w:szCs w:val="18"/>
       </w:rPr>
-      <w:t>2</w:t>
+      <w:t>45039</w:t>
     </w:r>
     <w:r>
       <w:rPr>
-        <w:b/>
-        <w:bCs/>
-        <w:color w:val="606060"/>
-        <w:sz w:val="14"/>
-        <w:szCs w:val="14"/>
+        <w:sz w:val="18"/>
+        <w:szCs w:val="18"/>
       </w:rPr>
       <w:fldChar w:fldCharType="end"/>
     </w:r>
     <w:r>
       <w:rPr>
-        <w:color w:val="606060"/>
-        <w:sz w:val="14"/>
-        <w:szCs w:val="14"/>
+        <w:sz w:val="18"/>
+        <w:szCs w:val="18"/>
       </w:rPr>
-      <w:t xml:space="preserve"> of </w:t>
+      <w:t xml:space="preserve">    CRICOS #  </w:t>
     </w:r>
     <w:r>
       <w:rPr>
-        <w:b/>
-        <w:bCs/>
-        <w:color w:val="606060"/>
-        <w:sz w:val="14"/>
-        <w:szCs w:val="14"/>
+        <w:sz w:val="18"/>
+        <w:szCs w:val="18"/>
       </w:rPr>
       <w:fldChar w:fldCharType="begin"/>
     </w:r>
     <w:r>
       <w:rPr>
-        <w:b/>
-        <w:bCs/>
-        <w:color w:val="606060"/>
-        <w:sz w:val="14"/>
-        <w:szCs w:val="14"/>
+        <w:sz w:val="18"/>
+        <w:szCs w:val="18"/>
       </w:rPr>
-      <w:instrText>NUMPAGES</w:instrText>
+      <w:instrText xml:space="preserve"> DOCPROPERTY CRICOSnumber </w:instrText>
     </w:r>
     <w:r>
       <w:rPr>
-        <w:b/>
-        <w:bCs/>
-        <w:color w:val="606060"/>
-        <w:sz w:val="14"/>
-        <w:szCs w:val="14"/>
+        <w:sz w:val="18"/>
+        <w:szCs w:val="18"/>
       </w:rPr>
       <w:fldChar w:fldCharType="separate"/>
     </w:r>
     <w:r>
       <w:rPr>
-        <w:b/>
-        <w:bCs/>
-        <w:noProof/>
-        <w:color w:val="606060"/>
-        <w:sz w:val="14"/>
-        <w:szCs w:val="14"/>
+        <w:sz w:val="18"/>
+        <w:szCs w:val="18"/>
       </w:rPr>
-      <w:t>2</w:t>
+      <w:t>03551M</w:t>
     </w:r>
     <w:r>
       <w:rPr>
-        <w:b/>
-        <w:bCs/>
-        <w:color w:val="606060"/>
-        <w:sz w:val="14"/>
-        <w:szCs w:val="14"/>
+        <w:sz w:val="18"/>
+        <w:szCs w:val="18"/>
       </w:rPr>
       <w:fldChar w:fldCharType="end"/>
     </w:r>
+    <w:r>
+      <w:rPr>
+        <w:sz w:val="18"/>
+        <w:szCs w:val="18"/>
+      </w:rPr>
+      <w:tab/>
+      <w:t xml:space="preserve">Revision Date: </w:t>
+    </w:r>
+    <w:r>
+      <w:rPr>
+        <w:sz w:val="18"/>
+        <w:szCs w:val="18"/>
+      </w:rPr>
+      <w:fldChar w:fldCharType="begin"/>
+    </w:r>
+    <w:r>
+      <w:rPr>
+        <w:sz w:val="18"/>
+        <w:szCs w:val="18"/>
+      </w:rPr>
+      <w:instrText xml:space="preserve"> DOCPROPERTY cmsRevisionDate </w:instrText>
+    </w:r>
+    <w:r>
+      <w:rPr>
+        <w:sz w:val="18"/>
+        <w:szCs w:val="18"/>
+      </w:rPr>
+      <w:fldChar w:fldCharType="separate"/>
+    </w:r>
+    <w:r>
+      <w:rPr>
+        <w:sz w:val="18"/>
+        <w:szCs w:val="18"/>
+      </w:rPr>
+      <w:t>13-08-2026</w:t>
+    </w:r>
+    <w:r>
+      <w:rPr>
+        <w:sz w:val="18"/>
+        <w:szCs w:val="18"/>
+      </w:rPr>
+      <w:fldChar w:fldCharType="end"/>
+    </w:r>
+  </w:p>
+  <w:p>
+    <w:pPr>
+      <w:tabs>
+        <w:tab w:val="center" w:pos="4536"/>
+        <w:tab w:val="right" w:pos="8931"/>
+        <w:tab w:val="right" w:pos="13892"/>
+      </w:tabs>
+      <w:ind w:right="95"/>
+      <w:rPr>
+        <w:sz w:val="18"/>
+        <w:szCs w:val="18"/>
+      </w:rPr>
+    </w:pPr>
+    <w:sdt>
+      <w:sdtPr>
+        <w:rPr>
+          <w:sz w:val="18"/>
+          <w:szCs w:val="18"/>
+        </w:rPr>
+        <w:id w:val="867900920"/>
+        <w:docPartObj>
+          <w:docPartGallery w:val="Page Numbers (Bottom of Page)"/>
+          <w:docPartUnique/>
+        </w:docPartObj>
+      </w:sdtPr>
+      <w:sdtEndPr/>
+      <w:sdtContent>
+        <w:sdt>
+          <w:sdtPr>
+            <w:rPr>
+              <w:sz w:val="18"/>
+              <w:szCs w:val="18"/>
+            </w:rPr>
+            <w:id w:val="867900921"/>
+            <w:docPartObj>
+              <w:docPartGallery w:val="Page Numbers (Top of Page)"/>
+              <w:docPartUnique/>
+            </w:docPartObj>
+          </w:sdtPr>
+          <w:sdtEndPr/>
+          <w:sdtContent>
+            <w:r>
+              <w:rPr>
+                <w:sz w:val="18"/>
+                <w:szCs w:val="18"/>
+              </w:rPr>
+              <w:t xml:space="preserve">Page </w:t>
+            </w:r>
+            <w:r>
+              <w:rPr>
+                <w:sz w:val="18"/>
+                <w:szCs w:val="18"/>
+              </w:rPr>
+              <w:fldChar w:fldCharType="begin"/>
+            </w:r>
+            <w:r>
+              <w:rPr>
+                <w:sz w:val="18"/>
+                <w:szCs w:val="18"/>
+              </w:rPr>
+              <w:instrText xml:space="preserve"> PAGE </w:instrText>
+            </w:r>
+            <w:r>
+              <w:rPr>
+                <w:sz w:val="18"/>
+                <w:szCs w:val="18"/>
+              </w:rPr>
+              <w:fldChar w:fldCharType="separate"/>
+            </w:r>
+            <w:r>
+              <w:rPr>
+                <w:noProof/>
+                <w:sz w:val="18"/>
+                <w:szCs w:val="18"/>
+              </w:rPr>
+              <w:t>3</w:t>
+            </w:r>
+            <w:r>
+              <w:rPr>
+                <w:sz w:val="18"/>
+                <w:szCs w:val="18"/>
+              </w:rPr>
+              <w:fldChar w:fldCharType="end"/>
+            </w:r>
+            <w:r>
+              <w:rPr>
+                <w:sz w:val="18"/>
+                <w:szCs w:val="18"/>
+              </w:rPr>
+              <w:t xml:space="preserve"> of </w:t>
+            </w:r>
+            <w:r>
+              <w:rPr>
+                <w:sz w:val="18"/>
+                <w:szCs w:val="18"/>
+              </w:rPr>
+              <w:fldChar w:fldCharType="begin"/>
+            </w:r>
+            <w:r>
+              <w:rPr>
+                <w:sz w:val="18"/>
+                <w:szCs w:val="18"/>
+              </w:rPr>
+              <w:instrText xml:space="preserve"> NUMPAGES  </w:instrText>
+            </w:r>
+            <w:r>
+              <w:rPr>
+                <w:sz w:val="18"/>
+                <w:szCs w:val="18"/>
+              </w:rPr>
+              <w:fldChar w:fldCharType="separate"/>
+            </w:r>
+            <w:r>
+              <w:rPr>
+                <w:noProof/>
+                <w:sz w:val="18"/>
+                <w:szCs w:val="18"/>
+              </w:rPr>
+              <w:t>4</w:t>
+            </w:r>
+            <w:r>
+              <w:rPr>
+                <w:sz w:val="18"/>
+                <w:szCs w:val="18"/>
+              </w:rPr>
+              <w:fldChar w:fldCharType="end"/>
+            </w:r>
+            <w:r>
+              <w:rPr>
+                <w:sz w:val="18"/>
+                <w:szCs w:val="18"/>
+              </w:rPr>
+              <w:tab/>
+              <w:t xml:space="preserve">Doc#  </w:t>
+            </w:r>
+            <w:r>
+              <w:rPr>
+                <w:sz w:val="18"/>
+                <w:szCs w:val="18"/>
+              </w:rPr>
+              <w:fldChar w:fldCharType="begin"/>
+            </w:r>
+            <w:r>
+              <w:rPr>
+                <w:sz w:val="18"/>
+                <w:szCs w:val="18"/>
+              </w:rPr>
+              <w:instrText xml:space="preserve"> DOCPROPERTY cmsDocNumber </w:instrText>
+            </w:r>
+            <w:r>
+              <w:rPr>
+                <w:sz w:val="18"/>
+                <w:szCs w:val="18"/>
+              </w:rPr>
+              <w:fldChar w:fldCharType="separate"/>
+            </w:r>
+            <w:r>
+              <w:rPr>
+                <w:sz w:val="18"/>
+                <w:szCs w:val="18"/>
+              </w:rPr>
+              <w:t>4466</w:t>
+            </w:r>
+            <w:r>
+              <w:rPr>
+                <w:sz w:val="18"/>
+                <w:szCs w:val="18"/>
+              </w:rPr>
+              <w:fldChar w:fldCharType="end"/>
+            </w:r>
+            <w:r>
+              <w:rPr>
+                <w:sz w:val="18"/>
+                <w:szCs w:val="18"/>
+              </w:rPr>
+              <w:t xml:space="preserve">    Ver#   </w:t>
+            </w:r>
+            <w:r>
+              <w:rPr>
+                <w:sz w:val="18"/>
+                <w:szCs w:val="18"/>
+              </w:rPr>
+              <w:fldChar w:fldCharType="begin"/>
+            </w:r>
+            <w:r>
+              <w:rPr>
+                <w:sz w:val="18"/>
+                <w:szCs w:val="18"/>
+              </w:rPr>
+              <w:instrText xml:space="preserve"> DOCPROPERTY cmsRevision </w:instrText>
+            </w:r>
+            <w:r>
+              <w:rPr>
+                <w:sz w:val="18"/>
+                <w:szCs w:val="18"/>
+              </w:rPr>
+              <w:fldChar w:fldCharType="separate"/>
+            </w:r>
+            <w:r>
+              <w:rPr>
+                <w:sz w:val="18"/>
+                <w:szCs w:val="18"/>
+              </w:rPr>
+              <w:t>1.1</w:t>
+            </w:r>
+            <w:r>
+              <w:rPr>
+                <w:sz w:val="18"/>
+                <w:szCs w:val="18"/>
+              </w:rPr>
+              <w:fldChar w:fldCharType="end"/>
+            </w:r>
+            <w:r>
+              <w:rPr>
+                <w:sz w:val="18"/>
+                <w:szCs w:val="18"/>
+              </w:rPr>
+              <w:tab/>
+              <w:t xml:space="preserve">Next Review: </w:t>
+            </w:r>
+            <w:r>
+              <w:rPr>
+                <w:sz w:val="18"/>
+                <w:szCs w:val="18"/>
+              </w:rPr>
+              <w:fldChar w:fldCharType="begin"/>
+            </w:r>
+            <w:r>
+              <w:rPr>
+                <w:sz w:val="18"/>
+                <w:szCs w:val="18"/>
+              </w:rPr>
+              <w:instrText xml:space="preserve"> DOCPROPERTY cmsNextReviewDate </w:instrText>
+            </w:r>
+            <w:r>
+              <w:rPr>
+                <w:sz w:val="18"/>
+                <w:szCs w:val="18"/>
+              </w:rPr>
+              <w:fldChar w:fldCharType="separate"/>
+            </w:r>
+            <w:r>
+              <w:rPr>
+                <w:sz w:val="18"/>
+                <w:szCs w:val="18"/>
+              </w:rPr>
+              <w:t>13-08-2027</w:t>
+            </w:r>
+            <w:r>
+              <w:rPr>
+                <w:sz w:val="18"/>
+                <w:szCs w:val="18"/>
+              </w:rPr>
+              <w:fldChar w:fldCharType="end"/>
+            </w:r>
+          </w:sdtContent>
+        </w:sdt>
+      </w:sdtContent>
+    </w:sdt>
   </w:p>
 </w:ftr>
 </file>
@@ -2133,316 +7209,8 @@
 <w:ftr xmlns:wpc="http://schemas.microsoft.com/office/word/2010/wordprocessingCanvas" xmlns:cx="http://schemas.microsoft.com/office/drawing/2014/chartex" xmlns:cx1="http://schemas.microsoft.com/office/drawing/2015/9/8/chartex" xmlns:mc="http://schemas.openxmlformats.org/markup-compatibility/2006" xmlns:o="urn:schemas-microsoft-com:office:office" xmlns:r="http://schemas.openxmlformats.org/officeDocument/2006/relationships" xmlns:m="http://schemas.openxmlformats.org/officeDocument/2006/math" xmlns:v="urn:schemas-microsoft-com:vml" xmlns:wp14="http://schemas.microsoft.com/office/word/2010/wordprocessingDrawing" xmlns:wp="http://schemas.openxmlformats.org/drawingml/2006/wordprocessingDrawing" xmlns:w10="urn:schemas-microsoft-com:office:word" xmlns:w="http://schemas.openxmlformats.org/wordprocessingml/2006/main" xmlns:w14="http://schemas.microsoft.com/office/word/2010/wordml" xmlns:w15="http://schemas.microsoft.com/office/word/2012/wordml" xmlns:w16se="http://schemas.microsoft.com/office/word/2015/wordml/symex" xmlns:wpg="http://schemas.microsoft.com/office/word/2010/wordprocessingGroup" xmlns:wpi="http://schemas.microsoft.com/office/word/2010/wordprocessingInk" xmlns:wne="http://schemas.microsoft.com/office/word/2006/wordml" xmlns:wps="http://schemas.microsoft.com/office/word/2010/wordprocessingShape" mc:Ignorable="w14 w15 w16se wp14">
   <w:p>
     <w:pPr>
-      <w:pBdr>
-        <w:top w:val="single" w:sz="6" w:space="4" w:color="2F60B4"/>
-      </w:pBdr>
-      <w:spacing w:after="20"/>
+      <w:pStyle w:val="Footer"/>
     </w:pPr>
-  </w:p>
-  <w:p>
-    <w:pPr>
-      <w:jc w:val="center"/>
-    </w:pPr>
-    <w:r>
-      <w:rPr>
-        <w:b/>
-        <w:bCs/>
-        <w:color w:val="606060"/>
-        <w:sz w:val="14"/>
-        <w:szCs w:val="14"/>
-      </w:rPr>
-      <w:t>Meridian Vocational College</w:t>
-    </w:r>
-    <w:r>
-      <w:rPr>
-        <w:color w:val="606060"/>
-        <w:sz w:val="14"/>
-        <w:szCs w:val="14"/>
-      </w:rPr>
-      <w:t xml:space="preserve">      ·      Doc #: [doc#]      ·      Revision: 1.0</w:t>
-    </w:r>
-  </w:p>
-  <w:p>
-    <w:pPr>
-      <w:jc w:val="center"/>
-    </w:pPr>
-    <w:r>
-      <w:rPr>
-        <w:color w:val="606060"/>
-        <w:sz w:val="14"/>
-        <w:szCs w:val="14"/>
-      </w:rPr>
-      <w:t xml:space="preserve">RTO 45039     ·     CRICOS 03551M     ·     Revision Date: [date]     ·     Next Review: [date+2yr]     ·     Page </w:t>
-    </w:r>
-    <w:r>
-      <w:rPr>
-        <w:b/>
-        <w:bCs/>
-        <w:color w:val="606060"/>
-        <w:sz w:val="14"/>
-        <w:szCs w:val="14"/>
-      </w:rPr>
-      <w:fldChar w:fldCharType="begin"/>
-    </w:r>
-    <w:r>
-      <w:rPr>
-        <w:b/>
-        <w:bCs/>
-        <w:color w:val="606060"/>
-        <w:sz w:val="14"/>
-        <w:szCs w:val="14"/>
-      </w:rPr>
-      <w:instrText>PAGE</w:instrText>
-    </w:r>
-    <w:r>
-      <w:rPr>
-        <w:b/>
-        <w:bCs/>
-        <w:color w:val="606060"/>
-        <w:sz w:val="14"/>
-        <w:szCs w:val="14"/>
-      </w:rPr>
-      <w:fldChar w:fldCharType="separate"/>
-    </w:r>
-    <w:r>
-      <w:rPr>
-        <w:b/>
-        <w:bCs/>
-        <w:noProof/>
-        <w:color w:val="606060"/>
-        <w:sz w:val="14"/>
-        <w:szCs w:val="14"/>
-      </w:rPr>
-      <w:t>3</w:t>
-    </w:r>
-    <w:r>
-      <w:rPr>
-        <w:b/>
-        <w:bCs/>
-        <w:color w:val="606060"/>
-        <w:sz w:val="14"/>
-        <w:szCs w:val="14"/>
-      </w:rPr>
-      <w:fldChar w:fldCharType="end"/>
-    </w:r>
-    <w:r>
-      <w:rPr>
-        <w:color w:val="606060"/>
-        <w:sz w:val="14"/>
-        <w:szCs w:val="14"/>
-      </w:rPr>
-      <w:t xml:space="preserve"> of </w:t>
-    </w:r>
-    <w:r>
-      <w:rPr>
-        <w:b/>
-        <w:bCs/>
-        <w:color w:val="606060"/>
-        <w:sz w:val="14"/>
-        <w:szCs w:val="14"/>
-      </w:rPr>
-      <w:fldChar w:fldCharType="begin"/>
-    </w:r>
-    <w:r>
-      <w:rPr>
-        <w:b/>
-        <w:bCs/>
-        <w:color w:val="606060"/>
-        <w:sz w:val="14"/>
-        <w:szCs w:val="14"/>
-      </w:rPr>
-      <w:instrText>NUMPAGES</w:instrText>
-    </w:r>
-    <w:r>
-      <w:rPr>
-        <w:b/>
-        <w:bCs/>
-        <w:color w:val="606060"/>
-        <w:sz w:val="14"/>
-        <w:szCs w:val="14"/>
-      </w:rPr>
-      <w:fldChar w:fldCharType="separate"/>
-    </w:r>
-    <w:r>
-      <w:rPr>
-        <w:b/>
-        <w:bCs/>
-        <w:noProof/>
-        <w:color w:val="606060"/>
-        <w:sz w:val="14"/>
-        <w:szCs w:val="14"/>
-      </w:rPr>
-      <w:t>3</w:t>
-    </w:r>
-    <w:r>
-      <w:rPr>
-        <w:b/>
-        <w:bCs/>
-        <w:color w:val="606060"/>
-        <w:sz w:val="14"/>
-        <w:szCs w:val="14"/>
-      </w:rPr>
-      <w:fldChar w:fldCharType="end"/>
-    </w:r>
-  </w:p>
-</w:ftr>
-</file>
-
-<file path=word/footer4.xml><?xml version="1.0" encoding="utf-8"?>
-<w:ftr xmlns:wpc="http://schemas.microsoft.com/office/word/2010/wordprocessingCanvas" xmlns:cx="http://schemas.microsoft.com/office/drawing/2014/chartex" xmlns:cx1="http://schemas.microsoft.com/office/drawing/2015/9/8/chartex" xmlns:mc="http://schemas.openxmlformats.org/markup-compatibility/2006" xmlns:o="urn:schemas-microsoft-com:office:office" xmlns:r="http://schemas.openxmlformats.org/officeDocument/2006/relationships" xmlns:m="http://schemas.openxmlformats.org/officeDocument/2006/math" xmlns:v="urn:schemas-microsoft-com:vml" xmlns:wp14="http://schemas.microsoft.com/office/word/2010/wordprocessingDrawing" xmlns:wp="http://schemas.openxmlformats.org/drawingml/2006/wordprocessingDrawing" xmlns:w10="urn:schemas-microsoft-com:office:word" xmlns:w="http://schemas.openxmlformats.org/wordprocessingml/2006/main" xmlns:w14="http://schemas.microsoft.com/office/word/2010/wordml" xmlns:w15="http://schemas.microsoft.com/office/word/2012/wordml" xmlns:w16se="http://schemas.microsoft.com/office/word/2015/wordml/symex" xmlns:wpg="http://schemas.microsoft.com/office/word/2010/wordprocessingGroup" xmlns:wpi="http://schemas.microsoft.com/office/word/2010/wordprocessingInk" xmlns:wne="http://schemas.microsoft.com/office/word/2006/wordml" xmlns:wps="http://schemas.microsoft.com/office/word/2010/wordprocessingShape" mc:Ignorable="w14 w15 w16se wp14">
-  <w:p>
-    <w:pPr>
-      <w:pBdr>
-        <w:top w:val="single" w:sz="6" w:space="4" w:color="2F60B4"/>
-      </w:pBdr>
-      <w:spacing w:after="20"/>
-    </w:pPr>
-  </w:p>
-  <w:p>
-    <w:pPr>
-      <w:jc w:val="center"/>
-    </w:pPr>
-    <w:r>
-      <w:rPr>
-        <w:b/>
-        <w:bCs/>
-        <w:color w:val="606060"/>
-        <w:sz w:val="14"/>
-        <w:szCs w:val="14"/>
-      </w:rPr>
-      <w:t>Meridian Vocational College</w:t>
-    </w:r>
-    <w:r>
-      <w:rPr>
-        <w:color w:val="606060"/>
-        <w:sz w:val="14"/>
-        <w:szCs w:val="14"/>
-      </w:rPr>
-      <w:t xml:space="preserve">      ·      Doc #: [doc#]      ·      Revision: 1.0</w:t>
-    </w:r>
-  </w:p>
-  <w:p>
-    <w:pPr>
-      <w:jc w:val="center"/>
-    </w:pPr>
-    <w:r>
-      <w:rPr>
-        <w:color w:val="606060"/>
-        <w:sz w:val="14"/>
-        <w:szCs w:val="14"/>
-      </w:rPr>
-      <w:t xml:space="preserve">RTO 45039     ·     CRICOS 03551M     ·     Revision Date: [date]     ·     Next Review: [date+2yr]     ·     Page </w:t>
-    </w:r>
-    <w:r>
-      <w:rPr>
-        <w:b/>
-        <w:bCs/>
-        <w:color w:val="606060"/>
-        <w:sz w:val="14"/>
-        <w:szCs w:val="14"/>
-      </w:rPr>
-      <w:fldChar w:fldCharType="begin"/>
-    </w:r>
-    <w:r>
-      <w:rPr>
-        <w:b/>
-        <w:bCs/>
-        <w:color w:val="606060"/>
-        <w:sz w:val="14"/>
-        <w:szCs w:val="14"/>
-      </w:rPr>
-      <w:instrText>PAGE</w:instrText>
-    </w:r>
-    <w:r>
-      <w:rPr>
-        <w:b/>
-        <w:bCs/>
-        <w:color w:val="606060"/>
-        <w:sz w:val="14"/>
-        <w:szCs w:val="14"/>
-      </w:rPr>
-      <w:fldChar w:fldCharType="separate"/>
-    </w:r>
-    <w:r>
-      <w:rPr>
-        <w:b/>
-        <w:bCs/>
-        <w:noProof/>
-        <w:color w:val="606060"/>
-        <w:sz w:val="14"/>
-        <w:szCs w:val="14"/>
-      </w:rPr>
-      <w:t>4</w:t>
-    </w:r>
-    <w:r>
-      <w:rPr>
-        <w:b/>
-        <w:bCs/>
-        <w:color w:val="606060"/>
-        <w:sz w:val="14"/>
-        <w:szCs w:val="14"/>
-      </w:rPr>
-      <w:fldChar w:fldCharType="end"/>
-    </w:r>
-    <w:r>
-      <w:rPr>
-        <w:color w:val="606060"/>
-        <w:sz w:val="14"/>
-        <w:szCs w:val="14"/>
-      </w:rPr>
-      <w:t xml:space="preserve"> of </w:t>
-    </w:r>
-    <w:r>
-      <w:rPr>
-        <w:b/>
-        <w:bCs/>
-        <w:color w:val="606060"/>
-        <w:sz w:val="14"/>
-        <w:szCs w:val="14"/>
-      </w:rPr>
-      <w:fldChar w:fldCharType="begin"/>
-    </w:r>
-    <w:r>
-      <w:rPr>
-        <w:b/>
-        <w:bCs/>
-        <w:color w:val="606060"/>
-        <w:sz w:val="14"/>
-        <w:szCs w:val="14"/>
-      </w:rPr>
-      <w:instrText>NUMPAGES</w:instrText>
-    </w:r>
-    <w:r>
-      <w:rPr>
-        <w:b/>
-        <w:bCs/>
-        <w:color w:val="606060"/>
-        <w:sz w:val="14"/>
-        <w:szCs w:val="14"/>
-      </w:rPr>
-      <w:fldChar w:fldCharType="separate"/>
-    </w:r>
-    <w:r>
-      <w:rPr>
-        <w:b/>
-        <w:bCs/>
-        <w:noProof/>
-        <w:color w:val="606060"/>
-        <w:sz w:val="14"/>
-        <w:szCs w:val="14"/>
-      </w:rPr>
-      <w:t>4</w:t>
-    </w:r>
-    <w:r>
-      <w:rPr>
-        <w:b/>
-        <w:bCs/>
-        <w:color w:val="606060"/>
-        <w:sz w:val="14"/>
-        <w:szCs w:val="14"/>
-      </w:rPr>
-      <w:fldChar w:fldCharType="end"/>
-    </w:r>
   </w:p>
 </w:ftr>
 </file>
@@ -2470,58 +7238,7 @@
 <w:hdr xmlns:wpc="http://schemas.microsoft.com/office/word/2010/wordprocessingCanvas" xmlns:cx="http://schemas.microsoft.com/office/drawing/2014/chartex" xmlns:cx1="http://schemas.microsoft.com/office/drawing/2015/9/8/chartex" xmlns:mc="http://schemas.openxmlformats.org/markup-compatibility/2006" xmlns:o="urn:schemas-microsoft-com:office:office" xmlns:r="http://schemas.openxmlformats.org/officeDocument/2006/relationships" xmlns:m="http://schemas.openxmlformats.org/officeDocument/2006/math" xmlns:v="urn:schemas-microsoft-com:vml" xmlns:wp14="http://schemas.microsoft.com/office/word/2010/wordprocessingDrawing" xmlns:wp="http://schemas.openxmlformats.org/drawingml/2006/wordprocessingDrawing" xmlns:w10="urn:schemas-microsoft-com:office:word" xmlns:w="http://schemas.openxmlformats.org/wordprocessingml/2006/main" xmlns:w14="http://schemas.microsoft.com/office/word/2010/wordml" xmlns:w15="http://schemas.microsoft.com/office/word/2012/wordml" xmlns:w16se="http://schemas.microsoft.com/office/word/2015/wordml/symex" xmlns:wpg="http://schemas.microsoft.com/office/word/2010/wordprocessingGroup" xmlns:wpi="http://schemas.microsoft.com/office/word/2010/wordprocessingInk" xmlns:wne="http://schemas.microsoft.com/office/word/2006/wordml" xmlns:wps="http://schemas.microsoft.com/office/word/2010/wordprocessingShape" mc:Ignorable="w14 w15 w16se wp14">
   <w:p>
     <w:pPr>
-      <w:spacing w:after="40"/>
-      <w:jc w:val="right"/>
-    </w:pPr>
-    <w:r>
-      <w:rPr>
-        <w:noProof/>
-      </w:rPr>
-      <w:drawing>
-        <wp:inline distT="0" distB="0" distL="0" distR="0">
-          <wp:extent cx="1428750" cy="600075"/>
-          <wp:effectExtent l="0" t="0" r="0" b="0"/>
-          <wp:docPr id="1" name="Picture 1"/>
-          <wp:cNvGraphicFramePr>
-            <a:graphicFrameLocks xmlns:a="http://schemas.openxmlformats.org/drawingml/2006/main" noChangeAspect="1"/>
-          </wp:cNvGraphicFramePr>
-          <a:graphic xmlns:a="http://schemas.openxmlformats.org/drawingml/2006/main">
-            <a:graphicData uri="http://schemas.openxmlformats.org/drawingml/2006/picture">
-              <pic:pic xmlns:pic="http://schemas.openxmlformats.org/drawingml/2006/picture">
-                <pic:nvPicPr>
-                  <pic:cNvPr id="0" name=""/>
-                  <pic:cNvPicPr>
-                    <a:picLocks noChangeAspect="1" noChangeArrowheads="1"/>
-                  </pic:cNvPicPr>
-                </pic:nvPicPr>
-                <pic:blipFill>
-                  <a:blip r:embed="rId1"/>
-                  <a:srcRect/>
-                  <a:stretch>
-                    <a:fillRect/>
-                  </a:stretch>
-                </pic:blipFill>
-                <pic:spPr bwMode="auto">
-                  <a:xfrm>
-                    <a:off x="0" y="0"/>
-                    <a:ext cx="1428750" cy="600075"/>
-                  </a:xfrm>
-                  <a:prstGeom prst="rect">
-                    <a:avLst/>
-                  </a:prstGeom>
-                </pic:spPr>
-              </pic:pic>
-            </a:graphicData>
-          </a:graphic>
-        </wp:inline>
-      </w:drawing>
-    </w:r>
-  </w:p>
-  <w:p>
-    <w:pPr>
-      <w:pBdr>
-        <w:bottom w:val="single" w:sz="12" w:space="1" w:color="2F60B4"/>
-      </w:pBdr>
+      <w:pStyle w:val="Header"/>
     </w:pPr>
   </w:p>
 </w:hdr>
@@ -2531,59 +7248,117 @@
 <w:hdr xmlns:wpc="http://schemas.microsoft.com/office/word/2010/wordprocessingCanvas" xmlns:cx="http://schemas.microsoft.com/office/drawing/2014/chartex" xmlns:cx1="http://schemas.microsoft.com/office/drawing/2015/9/8/chartex" xmlns:mc="http://schemas.openxmlformats.org/markup-compatibility/2006" xmlns:o="urn:schemas-microsoft-com:office:office" xmlns:r="http://schemas.openxmlformats.org/officeDocument/2006/relationships" xmlns:m="http://schemas.openxmlformats.org/officeDocument/2006/math" xmlns:v="urn:schemas-microsoft-com:vml" xmlns:wp14="http://schemas.microsoft.com/office/word/2010/wordprocessingDrawing" xmlns:wp="http://schemas.openxmlformats.org/drawingml/2006/wordprocessingDrawing" xmlns:w10="urn:schemas-microsoft-com:office:word" xmlns:w="http://schemas.openxmlformats.org/wordprocessingml/2006/main" xmlns:w14="http://schemas.microsoft.com/office/word/2010/wordml" xmlns:w15="http://schemas.microsoft.com/office/word/2012/wordml" xmlns:w16se="http://schemas.microsoft.com/office/word/2015/wordml/symex" xmlns:wpg="http://schemas.microsoft.com/office/word/2010/wordprocessingGroup" xmlns:wpi="http://schemas.microsoft.com/office/word/2010/wordprocessingInk" xmlns:wne="http://schemas.microsoft.com/office/word/2006/wordml" xmlns:wps="http://schemas.microsoft.com/office/word/2010/wordprocessingShape" mc:Ignorable="w14 w15 w16se wp14">
   <w:p>
     <w:pPr>
-      <w:spacing w:after="40"/>
-      <w:jc w:val="right"/>
+      <w:pStyle w:val="Header"/>
     </w:pPr>
     <w:r>
       <w:rPr>
         <w:noProof/>
       </w:rPr>
-      <w:drawing>
-        <wp:inline distT="0" distB="0" distL="0" distR="0">
-          <wp:extent cx="1428750" cy="600075"/>
-          <wp:effectExtent l="0" t="0" r="0" b="0"/>
-          <wp:docPr id="3" name="Picture 3"/>
-          <wp:cNvGraphicFramePr>
-            <a:graphicFrameLocks xmlns:a="http://schemas.openxmlformats.org/drawingml/2006/main" noChangeAspect="1"/>
-          </wp:cNvGraphicFramePr>
-          <a:graphic xmlns:a="http://schemas.openxmlformats.org/drawingml/2006/main">
-            <a:graphicData uri="http://schemas.openxmlformats.org/drawingml/2006/picture">
-              <pic:pic xmlns:pic="http://schemas.openxmlformats.org/drawingml/2006/picture">
-                <pic:nvPicPr>
-                  <pic:cNvPr id="0" name=""/>
-                  <pic:cNvPicPr>
-                    <a:picLocks noChangeAspect="1" noChangeArrowheads="1"/>
-                  </pic:cNvPicPr>
-                </pic:nvPicPr>
-                <pic:blipFill>
-                  <a:blip r:embed="rId1"/>
-                  <a:srcRect/>
-                  <a:stretch>
-                    <a:fillRect/>
-                  </a:stretch>
-                </pic:blipFill>
-                <pic:spPr bwMode="auto">
-                  <a:xfrm>
-                    <a:off x="0" y="0"/>
-                    <a:ext cx="1428750" cy="600075"/>
-                  </a:xfrm>
-                  <a:prstGeom prst="rect">
-                    <a:avLst/>
-                  </a:prstGeom>
-                </pic:spPr>
-              </pic:pic>
-            </a:graphicData>
-          </a:graphic>
-        </wp:inline>
-      </w:drawing>
+      <mc:AlternateContent>
+        <mc:Choice Requires="wps">
+          <w:drawing>
+            <wp:anchor distT="0" distB="0" distL="114300" distR="114300" simplePos="0" relativeHeight="251659264" behindDoc="1" locked="0" layoutInCell="1" allowOverlap="1" wp14:anchorId="3CD51993" wp14:editId="5642ED2D">
+              <wp:simplePos x="0" y="0"/>
+              <wp:positionH relativeFrom="column">
+                <wp:posOffset>-660400</wp:posOffset>
+              </wp:positionH>
+              <wp:positionV relativeFrom="paragraph">
+                <wp:posOffset>-195580</wp:posOffset>
+              </wp:positionV>
+              <wp:extent cx="1511300" cy="635000"/>
+              <wp:effectExtent l="0" t="0" r="0" b="0"/>
+              <wp:wrapNone/>
+              <wp:docPr id="1" name="nclogo06_07" descr="C:\Users\RTOADM\AppData\Local\NovaCore\Cache\logo0000C6661C47"/>
+              <wp:cNvGraphicFramePr>
+                <a:graphicFrameLocks xmlns:a="http://schemas.openxmlformats.org/drawingml/2006/main"/>
+              </wp:cNvGraphicFramePr>
+              <a:graphic xmlns:a="http://schemas.openxmlformats.org/drawingml/2006/main">
+                <a:graphicData uri="http://schemas.microsoft.com/office/word/2010/wordprocessingShape">
+                  <wps:wsp>
+                    <wps:cNvSpPr>
+                      <a:spLocks noChangeArrowheads="1"/>
+                    </wps:cNvSpPr>
+                    <wps:spPr bwMode="auto">
+                      <a:xfrm>
+                        <a:off x="0" y="0"/>
+                        <a:ext cx="1511300" cy="635000"/>
+                      </a:xfrm>
+                      <a:prstGeom prst="rect">
+                        <a:avLst/>
+                      </a:prstGeom>
+                      <a:blipFill dpi="0" rotWithShape="0">
+                        <a:blip r:embed="rId1"/>
+                        <a:srcRect/>
+                        <a:stretch>
+                          <a:fillRect/>
+                        </a:stretch>
+                      </a:blipFill>
+                      <a:ln>
+                        <a:noFill/>
+                      </a:ln>
+                      <a:extLst>
+                        <a:ext uri="{91240B29-F687-4F45-9708-019B960494DF}">
+                          <a14:hiddenLine xmlns:a14="http://schemas.microsoft.com/office/drawing/2010/main" w="9525">
+                            <a:solidFill>
+                              <a:srgbClr val="000000"/>
+                            </a:solidFill>
+                            <a:miter lim="800000"/>
+                            <a:headEnd/>
+                            <a:tailEnd/>
+                          </a14:hiddenLine>
+                        </a:ext>
+                      </a:extLst>
+                    </wps:spPr>
+                    <wps:txbx>
+                      <w:txbxContent>
+                        <w:p>
+                          <w:pPr>
+                            <w:rPr>
+                              <w:color w:val="808080" w:themeColor="background1" w:themeShade="80"/>
+                              <w:sz w:val="12"/>
+                              <w:szCs w:val="12"/>
+                            </w:rPr>
+                          </w:pPr>
+                        </w:p>
+                      </w:txbxContent>
+                    </wps:txbx>
+                    <wps:bodyPr rot="0" vert="horz" wrap="square" lIns="91440" tIns="45720" rIns="91440" bIns="45720" anchor="t" anchorCtr="0" upright="1">
+                      <a:noAutofit/>
+                    </wps:bodyPr>
+                  </wps:wsp>
+                </a:graphicData>
+              </a:graphic>
+              <wp14:sizeRelH relativeFrom="page">
+                <wp14:pctWidth>0</wp14:pctWidth>
+              </wp14:sizeRelH>
+              <wp14:sizeRelV relativeFrom="page">
+                <wp14:pctHeight>0</wp14:pctHeight>
+              </wp14:sizeRelV>
+            </wp:anchor>
+          </w:drawing>
+        </mc:Choice>
+        <mc:Fallback>
+          <w:pict>
+            <v:rect w14:anchorId="3CD51993" id="nclogo06_07" o:spid="_x0000_s1026" style="position:absolute;margin-left:-52pt;margin-top:-15.4pt;width:119pt;height:50pt;z-index:-251657216;visibility:visible;mso-wrap-style:square;mso-width-percent:0;mso-height-percent:0;mso-wrap-distance-left:9pt;mso-wrap-distance-top:0;mso-wrap-distance-right:9pt;mso-wrap-distance-bottom:0;mso-position-horizontal:absolute;mso-position-horizontal-relative:text;mso-position-vertical:absolute;mso-position-vertical-relative:text;mso-width-percent:0;mso-height-percent:0;mso-width-relative:page;mso-height-relative:page;v-text-anchor:top" o:gfxdata="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" stroked="f">
+              <v:fill r:id="rId2" o:title="logo0000C6661C47" recolor="t" type="frame"/>
+              <v:textbox>
+                <w:txbxContent>
+                  <w:p>
+                    <w:pPr>
+                      <w:rPr>
+                        <w:color w:val="808080" w:themeColor="background1" w:themeShade="80"/>
+                        <w:sz w:val="12"/>
+                        <w:szCs w:val="12"/>
+                      </w:rPr>
+                    </w:pPr>
+                  </w:p>
+                </w:txbxContent>
+              </v:textbox>
+            </v:rect>
+          </w:pict>
+        </mc:Fallback>
+      </mc:AlternateContent>
     </w:r>
-  </w:p>
-  <w:p>
-    <w:pPr>
-      <w:pBdr>
-        <w:bottom w:val="single" w:sz="12" w:space="1" w:color="2F60B4"/>
-      </w:pBdr>
-    </w:pPr>
   </w:p>
 </w:hdr>
 </file>
@@ -2592,119 +7367,7 @@
 <w:hdr xmlns:wpc="http://schemas.microsoft.com/office/word/2010/wordprocessingCanvas" xmlns:cx="http://schemas.microsoft.com/office/drawing/2014/chartex" xmlns:cx1="http://schemas.microsoft.com/office/drawing/2015/9/8/chartex" xmlns:mc="http://schemas.openxmlformats.org/markup-compatibility/2006" xmlns:o="urn:schemas-microsoft-com:office:office" xmlns:r="http://schemas.openxmlformats.org/officeDocument/2006/relationships" xmlns:m="http://schemas.openxmlformats.org/officeDocument/2006/math" xmlns:v="urn:schemas-microsoft-com:vml" xmlns:wp14="http://schemas.microsoft.com/office/word/2010/wordprocessingDrawing" xmlns:wp="http://schemas.openxmlformats.org/drawingml/2006/wordprocessingDrawing" xmlns:w10="urn:schemas-microsoft-com:office:word" xmlns:w="http://schemas.openxmlformats.org/wordprocessingml/2006/main" xmlns:w14="http://schemas.microsoft.com/office/word/2010/wordml" xmlns:w15="http://schemas.microsoft.com/office/word/2012/wordml" xmlns:w16se="http://schemas.microsoft.com/office/word/2015/wordml/symex" xmlns:wpg="http://schemas.microsoft.com/office/word/2010/wordprocessingGroup" xmlns:wpi="http://schemas.microsoft.com/office/word/2010/wordprocessingInk" xmlns:wne="http://schemas.microsoft.com/office/word/2006/wordml" xmlns:wps="http://schemas.microsoft.com/office/word/2010/wordprocessingShape" mc:Ignorable="w14 w15 w16se wp14">
   <w:p>
     <w:pPr>
-      <w:spacing w:after="40"/>
-      <w:jc w:val="right"/>
-    </w:pPr>
-    <w:r>
-      <w:rPr>
-        <w:noProof/>
-      </w:rPr>
-      <w:drawing>
-        <wp:inline distT="0" distB="0" distL="0" distR="0">
-          <wp:extent cx="1428750" cy="600075"/>
-          <wp:effectExtent l="0" t="0" r="0" b="0"/>
-          <wp:docPr id="4" name="Picture 4"/>
-          <wp:cNvGraphicFramePr>
-            <a:graphicFrameLocks xmlns:a="http://schemas.openxmlformats.org/drawingml/2006/main" noChangeAspect="1"/>
-          </wp:cNvGraphicFramePr>
-          <a:graphic xmlns:a="http://schemas.openxmlformats.org/drawingml/2006/main">
-            <a:graphicData uri="http://schemas.openxmlformats.org/drawingml/2006/picture">
-              <pic:pic xmlns:pic="http://schemas.openxmlformats.org/drawingml/2006/picture">
-                <pic:nvPicPr>
-                  <pic:cNvPr id="0" name=""/>
-                  <pic:cNvPicPr>
-                    <a:picLocks noChangeAspect="1" noChangeArrowheads="1"/>
-                  </pic:cNvPicPr>
-                </pic:nvPicPr>
-                <pic:blipFill>
-                  <a:blip r:embed="rId1"/>
-                  <a:srcRect/>
-                  <a:stretch>
-                    <a:fillRect/>
-                  </a:stretch>
-                </pic:blipFill>
-                <pic:spPr bwMode="auto">
-                  <a:xfrm>
-                    <a:off x="0" y="0"/>
-                    <a:ext cx="1428750" cy="600075"/>
-                  </a:xfrm>
-                  <a:prstGeom prst="rect">
-                    <a:avLst/>
-                  </a:prstGeom>
-                </pic:spPr>
-              </pic:pic>
-            </a:graphicData>
-          </a:graphic>
-        </wp:inline>
-      </w:drawing>
-    </w:r>
-  </w:p>
-  <w:p>
-    <w:pPr>
-      <w:pBdr>
-        <w:bottom w:val="single" w:sz="12" w:space="1" w:color="2F60B4"/>
-      </w:pBdr>
-    </w:pPr>
-  </w:p>
-</w:hdr>
-</file>
-
-<file path=word/header4.xml><?xml version="1.0" encoding="utf-8"?>
-<w:hdr xmlns:wpc="http://schemas.microsoft.com/office/word/2010/wordprocessingCanvas" xmlns:cx="http://schemas.microsoft.com/office/drawing/2014/chartex" xmlns:cx1="http://schemas.microsoft.com/office/drawing/2015/9/8/chartex" xmlns:mc="http://schemas.openxmlformats.org/markup-compatibility/2006" xmlns:o="urn:schemas-microsoft-com:office:office" xmlns:r="http://schemas.openxmlformats.org/officeDocument/2006/relationships" xmlns:m="http://schemas.openxmlformats.org/officeDocument/2006/math" xmlns:v="urn:schemas-microsoft-com:vml" xmlns:wp14="http://schemas.microsoft.com/office/word/2010/wordprocessingDrawing" xmlns:wp="http://schemas.openxmlformats.org/drawingml/2006/wordprocessingDrawing" xmlns:w10="urn:schemas-microsoft-com:office:word" xmlns:w="http://schemas.openxmlformats.org/wordprocessingml/2006/main" xmlns:w14="http://schemas.microsoft.com/office/word/2010/wordml" xmlns:w15="http://schemas.microsoft.com/office/word/2012/wordml" xmlns:w16se="http://schemas.microsoft.com/office/word/2015/wordml/symex" xmlns:wpg="http://schemas.microsoft.com/office/word/2010/wordprocessingGroup" xmlns:wpi="http://schemas.microsoft.com/office/word/2010/wordprocessingInk" xmlns:wne="http://schemas.microsoft.com/office/word/2006/wordml" xmlns:wps="http://schemas.microsoft.com/office/word/2010/wordprocessingShape" mc:Ignorable="w14 w15 w16se wp14">
-  <w:p>
-    <w:pPr>
-      <w:spacing w:after="40"/>
-      <w:jc w:val="right"/>
-    </w:pPr>
-    <w:r>
-      <w:rPr>
-        <w:noProof/>
-      </w:rPr>
-      <w:drawing>
-        <wp:inline distT="0" distB="0" distL="0" distR="0">
-          <wp:extent cx="1428750" cy="600075"/>
-          <wp:effectExtent l="0" t="0" r="0" b="0"/>
-          <wp:docPr id="5" name="Picture 5"/>
-          <wp:cNvGraphicFramePr>
-            <a:graphicFrameLocks xmlns:a="http://schemas.openxmlformats.org/drawingml/2006/main" noChangeAspect="1"/>
-          </wp:cNvGraphicFramePr>
-          <a:graphic xmlns:a="http://schemas.openxmlformats.org/drawingml/2006/main">
-            <a:graphicData uri="http://schemas.openxmlformats.org/drawingml/2006/picture">
-              <pic:pic xmlns:pic="http://schemas.openxmlformats.org/drawingml/2006/picture">
-                <pic:nvPicPr>
-                  <pic:cNvPr id="0" name=""/>
-                  <pic:cNvPicPr>
-                    <a:picLocks noChangeAspect="1" noChangeArrowheads="1"/>
-                  </pic:cNvPicPr>
-                </pic:nvPicPr>
-                <pic:blipFill>
-                  <a:blip r:embed="rId1"/>
-                  <a:srcRect/>
-                  <a:stretch>
-                    <a:fillRect/>
-                  </a:stretch>
-                </pic:blipFill>
-                <pic:spPr bwMode="auto">
-                  <a:xfrm>
-                    <a:off x="0" y="0"/>
-                    <a:ext cx="1428750" cy="600075"/>
-                  </a:xfrm>
-                  <a:prstGeom prst="rect">
-                    <a:avLst/>
-                  </a:prstGeom>
-                </pic:spPr>
-              </pic:pic>
-            </a:graphicData>
-          </a:graphic>
-        </wp:inline>
-      </w:drawing>
-    </w:r>
-  </w:p>
-  <w:p>
-    <w:pPr>
-      <w:pBdr>
-        <w:bottom w:val="single" w:sz="12" w:space="1" w:color="2F60B4"/>
-      </w:pBdr>
+      <w:pStyle w:val="Header"/>
     </w:pPr>
   </w:p>
 </w:hdr>
@@ -3439,6 +8102,48 @@
       <w:szCs w:val="20"/>
     </w:rPr>
   </w:style>
+  <w:style w:type="paragraph" w:styleId="Header">
+    <w:name w:val="header"/>
+    <w:basedOn w:val="Normal"/>
+    <w:link w:val="HeaderChar"/>
+    <w:uiPriority w:val="99"/>
+    <w:unhideWhenUsed/>
+    <w:rsid w:val="004F1531"/>
+    <w:pPr>
+      <w:tabs>
+        <w:tab w:val="center" w:pos="4513"/>
+        <w:tab w:val="right" w:pos="9026"/>
+      </w:tabs>
+    </w:pPr>
+  </w:style>
+  <w:style w:type="character" w:customStyle="1" w:styleId="HeaderChar">
+    <w:name w:val="Header Char"/>
+    <w:basedOn w:val="DefaultParagraphFont"/>
+    <w:link w:val="Header"/>
+    <w:uiPriority w:val="99"/>
+    <w:rsid w:val="004F1531"/>
+  </w:style>
+  <w:style w:type="paragraph" w:styleId="Footer">
+    <w:name w:val="footer"/>
+    <w:basedOn w:val="Normal"/>
+    <w:link w:val="FooterChar"/>
+    <w:uiPriority w:val="99"/>
+    <w:unhideWhenUsed/>
+    <w:rsid w:val="004F1531"/>
+    <w:pPr>
+      <w:tabs>
+        <w:tab w:val="center" w:pos="4513"/>
+        <w:tab w:val="right" w:pos="9026"/>
+      </w:tabs>
+    </w:pPr>
+  </w:style>
+  <w:style w:type="character" w:customStyle="1" w:styleId="FooterChar">
+    <w:name w:val="Footer Char"/>
+    <w:basedOn w:val="DefaultParagraphFont"/>
+    <w:link w:val="Footer"/>
+    <w:uiPriority w:val="99"/>
+    <w:rsid w:val="004F1531"/>
+  </w:style>
 </w:styles>
 </file>
 
